--- a/books/theological-essays/downloads/theological-essays.docx
+++ b/books/theological-essays/downloads/theological-essays.docx
@@ -1100,7 +1100,7 @@
         <w:rPr>
           <w:lang w:val="en-GB"/>
         </w:rPr>
-        <w:t xml:space="preserve">—we restore that distinctness which our Theology is said to have lost, we reconcile it with the comprehension which we are all in search of. So long as we are busy with our theories, notions, feelings about God—so long as these constitute our divinity——we must be vague, we must be exclusive. One deduces his conclusions from the Bible; one from the decrees of the Church; one from his individual consciousness. But the reader of the Bible confesses that it appeals to experience, and must in some way be tested by it: the greatest worshipper of the Church asks for a Bible to support its authority: the greatest believer in his own consciousness perceives that there must be some means of connecting it with the general conscience of mankind. Each denounces the other’s method; none is satisfied with his own. If Theology is regarded not as a collection of our theories about God; but as a declaration of His will and His acts towards us, will it not conform more to what we find in the Bible—will it not more meet all the experiences of individuals, all the experiences of our race? And to come directly to the point of the objection which I am considering, will it not better expound all the special articles which our own Church and the Christian Church generally, confesses? at least is my belief.</w:t>
+        <w:t xml:space="preserve">—we restore that distinctness which our Theology is said to have lost, we reconcile it with the comprehension which we are all in search of. So long as we are busy with our theories, notions, feelings about God—so long as these constitute our divinity——we must be vague, we must be exclusive. One deduces his conclusions from the Bible; one from the decrees of the Church; one from his individual consciousness. But the reader of the Bible confesses that it appeals to experience, and must in some way be tested by it: the greatest worshipper of the Church asks for a Bible to support its authority: the greatest believer in his own consciousness perceives that there must be some means of connecting it with the general conscience of mankind. Each denounces the other’s method; none is satisfied with his own. If Theology is regarded not as a collection of our theories about God; but as a declaration of His will and His acts towards us, will it not conform more to what we find in the Bible—will it not more meet all the experiences of individuals, all the experiences of our race? And to come directly to the point of the objection which I am considering, will it not better expound all the special articles which our own Church and the Christian Church generally, confesses? This at least is my belief.</w:t>
       </w:r>
     </w:p>
     <w:p>
@@ -1133,18 +1133,7 @@
         <w:rPr>
           <w:lang w:val="en-GB"/>
         </w:rPr>
-        <w:t xml:space="preserve">The articles of which I shall speak are precisely those which offend the Unitarian; in defending them I shall certainly appear a dogmatist to him, however little I may deserve that name from those who regard it as an honourable one. He either repudiates these articles absolutely, and considers that it is his calling to protest against them; or he repudiates them as distinct portions of a creed, holding that all the spiritual essence which may once have been in them, departs when they assume this character. I differ from those who take up the last position, quite as much as from those who maintain the first; but I have points, strong points, of sympathy with both, and I have profited by the teaching of both. I am not ashamed to say that the vehement denunciations of what they suppose to be the general faith of Christendom which I have heard from Unitarians,—denunciations of it as cruel, immoral, inconsistent with any full and honest acknowledgment of the Divine Unity, still more of the Divine Love,—have been eminently useful to me. I receive them as blessings from God, for which I ought to give Him continual thanks. I do not mean, because the hearing of these charges has set me upon refuting them;—that would be a very doubtful advantage (for what does one gain for life and practice, by taking up the profession of a theological special pleader?)—but because great portions of these charges have seemed to me well-founded; because I have been compelled to confess that the evidence for them was irresistible.</w:t>
-      </w:r>
-    </w:p>
-    <w:p>
-      <w:pPr>
-        <w:pStyle w:val="BodyText"/>
-      </w:pPr>
-      <w:r>
-        <w:rPr>
-          <w:lang w:val="en-GB"/>
-        </w:rPr>
-        <w:t xml:space="preserve">I have been driven more and more to the conclusion that that evidence does not refer to some secondary subordinate point,—which we may overlook, provided our greater and more personal interests are secured,—or to some point of which we may for the present know nothing, and be content to confess our ignorance; but that it concerns the grounds of our personal and of our social existence; that it does not touch those secret things which belong to the Lord, but the heart of that Revelation which He has made to us and our children. I owe it very much to these protests that I have learnt to say to myself:—</w:t>
+        <w:t xml:space="preserve">The articles of which I shall speak are precisely those which offend the Unitarian; in defending them I shall certainly appear a dogmatist to him, however little I may deserve that name from those who regard it as an honourable one. He either repudiates these articles absolutely, and considers that it is his calling to protest against them; or he repudiates them as distinct portions of a creed, holding that all the spiritual essence which may once have been in them, departs when they assume this character. I differ from those who take up the last position, quite as much as from those who maintain the first; but I have points, strong points, of sympathy with both, and I have profited by the teaching of both. I am not ashamed to say that the vehement denunciations of what they suppose to be the general faith of Christendom which I have heard from Unitarians,—denunciations of it as cruel, immoral, inconsistent with any full and honest acknowledgment of the Divine Unity, still more of the Divine Love,—have been eminently useful to me. I receive them as blessings from God, for which I ought to give Him continual thanks. I do not mean, because the hearing of these charges has set me upon refuting them;—that would be a very doubtful advantage (for what does one gain for life and practice, by taking up the profession of a theological special pleader?)—but because great portions of these charges have seemed to me well-founded; because I have been compelled to confess that the evidence for them was irresistible. And I have been driven more and more to the conclusion that that evidence does not refer to some secondary subordinate point,—which we may overlook, provided our greater and more personal interests are secured,—or to some point of which we may for the present know nothing, and be content to confess our ignorance; but that it concerns the grounds of our personal and of our social existence; that it does not touch those secret things which belong to the Lord, but the heart of that Revelation which He has made to us and our children. I owe it very much to these protests that I have learnt to say to myself:—</w:t>
       </w:r>
       <w:r>
         <w:rPr>
@@ -1423,7 +1412,7 @@
         <w:rPr>
           <w:lang w:val="en-GB"/>
         </w:rPr>
-        <w:t xml:space="preserve">At such a moment there will rush in upon him a multitude of strange thoughts, of indefinite fears. There will come a sense of Eternity, dark, unfathomable, hopeless, such as he fancied he had left years behind him amidst the pictures of his nursery. That Eternity will stand face to face with him. It will look like anything but a picture; it will present itself to him as the hardest, driest reality. There will be no images of torture and</w:t>
+        <w:t xml:space="preserve">At such a moment there will rush in upon him a multitude of strange thoughts, of indefinite fears. There will come a sense of Eternity, dark, unfathomable, hopeless, such as he fancied he had left years behind him amidst the pictures of his nursery. That Eternity will stand face to face with him. It will look like anything but a picture; it will present itself to him as the hardest, driest reality. There will be no images of torture and death.</w:t>
       </w:r>
       <w:r>
         <w:rPr>
@@ -1441,13 +1430,7 @@
         <w:rPr>
           <w:lang w:val="en-GB"/>
         </w:rPr>
-        <w:t xml:space="preserve"> </w:t>
-      </w:r>
-      <w:r>
-        <w:rPr>
-          <w:lang w:val="en-GB"/>
-        </w:rPr>
-        <w:t xml:space="preserve">this question will be the torture; all death lies in that. Yes, brother, such a death, that you will gladly fly from it to any devices which men have thought of for making their gods gracious, to any penances which they have invented for the purpose of taking vengeance on them. These are all natural.—oh, how natural! there is not one of them which the coldest, most unimaginative man may not have coveted; there are few which, in certain periods of confused restless anguish, he may not have believed would be worth a trial. And why? Because anything is better than the presence of this dark self. I cannot bear to be dogged by that night and day; to feel its presence when I am in company, and when I am alone; to hear its voice whispering to me,—</w:t>
+        <w:t xml:space="preserve">—this question will be the torture; all death lies in that. Yes, brother, such a death, that you will gladly fly from it to any devices which men have thought of for making their gods gracious, to any penances which they have invented for the purpose of taking vengeance on themselves. These are all natural,—oh, how natural!—there is not one of them which the coldest, most unimaginative man may not have coveted; there are few which, in certain periods of confused restless anguish, he may not have believed would be worth a trial. And why? Because anything is better than the presence of this dark self. I cannot bear to be dogged by that night and day; to feel its presence when I am in company, and when I am alone; to hear its voice whispering to me,—</w:t>
       </w:r>
       <w:r>
         <w:rPr>
@@ -2210,7 +2193,7 @@
         <w:rPr>
           <w:lang w:val="en-GB"/>
         </w:rPr>
-        <w:t xml:space="preserve">1. First, then,—there is no disguising it,—the assertion stands broad and patent in the four Gospels, construed according to any ordinary rules of language;—the acknowledgment of an Evil Spirit is characteristic of Christianity. I do not, of course, mean that the dread of such a Spirit did not exist in every part of the world before the Incarnation of our Lord. Powers which are plotting mischief against men enter into every heathen religion: gradually those religions came to signify little else than the conciliation of such powers. In the highest civilisation of the Roman Empire, when unbelief in the Divine had become habitual, the fear of the devilish expressed itself in a devotion to magic and prophecy, which was as real as the devotion of frivolous people can be. The Jew was throughout all his history aware that there were enemies within as well as without, who were contending against him. He realised the conviction in his prayers to the God of his fathers. He could not believe that Philistines or Moabites were tormenting him in his chamber. He learnt that the secret, impalpable enemies there were his country’s tyrants, even more than the visible ones. The Pharisee of later times, with no feelings for his country except as it reflected his vanity or ministered to his contempt of others, wrapt up in the desire to get what he could for himself in this world and the next, had wrought out of the hints which the living men of former days supplied him a very extensive Demonology. Beelzebub, the prince of the devils, occupied a large place in his theory; he could always be resorted to for the explanation of any more than usually startling difficulty. And this being was unconsciously becoming the object of Jewish worship. All his features were gradually transferred by the imagination of the self-seeker to the God of Abraham.</w:t>
+        <w:t xml:space="preserve">1. First, then,—there is no disguising it,—the assertion stands broad and patent in the four Gospels, construed according to any ordinary rules of language;—the acknowledgment of an Evil Spirit is characteristic of Christianity. I do not, of course, mean that the dread of such a Spirit did not exist in every part of the world before the Incarnation of our Lord. Powers which are plotting mischief against men enter into every heathen religion: gradually those religions came to signify little else than the conciliation of such powers. In the highest civilisation of the Roman Empire, when unbelief in the Divine had become habitual, the fear of the devilish expressed itself in a devotion to magic and prophecy, which was as real as the devotion of frivolous people can be. The Jew was taught throughout all his history that there were enemies within as well as without, who were contending against him. He realised the conviction in his prayers to the God of his fathers. He could not believe that Philistines or Moabites were tormenting him in his chamber. He learnt that the secret, impalpable enemies there were his country’s tyrants, even more than the visible ones. The Pharisee of later times, with no feelings for his country except as it reflected his vanity or ministered to his contempt of others, wrapt up in the desire to get what he could for himself in this world and the next, had wrought out of the hints which the living men of former days supplied him a very extensive Demonology. Beelzebub, the prince of the devils, occupied a large place in his theory; he could always be resorted to for the explanation of any more than usually startling difficulty. And this being was unconsciously becoming the object of Jewish worship. All his features were gradually transferred by the imagination of the self-seeker to the God of Abraham.</w:t>
       </w:r>
     </w:p>
     <w:p>
@@ -3189,7 +3172,7 @@
         <w:rPr>
           <w:lang w:val="en-GB"/>
         </w:rPr>
-        <w:t xml:space="preserve">But there is a chapter of human experience which we have not yet looked into. It is that of which I spoke in my last Essay. We found a man brought into a condition of physical and moral pain and weakness which deprived him of all advantages he might once have possessed, and confessing himself on a level with the most wretched of human creatures. There came to this man, so smitten, a consciousness of evil, which was perfectly new to him. This consciousness was strangely mixed with the assurance that there was a righteousness which he could actually claim as his. The righteousness was more deep than the evil. At times he felt that it was even more his own, though that seemed bone of his bone and flesh of his flesh. This conflict in his mind was connected with another. He could not deny that his suffering had come from God; but yet he felt it to be a plague, an evil, an enemy. It spoke to him of bondage and oppression. Could God be the oppressor? This man, we found, was gradually taught that God was not his oppressor, but the defender of his cause,—the asserter of his righteousness. How was this? Was he then righteous? Was he not the sinner he had believed himself to be? Yes: it was then first that he felt himself to be wholly a sinner,—that he became ashamed of all the pleas he had put forth on his own behalf. Yet there was, in some mysterious manner, a Redeemer, an actual person connected with him,—one who he was sure lived,—one who was at the root of his being,—one in whom he was righteous.</w:t>
+        <w:t xml:space="preserve">But there is a chapter of human experience which we have not yet looked into. It is that of which I spoke in my last Essay. We found a man brought into a condition of physical and moral pain and weakness which deprived him of all advantages he might once have possessed, and confessing himself on a level with the most wretched of human creatures. There came to this man, so smitten, a consciousness of evil, which was perfectly new to him. This consciousness was strangely mixed with the assurance that there was a righteousness which he could actually claim as his. The righteousness was more deep than the evil. At times he felt that it was even more his own, though that seemed bone of his bone and flesh of his flesh. This conflict in his mind was connected with another. He could not deny that his suffering had come from God; but yet he felt it to be a plague, an evil, an enemy. It spoke to him of bondage and oppression. Could God be the oppressor? This man, we found, was gradually taught that God was not his oppressor, but the defender of his cause,—the asserter of his righteousness. How was this? Was he then righteous? Was he not the sinner he had believed himself to be? Yes: it was then first that he felt himself to be wholly a sinner,—that he became ashamed of all the pleas he had put forth on his own behalf. But there was, in some mysterious manner, a Redeemer, an actual person connected with him,—one who he was sure lived,—one who was at the root of his being,—one in whom he was righteous.</w:t>
       </w:r>
     </w:p>
     <w:p>
@@ -3753,7 +3736,7 @@
         <w:rPr>
           <w:lang w:val="en-GB"/>
         </w:rPr>
-        <w:t xml:space="preserve">And do not think that it is possible for you, or for any man, to stop short at this point of idolatry. I think I could show from the history of the Christian Church no less than of the ancient world, that where a Son of Man, simply in that character, has attracted to himself the reverence, affection, gratitude, homage, which are not paid to God, those sons of men and daughters of men, who are felt to be less removed from the sins and impurities of ordinary creatures than He is, practically overshadow him. I intreat you, as resolute asserters of the worship due to the One God, seriously to consider this evidence, as history presents it to us, and then seriously to compare it with the evidence which your own hearts present to you. By utter coldness, by becoming merely men of the world, by forgetting Christ habitually, and using the name of God merely as the symbol of a formal worship, you or we may contrive to escape any fervent idolatry either of natural or human objects, because the sleepy, habitual, unconscious, all-pervading idolatry of Mammon in his grossest form takes its place. But let any earnest sympathy or affection be awakened in us, and does not the clear, definite creature supplant the dim vision of the Creator, unless, in some way or other, it suggests Him? If it suggests Him, how and why? What link is there between the human love and the divine? What and where is the Daysman? Can it be—must there not be some one?—in whom the human love entirely represents and images the divine.</w:t>
+        <w:t xml:space="preserve">And do not think that it is possible for you, or for any man, to stop short at this point of idolatry. I think I could show from the history of the Christian Church no less than of the ancient world, that where a Son of Man, simply in that character, has attracted to himself the reverence, affection, gratitude, homage, which are not paid to God, those sons of men and daughters of men, who are felt to be less removed from the sins and impurities of ordinary creatures than He is, practically overshadow him. I intreat you, as resolute asserters of the worship due to the One God, seriously to consider this evidence, as history presents it to us, and then seriously to compare it with the evidence which your own hearts present to you. By utter coldness, by becoming merely men of the world, by forgetting Christ habitually, and using the name of God merely as the symbol of a formal worship, you or we may contrive to escape any fervent idolatry either of natural or human objects, because the sleepy, habitual, unconscious, all-pervading idolatry of Mammon in his grossest form takes its place. But let any earnest sympathy or affection be awakened in us, and does not the clear, definite creature supplant the dim vision of the Creator, unless, in some way or other, it suggests Him? If it suggests Him, how and why? What link is there between the human love and the divine? What and where is the Daysman? Who can it be—must there not be some one?—in whom the human love entirely represents and images the divine.</w:t>
       </w:r>
     </w:p>
     <w:p>
@@ -4754,7 +4737,7 @@
         <w:rPr>
           <w:lang w:val="en-GB"/>
         </w:rPr>
-        <w:t xml:space="preserve">2. Nor do I fear that the younger Unitarian, especially, will discard what I have said of Christ entering into our temptations as worthless and unmeaning. What I do fear for him, as I have told him already, is, that he may adopt a kind of sentimental talk, very prevalent in our day, about struggles and conflicts of the spirit,—as if these were striking phenomena to observe in men of other ages, who are entitled to our patronage, and in a qualified sense to our admiration, for having passed through tempests, which we can contemplate and criticise from a calm and secure height. I know this temptation; I do not warn them of it as if I were on a calm height out of its reach. It assaults us all continually; I cannot tell how often I may have yielded to it while writing this. But I can testify that the only escape I have ever found from it is in the belief that a real and strong Son of God encountered the enemy of me, and of all the men who are living now, or ever have lived. While I hold fast that confidence, I cannot suppose that the fight which our fathers had to fight is a different one from ours. I cannot fancy that I have acquired any position or any skill, which gives me the slightest advantage over them, or, on the other hand, that our circumstances are the least to be deplored; that the former days were better than these. I must believe that the struggle becomes intenser as it approaches nearer to the final decision; but the thought of that decision, and that it will be for, not against, the race whose nature Christ took, ought to make us more trusting, not more self-confident, than those were who have finished their course.</w:t>
+        <w:t xml:space="preserve">2. Nor do I fear that the younger Unitarian, especially, will discard what I have said of Christ entering into our temptations as worthless and unmeaning. What I do fear for him, as I have told him already, is, that he may adopt a kind of sentimental talk, very prevalent in our day, about struggles and conflicts of the spirit,—as if these were striking phenomena to observe in men of other ages, who are entitled to our patronage, and in a qualified sense to our admiration, for having passed through tempests, which we can contemplate and criticise from a calm and secure height. I know this temptation; I do not warn them of it as if I were on a calm height out of its reach. It assaults us all continually; I cannot tell how often I may have yielded to it while writing this book. But I can testify that the only escape I have ever found from it is in the belief that a real and strong Son of God encountered the enemy of me, and of all the men who are living now, or ever have lived. While I hold fast that confidence, I cannot suppose that the fight which our fathers had to fight is a different one from ours. I cannot fancy that I have acquired any position or any skill, which gives me the slightest advantage over them, or, on the other hand, that our circumstances are the least to be deplored; that the former days were better than these. I must believe that the struggle becomes intenser as it approaches nearer to the final decision; but the thought of that decision, and that it will be for, not against, the race whose nature Christ took, ought to make us more trusting, not more self-confident, than those were who have finished their course.</w:t>
       </w:r>
     </w:p>
     <w:p>
@@ -5716,7 +5699,7 @@
         <w:rPr>
           <w:lang w:val="en-GB"/>
         </w:rPr>
-        <w:t xml:space="preserve">But though I should be dishonest if I pretended that I was approximating a step nearer to Unitarianism, because these seemingly impassable barriers are removed, I do think that they have separated us from the hearts and reasons of Unitarians most unnecessarily and mischievously. When the Atonement is defended as an opinion of ours which they are setting at nought,—as a conception respecting the method of God’s government, and the reasons of His conduct, which they are disputing,—the indignation against them becomes greater, because the question at issue becomes more involved with our personal credit, ingenuity, security. We are on one side, they are on the other; the assurance that the divine Atonement is infinitely wonderful mixes with a consciousness that we are making it petty by our mode of fighting for it. We revenge ourselves for the painful contradiction by increased violence, hoping so to convince ourselves that we are in earnest. But when the Atonement is contemplated as the ground of a Gospel to men,—when I dare to say, God so loved the world as to give his only-begotten Son for it,—how closely does that belief bind me to Unitarians of every class and hue! They may build their theology upon certain deductions of the intellect, or upon certain individual consciousnesses; mine rests on the Eternal Love which overlooks all distinctions, which embraces the universe. They may glorify this or that material—this or that spiritual—notion and conception. I am bound to acknowledge a Son of God, who is the Lord of their spirits and souls and bodies as He is of mine, who took their nature as He did mine, who died upon the cross for them as He did for me. They may argue about the degree of sin in one or another of us; I am bound to think that I am as much a sinner as any of them can be, and that Christ is the Lamb of God who took away the sin of the world. They may think there is some other way to the Father than through the cross of the Son; I must confess that there He is as willing to meet and bless every one of them, as He can be to meet and bless me. I can only hope to know Him while I seek Him in One who perfectly humbled Himself; what a lie and a blasphemy to exalt myself on the plea of possessing that knowledge!</w:t>
+        <w:t xml:space="preserve">But though I should be dishonest if I pretended that I was approximating a step nearer to Unitarianism, because these seemingly impassable barriers are removed, I do think that they have separated us from the hearts and reasons of Unitarians most unnecessarily and mischievously. When the Atonement is defended as an opinion of ours which they are setting at nought,—as a conception respecting the method of God’s government, and the reasons of His conduct, which they are disputing,—the indignation against them becomes greater, because the question at issue becomes more involved with our personal credit, ingenuity, security. We are on one side, they are on the other; the assurance that the divine Atonement is infinitely wonderful mixes with a consciousness that we are making it petty by our mode of fighting for it. We revenge ourselves for the painful contradiction by increased violence, hoping so to convince ourselves that we are in earnest. When the Atonement is contemplated as the ground of a Gospel to men,—when I dare to say, God so loved the world as to give his only-begotten Son for it,—how closely does that belief bind me to Unitarians of every class and hue! They may build their theology upon certain deductions of the intellect, or upon certain individual consciousnesses; mine rests on the Eternal Love which overlooks all distinctions, which embraces the universe. They may glorify this or that material—this or that spiritual—notion and conception. I am bound to acknowledge a Son of God, who is the Lord of their spirits and souls and bodies as He is of mine, who took their nature as He did mine, who died upon the cross for them as He did for me. They may argue about the degree of sin in one or another of us; I am bound to think that I am as much a sinner as any of them can be, and that Christ is the Lamb of God who took away the sin of the world. They may think there is some other way to the Father than through the cross of the Son; I must confess that there He is as willing to meet and bless every one of them, as He can be to meet and bless me. I can only hope to know Him while I seek Him in One who perfectly humbled Himself; what a lie and a blasphemy to exalt myself on the plea of possessing that knowledge!</w:t>
       </w:r>
     </w:p>
     <w:bookmarkEnd w:id="22"/>
@@ -6282,7 +6265,7 @@
         <w:rPr>
           <w:lang w:val="en-GB"/>
         </w:rPr>
-        <w:t xml:space="preserve">If, then, there comes upon him a much stronger sense of his connection with deeds done in the body than he had while he was drawing those artificial lines, and also a much stronger conviction of the dignity and sacredness of the body than those can entertain who would separate it from the soul,—the marvel of death, which seems to extinguish soul as well as body, and yet which he can neither hope nor fear will extinguish him, presents itself under a new aspect. He must have a solution of it. The solution must be one which does not hide any part of the fact, which does not impose a notion upon him as a substitute for the fact. The Scripture says plainly, that Christ poured out His soul, as well as His body, to God. The description of His agony and crucifixion has been received by those who have believed it—practically, if not in name—as the history of the death of a soul as well as of a body. Those who have wished to represent His death as different from all others, for the sake of enhancing its worth, have dwelt upon this as its most wonderful characteristic. It seems the most wonderful, because from it I am able to learn what other deaths are,—what the death of man is. Christ gave up all that was His own,—He gave Himself to His Father. He disclaimed any life which did not belong to Him in virtue of His union with the Eternal God. It is our privilege to disclaim any life which does not belong to us in virtue of our union with Him. This would be an obvious truth, if we were indeed created and constituted in Him,—if He was the root of our humanity. We should not then have any occasion to ask how much perishes or survives in the hour of death. We should assume that all must perish, to the end that all may survive.</w:t>
+        <w:t xml:space="preserve">If, then, there comes upon him a much stronger sense of his connection with deeds done in the body than he had while he was drawing those artificial lines, and also a much stronger conviction of the dignity and sacredness of the body than those can entertain who would separate it from the soul,—the marvel of death, which seems to extinguish soul as well as body, and yet which he can neither hope nor fear will extinguish him, presents itself under a new aspect. He must have a solution of it. The solution must be one which does not hide any part of the fact, which does not impose a notion upon him as a substitute for the fact. The Scripture says plainly, that Christ poured out His soul, as well as His body, to death. The description of His agony and crucifixion has been received by those who have believed it—practically, if not in name—as the history of the death of a soul as well as of a body. Those who have wished to represent His death as different from all others, for the sake of enhancing its worth, have dwelt upon this as its most wonderful characteristic. To me it seems the most wonderful, because from it I am able to learn what other deaths are,—what the death of man is. Christ gave up all that was His own,—He gave Himself to His Father. He disclaimed any life which did not belong to Him in virtue of His union with the Eternal God. It is our privilege to disclaim any life which does not belong to us in virtue of our union with Him. This would be an obvious truth, if we were indeed created and constituted in Him,—if He was the root of our humanity. We should not then have any occasion to ask how much perishes or survives in the hour of death. We should assume that all must perish, to the end that all may survive.</w:t>
       </w:r>
     </w:p>
     <w:p>
@@ -6904,7 +6887,7 @@
         <w:rPr>
           <w:lang w:val="en-GB"/>
         </w:rPr>
-        <w:t xml:space="preserve">in undervaluing it. I think that, if I were thoroughly rooted in the principles which I have endeavoured to assert in this and the foregoing Essays, I should give thanks for these signs and witnesses that Christ is with those who seem to speak most slightingly of Him, testifying to them that He is risen indeed, and that they have a life in Him which no speculations or denials of theirs have been able to rob them of, even as we have a life in Him, which our sins often hinder us from acknowledging, but cannot quench. Since, however, it is evident that the younger Unitarians cannot retain the ground which their fathers held,—since they must either give up all belief in the fact of the Resurrection, or find some divine basis for it which was not perceived by them,—I do very earnestly ask them to reflect upon the deeds and words on which I have been trying to comment, and not to let the theories of my brethren, or mine, hinder them from uniting with us in a confession which existed before all these theories, and will live when they have perished.</w:t>
+        <w:t xml:space="preserve">in undervaluing it. I rather think that, if I were thoroughly rooted in the principles which I have endeavoured to assert in this and the foregoing Essays, I should give thanks for these signs and witnesses that Christ is with those who seem to speak most slightingly of Him, testifying to them that He is risen indeed, and that they have a life in Him which no speculations or denials of theirs have been able to rob them of, even as we have a life in Him, which our sins often hinder us from acknowledging, but cannot quench. Since, however, it is evident that the younger Unitarians cannot retain the ground which their fathers held,—since they must either give up all belief in the fact of the Resurrection, or find some divine basis for it which was not perceived by them,—I do very earnestly ask them to reflect upon the deeds and words on which I have been trying to comment, and not to let the theories of my brethren, or mine, hinder them from uniting with us in a confession which existed before all these theories, and will live when they have perished.</w:t>
       </w:r>
     </w:p>
     <w:bookmarkEnd w:id="23"/>
@@ -7651,7 +7634,7 @@
         <w:rPr>
           <w:lang w:val="en-GB"/>
         </w:rPr>
-        <w:t xml:space="preserve">To these questions I answer distinctly: Whenever guesses are balanced against laws, guesses must kick the beam; if divines and moralists have nothing but guesses to produce, and Mr. Combe has laws, it is not a matter of doubt but of certainty that he will be the teacher of the world, and that they must make their way out of it as fast as they can. I admit, further, that there are a great many appearances in the history of the world and in our present position, which may, very naturally, lead Mr. Combe and thousands of others to the conclusion that divines and moralists are guessers and nothing else. Not a few of them have almost admitted that they have no certain ground to stand upon. Many of those who do not, rest the proof that they can teach things which may and should be believed upon reasons which do not satisfy the understandings and consciences to which they are presented. The divisions of Christendom, which have increased, and are increasing, seem to make out the strongest prima facie case in favour of Mr. Combe’s practical conclusions. If every other method of education is laid aside and his adopted, as the only one which States can sanction, or which is available for men universally, he and those who have joined with him in advocating it will be much less answerable for the result than we who have opposed him.</w:t>
+        <w:t xml:space="preserve">To these questions I answer distinctly: Whenever guesses are balanced against laws, guesses must kick the beam; if divines and moralists have nothing but guesses to produce, and Mr. Combe has laws, it is not a matter of doubt but of certainty that he will be the teacher of the world, and that they must make their way out of it as fast as they can. I admit, further, that there are a great many appearances in the history of the world and in our present position, which may, very naturally, lead Mr. Combe and thousands of others to the conclusion that divines and moralists are guessers and nothing else. Not a few of them have almost admitted that they have no certain ground to stand on. Many of those who do not, rest the proof that they can teach things which may and should be believed upon reasons which do not satisfy the understandings and consciences to which they are presented. The divisions of Christendom, which have increased, and are increasing, seem to make out the strongest prima facie case in favour of Mr. Combe’s practical decision. If every other method of education is laid aside and his adopted, as the only one which States can sanction, or which is available for men universally, he and those who have joined with him in advocating it will be much less answerable for the result than we who have opposed him.</w:t>
       </w:r>
     </w:p>
     <w:p>
@@ -7707,7 +7690,7 @@
         <w:rPr>
           <w:lang w:val="en-GB"/>
         </w:rPr>
-        <w:t xml:space="preserve">Again, there are certain diseases of the body which can without any hesitation be traced to certain conditions of the atmosphere, which are the effects of bad drainage, neglect of ventilation, want of cleanliness; others, which can be directly referred to drunkenness or profligacy. The former are positive evils, directly curable by physical remedies; the latter, which we commonly call moral, might be avoided by a man who noticed how much of sickness, pain, poverty, they produce. But when our social affections and our self-love are diseased, it does not appear that Butler has pointed out any satisfactory method of setting them right, of restoring their healthy activity. He shows that they are meant for us, and that they are meant to be in harmony; but suppose they are dormant, how are they to be awakened? suppose they are in discord, what is to reconcile them? Is it not likely that a man will say,</w:t>
+        <w:t xml:space="preserve">Again, there are certain diseases of the body which can without any hesitation be traced to certain conditions of the atmosphere, which are the effects of bad drainage, neglect of ventilation, want of cleanliness; others, which can be directly referred to drunkenness or profligacy. The former are positive evils, directly curable by physical remedies; the latter, which we commonly call moral, might be avoided by a man who noticed how much of sickness, pain, poverty, they produced. But when our social affections and our self-love are diseased, it does not appear that Butler has pointed out any satisfactory method of setting them right, of restoring their healthy activity. He shows that they are meant for us, and that they are meant to be in harmony; but suppose they are dormant, how are they to be awakened? suppose they are in discord, what is to reconcile them? Is it not likely that a man will say,</w:t>
       </w:r>
       <w:r>
         <w:rPr>
@@ -8149,7 +8132,7 @@
         <w:rPr>
           <w:lang w:val="en-GB"/>
         </w:rPr>
-        <w:t xml:space="preserve">we have, probably, found that we could utter that command, just as we could call spirits from the vasty deep; but that self-love and social did not do as they were bid any more than the spirits came when they were called. The theoretical commonplace then becomes the hardest of all practical paradoxes; and yet in its very difficulty there lay the strongest witness of its truth. I am certain that I have no self that I can love,—nay, that self must be an object of intense torment and hatred to me, unless I am the member of a body. I am certain that I cannot be the member of a body consisting of persons, unless I am myself a person; that I cannot love another person unless I do also love myself. The belief of the one Head and Brother of each man, the one Centre of Society, and that great moral contradiction is felt to be a great moral necessity,—one which we can welcome and rejoice in, and act upon.</w:t>
+        <w:t xml:space="preserve">we have, probably, found that we could utter that command, just as we could call spirits from the vasty deep; but that self-love and social did not do as they were bid any more than the spirits came when they were called. The theoretical commonplace then becomes the hardest of all practical paradoxes; and yet in its very difficulty there lay the strongest witness of its truth. I am certain that I have no self that I can love,—nay, that self must be an object of intense torment and hatred to me, unless I am the member of a body. I am certain that I cannot be the member of a body consisting of persons, unless I am myself a person; that I cannot love another person unless I do also love myself. Bring in the belief of the one Head and Brother of each man the one Centre of Society, and that great moral contradiction is felt to be a great moral necessity,—one which we can welcome and rejoice in, and act upon.</w:t>
       </w:r>
     </w:p>
     <w:p>
@@ -8547,7 +8530,7 @@
         <w:rPr>
           <w:lang w:val="en-GB"/>
         </w:rPr>
-        <w:t xml:space="preserve">That name, too, I hold in sincere reverence, and wish that I were worthy to claim it. I fear we have none of us been radical enough, that we have all been too content with superficial changes, not demanding a full and thorough reformation. After thinking, with some earnestness, how that may be attained for us in England and for men everywhere, I have come to the conclusion which this Essay expresses. I hinted at it when I begged the new school of Unitarians to tell me plainly what kind of a Church it is which they look for in the future; whether it has anything to do with that which has existed in the world for eighteen centuries; whether He who is declared in our creeds to be the Corner-stone of that is also to be the Corner-stone of this. I renew the inquiry again, now that I have told them my mind frankly upon it. I will add this only: that if I accepted the doctrine of some of those with whom they are associated, and whom they sometimes proclaim to be the heralds of a new dispensation,—if I thought that the world which is to arise out of the wreck of that in which we are living were one of which some other than Jesus Christ the Son of God was to be the king,—I should have no more fervent wish, supposing I could then form a wish—I could conceive no better prayer, supposing there was any one to whom I could offer a prayer—than that I and my fellow-men, and the whole universe, might perish at once and for ever.</w:t>
+        <w:t xml:space="preserve">That name, too, I hold in sincere reverence, and wish that I were worthy to claim it. I fear we have none of us been radical enough, that we have all been too content with superficial changes, not demanding a full and thorough reformation. After thinking, with some earnestness, how that may be attained for us in England and for men everywhere, I have come to the conclusion which this Essay expresses. I hinted at it when I begged the new school of Unitarians to tell me plainly what kind of a Church it is which they look for in the future; whether it has anything to do with that which has existed in the world for eighteen centuries; whether He who is declared in our creeds to be the Corner-stone of that is also to be the Corner-stone of this. I press the inquiry again, now that I have told them my mind frankly upon it. I will add this only: that if I accepted the doctrine of some of those with whom they are associated, and whom they sometimes proclaim to be the heralds of a new dispensation,—if I thought that the world which is to arise out of the wreck of that in which we are living were one of which some other than Jesus Christ the Son of God was to be the king,—I should have no more fervent wish, supposing I could then form a wish—I could conceive no better prayer, supposing there was any one to whom I could offer a prayer—than that I and my fellow-men, and the whole universe, might perish at once and for ever.</w:t>
       </w:r>
     </w:p>
     <w:bookmarkEnd w:id="28"/>
@@ -9561,7 +9544,7 @@
         <w:rPr>
           <w:lang w:val="en-GB"/>
         </w:rPr>
-        <w:t xml:space="preserve">And now a new change is evidently taking place. Science itself is becoming dynamical rather than mechanical; powers and agencies are discovered in nature itself not less mysterious than those which miracle-workers spoke of. Man is able, through science, to exercise such powers as seem to attest the dominion of spirit over nature more completely than any signs they wrought. The victories of the old artist over the marble, the mysterious energy by which he compelled it to express the thoughts and emotions of living beings, are leading many whom these facts do not impress, in the same direction; the legends of Greece are received as striking commentaries on the powers of her sculptors and painters. The Romish priests, as teachers of youth, see that a movement is going on very like that which the Popes rashly encouraged at the revival of letters. Some of them cry out that it must be checked.</w:t>
+        <w:t xml:space="preserve">And now a new change is evidently taking place. Science itself is becoming dynamical rather than mechanical; powers and agencies are discovered in nature itself not less mysterious than those which miracle-workers spoke of. Man is able, through science, to exercise such powers as seem to attest the dominion of spirit over nature more completely than any signs they wrought. The victories of the old artist over the marble, the mysterious energy by which he compelled it to express the thoughts and emotions of living beings, are leading many whom these facts do not impress, in the same direction; the legends of Greece are received as striking commentaries on the powers of her sculptors and poets. The Romish priests, as teachers of youth, see that a movement is going on very like that which the Popes rashly encouraged at the revival of letters. Some of them cry out that it must be checked.</w:t>
       </w:r>
       <w:r>
         <w:rPr>
@@ -9585,7 +9568,7 @@
         <w:rPr>
           <w:lang w:val="en-GB"/>
         </w:rPr>
-        <w:t xml:space="preserve">It is impossible not to see that many in Protestant England, who hate these priests on other grounds, would be ready to join them in their prohibitions. There are those among us who think that the facts of science, unless they are well sifted and sorted by religious men, and mixed with religious maxims, are likely to disturb the faith of the people, and that the beautiful forms of Greek sculpture, especially if they are not clothed, and made unnatural, must corrupt their morals. I shudder at these notions, but I do not wonder at them. It seems to me that the Romish protesters are wise in their generation. If their disciples are to learn fictions, it is better they should not be able to compare them with facts; it is not well that they should know how many of their stories are borrowed from Pagan sources, and how much less pure the copies are than the originals. On higher grounds they may be right in thinking that those who are not allowed to read the Scriptures in their simplicity and breadth have no standard for judging of what is good and evil in other literature, and had better be kept from it altogether. The existence of such feelings amongst us is far less excusable. Our education in the Bible ought to have taught us to believe in a God of Truth; to reverence facts, because they must be His facts; to long that laws should be discovered, because they are His; to fear nothing but what is false—that being certainly of the Devil. Our Bible culture ought to have made us understand that nothing is impure save the corrupt and darkened conscience and will, and that that may convert all things, even the holy words of inspiration, into its own poison. The breadth, simplicity, nakedness of the Scripture language should have taught us to dread what is disguised and dressed up for the purpose of concealment as immoral and dangerous; to regard the study of forms as they came from the divine hand, with the beauty which He has impressed upon them, as safe and elevating. Such has been the effect of the Bible upon the daughters of England; if her sons manifest it less, the Greek legends are not to blame. Those, like Milton, who have been most deeply penetrated by the meaning of these, if their minds have had a sound Hebrew root, have been the purest and the bravest. I do not believe any single man of us can look back and say,</w:t>
+        <w:t xml:space="preserve">It is impossible not to see that many in Protestant England, who hate these priests on other grounds, would be ready to join them in their prohibitions. There are those among us who think that the facts of science, unless they are well sifted and sorted by religious men, and mixed with religious maxims, are likely to disturb the faith of the people, and that the beautiful forms of Greek sculpture, especially if they are not clothed, and made unnatural, must corrupt their morals. I shudder at these notions, but I do not wonder at them. It seems to me that the Romish protesters are wise in their generation. If their disciples are to learn fictions, it is better they should not be able to compare them with facts; it is not well that they should know how many of their stories are borrowed from Pagan sources, and how much less pure the copies are than the originals. On higher grounds they may be right in thinking that those who are not allowed to read the Scriptures in their simplicity and breadth have no standard for judging of what is good and evil in other literature, and had better be kept from it altogether. The existence of such feelings amongst us is far less excusable. Our education in the Bible ought to have taught us to believe in a God of Truth; to reverence facts, because they must be His facts; to long that laws should be discovered, because they are His; to fear nothing but what is false—that being certainly of the Devil. Our Bible culture ought to have made us understand that nothing is impure save the corrupt and darkened conscience and will, and that that may convert all things, even the holy words of inspiration, into its own nature. The breadth, simplicity, nakedness of the Scripture language should have taught us to dread what is disguised and dressed up for the purpose of concealment as immoral and dangerous; to regard the study of forms as they came from the divine hand, with the beauty which He has impressed upon them, as safe and elevating. Such has been the effect of the Bible upon the daughters of England; if her sons manifest it less, the Greek legends are not to blame. Those, like Milton, who have been most deeply penetrated by the meaning of these, if their minds have had a sound Hebrew root, have been the purest and the bravest. I do not believe any single man of us can look back and say,</w:t>
       </w:r>
       <w:r>
         <w:rPr>
@@ -9690,7 +9673,7 @@
         <w:rPr>
           <w:lang w:val="en-GB"/>
         </w:rPr>
-        <w:t xml:space="preserve">“Brothers, here are the pledges that we have a great Elder Brother, who was a suffering peasant here on earth, who died and rose again, and who is at the right hand of God. These tell us that we are one with Him where He is. We need not ascend into heaven to bring Him down; we need not go down into the deep to bring Him up again. You may hold converse with Him where He is. He has proved you to be spirits. He has given you this bread and this wine,—these common things which belong to us all alike,—that we may claim a participation in that body and that blood which were as real as yours, which were given for you, raised from death for you, glorified at God’s right hand for you. Take, eat; receive this New Testament in His blood. Confess your selfishness, your divisions, your heart-burnings. Claim the unity which belongs to you. Go your ways; work like men; till the earth, and subdue it for God; make it bring forth corn for the sower, bread for the eater. In due time it will be all God wants it to be. By and by you have a city that hath foundations; a house not made with hands, eternal in the heavens.”</w:t>
+        <w:t xml:space="preserve">“Brothers, here are the pledges that we have a great Elder Brother, who was a suffering peasant here on earth, who died and rose again, and who is at the right hand of God. These tell us that we are one with Him where He is. We need not ascend into heaven to bring Him down; we need not go down into the deep to bring Him up again. You may hold converse with Him where He is. He has proved you to be spirits. He has given you this bread and this wine,—these common things which belong to us all alike,—that we may claim a participation in that body and that blood which were as real as yours, which were given for you, raised from death for you, glorified at God’s right hand for you. Take, eat; receive this New Testament in His blood. Confess your selfishness, your divisions, your heart-burnings. Claim the unity which belongs to you. Go your ways; work like men; till the earth, and subdue it for God; make it bring forth corn for the sower, bread for the eater. In due time it will be all God wants it to be. Meantime you have a city that hath foundations; a house not made with hands, eternal in the heavens.”</w:t>
       </w:r>
     </w:p>
     <w:p>
@@ -10021,7 +10004,7 @@
         <w:rPr>
           <w:lang w:val="en-GB"/>
         </w:rPr>
-        <w:t xml:space="preserve">could be separated from all that has gone before,—if no pains had been taken to tell us who He is. The Creed has been declaring Him to be the Son of God our Lord; if it has been exhibiting Him, first, in the closest relationship with God, secondly, in the closest relationship with man,—this relationship not being created by any acts which are recorded afterwards, but being the ground and explanation of those acts; not being the consequence of His Incarnation, or Death, or Resurrection, or Ascension, but the cause of them;—then, I apprehend, the practical difference between the dry statement and the brilliant translation of it is immeasurable. According to the one, it is impossible, without violating the law of my being, the eternal order and constitution of things, that I should separate myself from Christ. He is the Lord of my own self, of my spirit; whether I confess Him or not, I must continually hear His voice, be open to His reproofs. Wherever I am, whatever I am doing, He must be there; He must be the standard of my acts; the right in them must be that which has originated in Him,—the wrong must be the revolt from Him. No present or possible conditions of our being can change this order. Death, it has been proved, does not dissolve our relation to Him: He has entered into it. The Resurrection from the dead is a resurrection for us as well as for Him; it has vindicated man’s true condition, not subverted it. The Ascension, if we admit it to be a fact,—not a mere idea,—proves, as I urged in the last Essay, not that we are divided from Him, but that place cannot divide us; that we are spirits; that when we act as if we belonged to the bodies which we are meant to rule, we stoop knowingly, and are condemned by our consciences. Such a doctrine, I said, so far from being at variance with the facts of history and the laws of the physical universe, is confirmed by both. History shows how confident men have been in all times that they were meant to ascend above their earthly conditions, and to have fellowship with an unseen world; their noblest dreams have had this origin.—their wildest and most degrading superstitions have arisen from their incapacity to claim what they felt was their right. Physical science shows how many violations of true and divine laws men commit when they become slaves of their bodies, and into what ignorance they fall when they accept the testimony of their senses as determining those laws; in either case they are evidently not obeying reason, but setting it at nought. What follows? This exclusion of Christ from the eyes of sense is not, as men fancy, an interruption of that judgment which He, as Lord of their spirits, is continually pronouncing; they are not less in His presence, open to His clear, all-penetrating vision, now, than if He were walking in their streets. The disciples who accompanied Him when He journeyed from Galilee to Jerusalem, and sometimes were amazed at the mystery of His being, and at His knowledge of their thoughts, understood first when He was parted from them how entirely independent that being and that knowledge were of the accidents which then surrounded Him,—how much these accidents had interfered with their recognition of Him. As long as they had any notion that they stood to Him only in the peculiar relation of disciples to a Master, as long as that relation seemed to them an external fleshly relation, they wanted the real awe and check, as well as the real help and support, of His presence. It was when they understood that this relation was common to them with a multitude of persons nowise bound to them by kindred, occupation, race; it was when they learnt that the real bond between a disciple and a Lord is not a visible, but an invisible one, that they exercised themselves to have consciences void of offence, being certain that all things were naked and open to the eyes of Him with whom they had to do, and that to be reproved by Him was a far more serious thing than to be reproved by Sanhedrims or Proconsuls. The Creed, then, affirms, for you, and me, and mankind, first of all this discovery of theirs,—that Christ, ascended on high at the right hand of God, is our Judge, the Judge of the living and the dead. I do not say that this is all which the words signify; I do not think so; but I say that whatever else they signify, they signify this, and that we never can enter into the other part of their signification if we do not acknowledge this as the groundwork of it. And though this meaning may be latent in our popular discourses on a great judgment day,—and I have no doubt it is—I cannot think that the hearers or readers of those discourses commonly detect it; they suppose that they are, at some distant, unknown period, to be brought into the presence of One who is far from them now, and who is not now fulfilling the office of a Judge, whatever other may be committed to Him.</w:t>
+        <w:t xml:space="preserve">could be separated from all that has gone before,—if no pains had been taken to tell us who He is. But if the Creed has been declaring Him to be the Son of God our Lord; if it has been exhibiting Him, first, in the closest relationship with God, secondly, in the closest relationship with man,—this relationship not being created by any acts which are recorded afterwards, but being the ground and explanation of those acts; not being the consequence of His Incarnation, or Death, or Resurrection, or Ascension, but the cause of them;—then, I apprehend, the practical difference between the dry statement and the brilliant translation of it is immeasurable. According to the one, it is impossible, without violating the law of my being, the eternal order and constitution of things, that I should separate myself from Christ. He is the Lord of my own self, of my spirit; whether I confess Him or not, I must continually hear His voice, be open to His reproofs. Wherever I am, whatever I am doing, He must be there; He must be the standard of my acts; the right in them must be that which has originated in Him,—the wrong must be the revolt from Him. No present or possible conditions of our being can change this order. Death, it has been proved, does not dissolve our relation to Him; He has entered into it for us. The Resurrection from the dead is a resurrection for us as well as for Him; it has vindicated man’s true condition, not subverted it. The Ascension, if we admit it to be a fact,—not a mere idea,—proves, as I urged in the last Essay, not that we are divided from Him, but that place cannot divide us; that we are spirits; that when we act as if we belonged to the bodies which we are meant to rule, we stoop knowingly, and are condemned by our consciences. Such a doctrine, I said, so far from being at variance with the facts of history and the laws of the physical universe, is confirmed by both. History shows how confident men have been in all times that they were meant to ascend above their earthly conditions, and to have fellowship with an unseen world; their noblest dreams have had this origin.—their wildest and most degrading superstitions have arisen from their incapacity to claim what they felt was their right. Physical science shows how many violations of true and divine laws men commit when they become slaves of their bodies, and into what ignorance they fall when they accept the testimony of their senses as determining those laws; in either case they are evidently not obeying reason, but setting it at nought. What follows? This exclusion of Christ from the eyes of sense is not, as men fancy, an interruption of that judgment which He, as Lord of their spirits, is continually pronouncing; they are not less in His presence, open to His clear, all-penetrating vision, now, than if He were walking in their streets. The disciples who accompanied Him when He journeyed from Galilee to Jerusalem, and sometimes were amazed at the mystery of His being, and at His knowledge of their thoughts, understood first when He was parted from them how entirely independent that being and that knowledge were of the accidents which then surrounded Him,—how much these accidents had interfered with their recognition of Him. As long as they had any notion that they stood to Him only in the peculiar relation of disciples to a Master, as long as that relation seemed to them an external fleshly relation, they wanted the real awe and check, as well as the real help and support, of His presence. It was when they understood that this relation was common to them with a multitude of persons nowise bound to them by kindred, occupation, race; it was when they learnt that the real bond between a disciple and a Lord is not a visible, but an invisible one, that they exercised themselves to have consciences void of offence, being certain that all things were naked and open to the eyes of Him with whom they had to do, and that to be reproved by Him was a far more serious thing than to be reproved by Sanhedrims or Proconsuls. The Creed, then, affirms, for you, and me, and mankind, first of all this discovery of theirs,—that Christ, ascended on high at the right hand of God, is our Judge, the Judge of the living and the dead. I do not say that this is all which the words signify; I do not think so; but I say that whatever else they signify, they signify this, and that we never can enter into the other part of their signification if we do not acknowledge this as the groundwork of it. And though this meaning may be latent in our popular discourses on a great judgment day,—and I have no doubt it is—I cannot think that the hearers or readers of those discourses commonly detect it; they suppose that they are, at some distant, unknown period, to be brought into the presence of One who is far from them now, and who is not now fulfilling the office of a Judge, whatever other may be committed to Him.</w:t>
       </w:r>
     </w:p>
     <w:p>
@@ -10531,7 +10514,7 @@
         <w:rPr>
           <w:lang w:val="en-GB"/>
         </w:rPr>
-        <w:t xml:space="preserve">as essentially resembling it in kind and principle. The eagerness to deny this doctrine,—to make out an altogether peculiar and unprecedented judgment at the end of the world,—has obliged us, first, to practise the most violent outrages upon the language of Scripture, insisting that words cannot mean really what, according to all ordinary rules of construction, they must mean. Secondly, it has obliged us to treat with most especial contumely that solemn discourse of our Lord with His disciples when they showed Him the buildings of the Temple, and almost to deny His assertion that that generation should not pass till all the things He spoke of were fulfilled; though He adds to it a sentence which might have made us serious in our belief of Him, if anything could:—</w:t>
+        <w:t xml:space="preserve">as essentially resembling it in kind and principle. Our eagerness to deny this doctrine,—to make out an altogether peculiar and unprecedented judgment at the end of the world,—has obliged us, first, to practise the most violent outrages upon the language of Scripture, insisting that words cannot mean really what, according to all ordinary rules of construction, they must mean. Secondly, it has obliged us to treat with most especial contumely that solemn discourse of our Lord with His disciples when they showed Him the buildings of the Temple, and almost to deny His assertion that that generation should not pass till all the things He spoke of were fulfilled; though He adds to it a sentence which might have made us serious in our belief of Him, if anything could:—</w:t>
       </w:r>
       <w:r>
         <w:rPr>
@@ -10872,7 +10855,7 @@
         <w:rPr>
           <w:lang w:val="en-GB"/>
         </w:rPr>
-        <w:t xml:space="preserve">I am not careful to answer this argument. I am a very bad proselytiser. If I could persuade all Dissenters to become members of my Church to-morrow, I should be very sorry to do it; I believe the chances are, they might leave it the next day. I do not wish to make them think as I think. But I want that they and I should be what we pretend to be, and then I doubt not we should find that there is a common ground for us all far beneath our thinkings. For truth I hold not to be that which every man troweth, but to be that which lies at the bottom of all men’s trowings—that in which those trowings have their only meeting-point. But what I cannot and would not do, I believe the experience of a great many Dissenters will do for them. They will be driven to Creeds by their weariness of tenets. They will find that they are at the mercy of every tyrannical congregation, of its wealthiest member, of every dogmatist who rules a school, of the public opinion of the sect which rules them. They will be compelled to ask,</w:t>
+        <w:t xml:space="preserve">I am not careful to answer this argument. I am a very bad proselytiser. If I could persuade all Dissenters to become members of my Church to-morrow, I should be very sorry to do it; I believe the chances are, they might leave it the next day. I do not wish to make them think as I think. But I want that they and I should be what we pretend to be, and then I doubt not we should find that there is a common ground for us all far beneath our thinkings. For truth I hold not to be that which every man troweth, but to be that which lies at the bottom of all men’s trowings—that in which those trowings have their only meeting-point. But what I cannot and would not do, I believe the experience of a great many Dissenters will do for them. They will be driven to Creeds by their weariness of tenets. They will find that they are at the mercy of every tyrannical congregation, of its wealthiest member, of every dogmatist who rules a school, of the public opinion of the sect which rules him. They will be compelled to ask,</w:t>
       </w:r>
       <w:r>
         <w:rPr>
@@ -10896,7 +10879,7 @@
         <w:rPr>
           <w:lang w:val="en-GB"/>
         </w:rPr>
-        <w:t xml:space="preserve">If they want freedom for their reason and wills, the old Creeds speak of One who came to deliver them. If they feel that the language of Scripture cannot be tied down by the language of a formula, Creeds oblige us to look out of themselves to some book which shall unfold the person and the acts of Him of whom they are bearing witness. They never can put themselves in the place of our reason or of Scripture till their words are perverted, and the sense of them contradicted. Why there should be such documents in the world I can explain no more than I can explain why any part of the order of Nature should exist, or why it should be in harmony with any other part. I find it so. God be thanks that it is so. I hope, in the day when He is revealed, and we are all called to answer for the use or abuse we have made of His gifts, that He will enable us to enter more fully into this and many other mysteries of His government, which I understand most imperfectly, but which have helped me to understand myself.</w:t>
+        <w:t xml:space="preserve">If they want freedom for their reason and wills, the old Creeds speak of One who came to deliver them. If they feel that the language of Scripture cannot be tied down by the language of a formula, Creeds oblige us to look out of themselves to some book which shall unfold the person and the acts of Him of whom they are bearing witness. They never can put themselves in the place of our reason or of Scripture till their words are perverted, and the sense of them contradicted. Why there should be such documents in the world I can explain no more than I can explain why any part of the order of Nature should exist, or why it should be in harmony with any other part. I find it so. I give God thanks that it is so. I hope, in the day when He is revealed, and we are all called to answer for the use or abuse we have made of His gifts, that He will enable us to enter more fully into this and many other mysteries of His government, which I understand most imperfectly, but which have helped me to understand myself.</w:t>
       </w:r>
     </w:p>
     <w:bookmarkEnd w:id="34"/>
@@ -11349,7 +11332,7 @@
         <w:rPr>
           <w:lang w:val="en-GB"/>
         </w:rPr>
-        <w:t xml:space="preserve">The opposition between the divine and either the animal or the devilish, which had been confounded with it in the old mythology, was manifested just in proportion as those very powers and gifts, which man had felt before he could not ascribe to himself, were ascribed to the Spirit of God, the Spirit of Order and Love. But it is equally evident that there was another great and broad distinction between the old and new belief. The first had been partial, narrow, peculiar. It had tried to explain how extraordinary men, or men in some extraordinary crisis of their lives, were able to do strange acts, to speak unusual words. St. Paul’s Gospel was human and universal. It explained, indeed, the influence of seers and prophets; it asserted the existence of special endowments; it put all honour upon distinct callings. But first, it asserted that the Spirit was necessary for all human beings, and was intended for all. And this human gift it did not degrade below the other, as being a secondary, inferior exhibition of that which the great man obtained in its highest form. The Divine Spirit, the Spirit of Love, who was promised to all, was described as the source and spring of those peculiar endowments which were given to this and that man as He willed. They were to esteem their gifts mainly as witnesses of His presence.</w:t>
+        <w:t xml:space="preserve">The opposition between the divine and either the animal or the devilish, which had been confounded with it in the old mythology, was manifested just in proportion as those very powers and gifts, which man had felt before he could not ascribe to himself, were ascribed to the Spirit of God, the Spirit of Order and Truth. But it is equally evident that there was another great and broad distinction between the old and new belief. The first had been partial, narrow, peculiar. It had tried to explain how extraordinary men, or men in some extraordinary crisis of their lives, were able to do strange acts, to speak unusual words. St. Paul’s Gospel was human and universal. It explained, indeed, the influence of seers and prophets; it asserted the existence of special endowments; it put all honour upon distinct callings. But first, it asserted that the Spirit was necessary for all human beings, and was intended for all. And this human gift it did not degrade below the other, as being a secondary, inferior exhibition of that which the great man obtained in its highest form. The Divine Spirit, the Spirit of Love, who was promised to all, was described as the source and spring of those peculiar endowments which were given to this and that man as He willed. They were to esteem their gifts mainly as witnesses of His presence.</w:t>
       </w:r>
     </w:p>
     <w:p>
@@ -11654,7 +11637,7 @@
         <w:rPr>
           <w:lang w:val="en-GB"/>
         </w:rPr>
-        <w:t xml:space="preserve">Now, I am perfectly ready to admit that in a great many cases, perhaps in most, scruples which may be called neological are at the bottom of the objections which the younger members of Evangelical families make to the doctrines respecting the Inspiration of the Bible, which their elders require them to accept. But I venture to think, first, that it is neither foolish nor dishonest to protest against the invention of tests to meet a particular case, which—supposing they do accomplish their particular object, and supposing that is a good one—also may promote another which is decidedly and evidently bad. I should have thought that the history of heresies might have taught us that, whenever a dogma has been devised merely to fit and contradict some denial which is prevalent, it has almost always been the parent of some other denial quite as dangerous. But, secondly, I should like to be informed how these neological tendencies have arisen in persons apparently so well secured by their education against them. It seems to me that this is generally the history of their growth. These young men were informed early that no true knowledge of the Bible could be had, unless God’s Spirit illuminated the page and their hearts. It was intimated to them also (or this was what they gathered from the lessons they received), that they did not at present possess this illumination. In the meantime, they were instructed in what was called the external evidence, which proved that these records were of divine authority. Some of this evidence might be good, such as would pass muster in any English court of justice; some might be tolerable, such as would be listened to if there were nothing to overweigh it on the other side: some was decidedly weak and worthless. But the best could not put in the least claim to authority; it would have abandoned all its peculiar boast if it had. All was therefore open to legitimate examination and criticism; that which could not hold water must give way; that which was worthy would often be suspected for its sake. Very soon the book itself, the merits and dignity of which had been staked upon this issue, which the youth had been distinctly told that he was not to receive, merely because his parents or his country received it, which he had been told also that he could not yet receive upon any distinct witness of his own spirit, sank nearly—never quite—to the level of the arguments by which it had been recommended to him. He closes his perplexities; he asks whether this or that passage in the book is not less tenable than the rest: he is told that he must take all or none: the whole is inspired; to doubt it is to renounce the word of God,—to renounce God Himself. This course I hold to be inhuman and ungodly, one which will infallibly make the doubter what you accuse him of being. It is possible to pursue quite a different method—one that may make your children feel that the Bible is their book as it was their fathers’, and that no modern wisdom will supply the place of it. You may show them that there is divinity here and inspiration there; you may lead them to confess that there are passages which speak to the heart within them, which awaken a heart that was asleep; you may make them know yourself—that there is a Divine Word who is enlightening them, that there is a Divine Spirit who is seeking to inspire them. You may then bring them gradually, with many tears and much joy, to trace that Word and that Spirit not only here and there, but connecting, reconciling those various documents which seemed to them so inconsistent with themselves, explaining the facts of the universe with which they appeared to be at war. Be sure, however, that before you can take one step in this course, you must give up the attempt to impose a theory of Inspiration upon them, nay, you must very gravely consider whether the one which you hold is compatible with that belief in Inspiration which belonged to prophets and apostles.</w:t>
+        <w:t xml:space="preserve">Now, I am perfectly ready to admit that in a great many cases, perhaps in most, scruples which may be called neological are at the bottom of the objections which the younger members of Evangelical families make to the doctrines respecting the Inspiration of the Bible, which their elders require them to accept. But I venture to think, first, that it is neither foolish nor dishonest to protest against the invention of tests to meet a particular case, which—supposing they do accomplish their particular object, and supposing that is a good one—also may promote another which is decidedly and evidently bad. I should have thought that the history of heresies might have taught us that, whenever a dogma has been devised merely to fit and contradict some denial which is prevalent, it has almost always been the parent of some other denial quite as dangerous. But, secondly, I should like to be informed how these neological tendencies have arisen in persons apparently so well secured by their education against them. It seems to me that this is generally the history of their growth. These young men were informed early that no true knowledge of the Bible could be had, unless God’s Spirit illuminated the page and their hearts. It was intimated to them also (or this was what they gathered from the lessons they received), that they did not at present possess this illumination. In the meantime, they were instructed in what was called the external evidence, which proved that these records were of divine authority. Some of this evidence might be good, such as would pass muster in any English court of justice; some might be tolerable, such as would be listened to if there were nothing to overweigh it on the other side: some was decidedly weak and worthless. But the best could not put in the least claim to authority; it would have abandoned all its peculiar boast if it had. All was therefore open to legitimate examination and criticism; that which could not hold water must give way; that which was worthy would often be suspected for its sake. Very soon the book itself, the merits and dignity of which had been staked upon this issue, which the youth had been distinctly told that he was not to receive, merely because his parents or his country received it, which he had been told also that he could not yet receive upon any distinct witness of his own spirit, sank nearly—never quite—to the level of the arguments by which it had been recommended to him. He discloses his perplexities; he asks whether this or that passage in the book is not less tenable than the rest: he is told that he must take all or none: the whole is inspired; to doubt it is to renounce the word of God,—to renounce God Himself. This course I hold to be inhuman and ungodly, one which will infallibly make the doubter what you accuse him of being. It is possible to pursue quite a different method—one that may make your children feel that the Bible is their book as it was their fathers’, and that no modern wisdom will supply the place of it. You may show them that there is divinity here and inspiration there; you may lead them to confess that there are passages which speak to the heart within them, which awaken a heart that was asleep; you may make them know yourself—that there is a Divine Word who is enlightening them, that there is a Divine Spirit who is seeking to inspire them. You may then bring them gradually, with many tears and much joy, to trace that Word and that Spirit not only here and there, but connecting, reconciling those various documents which seemed to them so inconsistent with themselves, explaining the facts of the universe with which they appeared to be at war. Be sure, however, that before you can take one step in this course, you must give up the attempt to impose a theory of Inspiration upon them, nay, you must very gravely consider whether the one which you hold is compatible with that belief in Inspiration which belonged to prophets and apostles.</w:t>
       </w:r>
     </w:p>
     <w:p>
@@ -12515,7 +12498,7 @@
         <w:rPr>
           <w:lang w:val="en-GB"/>
         </w:rPr>
-        <w:t xml:space="preserve">How otherwise we could bring these different warring experiences into harmony I cannot conceive. The wisdom of Church teachers will not explain them: they have been often the great agents in corruption, and when they have been otherwise the secret must be The innate nobleness of man will not accounted for. explain them, for we have to interpret proofs of his His innate evil will not explain them, debasement. for we have to interpret high thoughts and glorious deeds. If we believed that there had been a Spirit of Truth, not acting upon the surface of men’s minds, but carrying on a controversy with them in their inmost being, encountering all the rebellions of the cowardly, reluctant Will, all its desires to become a mere Selfwill, bringing out its darkness, as light always must, into fuller and stronger relief, making the devilish apparent because it was confronted with the divine; if we could believe that this was a Comforter, a divine Person, stronger than His enemies, able to strengthen man to all fixed resolutions and noble purposes,—to bring the objects which he perceives dimly and at a distance within the sphere of his vision; able to inspire longings and hopes when the spirit of man is most bent and cowed; able to point him upwards to a Father in Heaven when he is most ready to call himself merely a son of earth; able at the same time to make him understand his work on earth, and to endow him with powers for performing it; able to support him in suffering, to give him glimpses of the substantial glory into which Christ has entered through suffering; able to make him perceive that everything which is merely his own is perishable, that what is most divine is common to him with his fellows;—then I think we need not choose the bright spots of modern history and conceal its horrors; the more courageously we face the one, the more hope will come to us from the contemplation of the other.</w:t>
+        <w:t xml:space="preserve">How otherwise we could bring these different warring experiences into harmony I cannot conceive. The wisdom of Church teachers will not explain them: they have been often the great agents in corruption, and when they have been otherwise the secret must be accounted for. The innate nobleness of man will not explain them, for we have to interpret proofs of his debasement. His innate evil will not explain them, for we have to interpret high thoughts and glorious deeds. If we believed that there had been a Spirit of Truth, not acting upon the surface of men’s minds, but carrying on a controversy with them in their inmost being, encountering all the rebellions of the cowardly, reluctant Will, all its desires to become a mere Selfwill, bringing out its darkness, as light always must, into fuller and stronger relief, making the devilish apparent because it was confronted with the divine; if we could believe that this was a Comforter, a divine Person, stronger than His enemies, able to strengthen man to all fixed resolutions and noble purposes,—to bring the objects which he perceives dimly and at a distance within the sphere of his vision; able to inspire longings and hopes when the spirit of man is most bent and cowed; able to point him upwards to a Father in Heaven when he is most ready to call himself merely a son of earth; able at the same time to make him understand his work on earth, and to endow him with powers for performing it; able to support him in suffering, to give him glimpses of the substantial glory into which Christ has entered through suffering; able to make him perceive that everything which is merely his own is perishable, that what is most divine is common to him with his fellows;—then I think we need not choose the bright spots of modern history and conceal its horrors; the more courageously we face the one, the more hope will come to us from the contemplation of the other.</w:t>
       </w:r>
     </w:p>
     <w:p>
@@ -12676,7 +12659,7 @@
         <w:rPr>
           <w:lang w:val="en-GB"/>
         </w:rPr>
-        <w:t xml:space="preserve">I am bold enough to differ both with Locke and the Papists. I do not think we should be better for having an infallible mortal guide, or for being infallible ourselves. If either state were good for us, I believe it would have been appointed for us. I think we have an infallible, immortal Guide, and that this is what we need; not accept the evidence of your wishes or necessities, if you think that unsatisfactory. Try whether you can solve the problems of the world without the belief in this personal Teacher. Or if you do not care for the problems of the world, try whether you can solve the problems of your own heart. I speak boldly to you on this point, for I am satisfied that you have this Comforter with you as I have; that He is convincing you of sin, of righteousness, and of judgment, as well as I am. I am sure there is a spirit of lies, who is always striving to lead me into all falsehood, and to separate me from you and from all men. I believe we shall understand one another when we know that his adversary is with us, to make us true and to make us one. The unity of the Spirit, however, and what is involved in it, I reserve for my next subject.</w:t>
+        <w:t xml:space="preserve">I am bold enough to differ both with Locke and the Papists. I do not think we should be better for having an infallible mortal guide, or for being infallible ourselves. If either state were good for us, I believe it would have been appointed for us. I think we have an infallible, immortal Guide, and that this is what we need. But do not accept the evidence of your wishes or necessities, if you think that unsatisfactory. Try whether you can solve the problems of the world without the belief in this personal Teacher. Or if you do not care for the problems of the world, try whether you can solve the problems of your own heart. I speak boldly to you on this point, for I am satisfied that you have this Comforter with you as I have; that He is convincing you of sin, of righteousness, and of judgment, as well as me. I am sure there is a spirit of lies, who is always striving to lead me into all falsehood, and to separate me from you and from all men. I believe we shall understand one another when we know that his adversary is with us, to make us true and to make us one. The unity of the Spirit, however, and what is involved in it, I reserve for my next subject.</w:t>
       </w:r>
     </w:p>
     <w:bookmarkEnd w:id="38"/>
@@ -12700,7 +12683,7 @@
         <w:rPr>
           <w:lang w:val="en-GB"/>
         </w:rPr>
-        <w:t xml:space="preserve">“Supposing those facts which you dwelt upon in your last Essay do imply the presence of Him whom our Lord calls the Comforter, the great difficulty for those who compare the promises of the New Testament with the history of Christendom still remains. The Apostles speak, or have always been supposed to speak, of a Church, a one Catholic Church, as established, or about to be established, on this earth. They connect that Church with the gift of a spirit, who is called the Holy Spirit, who, it was said, should dwell in the Church as He did not in the world,—who was to purify the hearts of its members. Where is this Church? What does History say of it? What do our eyes tell us? Answer these questions, or the deepest anxieties of our age are still unsatisfied.”</w:t>
+        <w:t xml:space="preserve">“Supposing those facts which you dwelt upon in your last Essay do imply the presence of Him whom our Lord calls the Comforter, the great difficulty for those who compare the promises of the New Testament with the history of Christendom still remains. The Apostles speak, or have always been supposed to speak, of a Church, a one Catholic Church, as established, or about to be established, on this earth. They connect that Church with the gift of a spirit, who is called the Holy Spirit, who, it was said, should dwell in the Church as He did not in the world,—who was to purify the hearts of its members. Where is this Church? What does History say of it? What do our eyes tell us about it? Answer these questions, or the deepest anxieties of our age are still unsatisfied.”</w:t>
       </w:r>
     </w:p>
     <w:p>
@@ -12929,7 +12912,7 @@
         <w:rPr>
           <w:lang w:val="en-GB"/>
         </w:rPr>
-        <w:t xml:space="preserve">“may be true enough; at all events, I cannot refute them. You may have the miraculous powers you speak of, the uninterrupted descent, the infallible authority, the fixed dogmas, the adaptation to circumstances, the band of saints. But when you talk of a holy society, do tell me what your words mean, for they utterly bewilder me. Do you call this society, in which I am dwelling, a holy society? Do you call this country, for instance, which is nearest the centre of holiness, a holy country? I will not press you too hard. I will suppose that though you have miraculous powers, the power does not always exert itself in this way. That it can make statues wink more easily than it can make human beings abandon their habits of revenge or lying,—I can understand. But when the power is exerted, when you are doing a work for men, I want to know whether that is for good or for evil. I cannot make up my mind that it is for good. I cannot help perceiving, not that you do not reclaim men from being false, but that you continually make them false; not that you sometimes fail in preventing moral corruption, but that you are working very hard, by some of your most potent and most vaunted agencies, to promote it; not that evil and debasing habits have defied all the energies of preachers, confessors, and absolvers; but that preachers, confessors, and absolvers are very often helping more to strengthen these habits, and make them invincible, than all other men together.”</w:t>
+        <w:t xml:space="preserve">“may be true enough; at all events, I cannot refute them. You may have the miraculous powers you speak of, the uninterrupted descent, the infallible authority, the fixed dogmas, the adaptation to circumstances, the band of saints. But when you talk of a holy society, do tell me what your words mean, for they utterly bewilder me. Do you call this society, in which I am dwelling, a holy society? Do you call this country, for instance, which is nearest the centre of holiness, a holy country? I will not press you too much. I will suppose that though you have miraculous powers, the power does not always exert itself in this way. That it can make statues wink more easily than it can make human beings abandon their habits of revenge or lying,—I can understand. But when the power is exerted, when you are doing a work for men, I want to know whether that is for good or for ill? I cannot make up my mind that it is for good. I cannot help perceiving, not that you do not reclaim men from being false, but that you continually make them false; not that you sometimes fail in preventing moral corruption, but that you are working very hard, by some of your most potent and most vaunted agencies, to promote it; not that evil and debasing habits have defied all the energies of preachers, confessors, and absolvers; but that preachers, confessors, and absolvers are very often helping more to strengthen these habits, and make them invincible, than all other men together.”</w:t>
       </w:r>
     </w:p>
     <w:p>
@@ -14792,7 +14775,7 @@
         <w:rPr>
           <w:lang w:val="en-GB"/>
         </w:rPr>
-        <w:t xml:space="preserve">“maintains the notion of everlasting punishment after death. Consider what is included in that notion. You cannot thrust it into a corner, as you might naturally wish to do. You cannot mention it as something by the way. If it is anything, it is fundamental. Theologians and popular preachers treat it as fundamental. They start from it; they put it forth as the ground of their exhortations. The world, according to them, lies under a sentence of condemnation. An immense—an incalculable—majority of all that have been born into it, must, if their statements mean anything, if they are not merely idle, frivolous rhetoric, be hopelessly doomed. Their object is to point out how a few, a very few, may be saved from the sentence. All their doctrines, therefore, have this centre. Let them speak of Atonement, Justification, Regeneration; these are only different names to denote the methods by which certain men may have the comfort of feeling that they are not sharers in the condition to which God has consigned our race.”</w:t>
+        <w:t xml:space="preserve">“maintains the notion of everlasting punishment after death. Consider what is included in that notion. You cannot thrust it into a corner, as you might naturally wish to do. You cannot mention it as something by the way. If it is anything, it is fundamental. Theologians and popular preachers treat it as such. They start from it; they put it forth as the ground of their exhortations. The world, according to them, lies under a sentence of condemnation. An immense—an incalculable—majority of all that have been born into it, must, if their statements mean anything, if they are not merely idle, frivolous rhetoric, be hopelessly doomed. Their object is to point out how a few, a very few, may be saved from the sentence. All their doctrines, therefore, have this centre. Let them speak of Atonement, Justification, Regeneration; these are only different names to denote the methods by which certain men may have the comfort of feeling that they are not sharers in the condition to which God has consigned our race.”</w:t>
       </w:r>
     </w:p>
     <w:p>
@@ -15910,7 +15893,7 @@
         <w:rPr>
           <w:lang w:val="en-GB"/>
         </w:rPr>
-        <w:t xml:space="preserve">If I am asked whether the writer did not suppose that he had this power, I answer, When you tell me who the writer was, I may possibly, though probably not even then, be able to make some guess whether he supposed it or not. At present I am quite in the dark about him and his intentions. If I adopt the theory, which is as reasonable as any other, that he lived in the time of the Vandal persecution, I think it is very likely that, along with a much deepened conviction of the worth of the principle for which he was suffering, he had also a mixture of earthly passion and fierceness, and that he was tempted to show his opponents, or those who were apostatising, that there were more terrible penalties than those of scourging the back or cutting out the tongue. In that case, I should say I was giving up that part of his animus which he would wish me to give up,—that part which was not of God, and could not be meant to abide; and was clinging to that which made his other words true and consistent with themselves, when I interpreted his Creed in conformity with our Lord’s sentence. I should not be imitating the treatment which Mr. Ward (in his Ideal of the Church) applied to our Articles (</w:t>
+        <w:t xml:space="preserve">If I am asked whether the writer did not suppose that he had this power, I answer, When you tell me who the writer was, I may possibly, though probably not even then, be able to make some guess whether he supposed it or not. At present I am quite in the dark about him and his motives. If I adopt the theory, which is as reasonable as any other, that he lived in the time of the Vandal persecution, I think it is very likely that, along with a much deepened conviction of the worth of the principle for which he was suffering, he had also a mixture of earthly passion and fierceness, and that he was tempted to show his opponents, or those who were apostatising, that there were more terrible penalties than those of scourging the back or cutting out the tongue. In that case, I should say I was giving up that part of his animus which he would wish me to give up,—that part which was not of God, and could not be meant to abide; and was clinging to that which made his other words true and consistent with themselves, when I interpreted his Creed in conformity with our Lord’s sentence. I should not be imitating the treatment which Mr. Ward (in his Ideal of the Church) applied to our Articles (</w:t>
       </w:r>
       <w:r>
         <w:rPr>
@@ -15944,7 +15927,7 @@
         <w:rPr>
           <w:lang w:val="en-GB"/>
         </w:rPr>
-        <w:t xml:space="preserve">I have spoken of the possible animus of the writer of this Creed: but I must repeat that I know nothing of him, and therefore my guesses are good for very little. The animus imponentis concerns us, as all casuists admit, much more; and of that we have no right to pretend ignorance. Our Church has given us great helps for understanding what her meaning is, and what spirit she wishes us to be in. So long as I am commanded to repeat her prayers, no one shall compel me to put a construction upon this formulary which contradicts them, and makes me consciously false in the use of them. And I will add, once for all, in reference to those who wish to bind us by the current and floating opinions of this age, on the topics I have discussed in these Essays; I hold to that which I have confessed already: I hold to the prayers in which I find that confession made living and effectual for me and for all my brethren. If you say my faith is not distinct enough, bring forth your substitute for it. Do not talk about a perfect Atonement, or a divine Satisfaction, or an Eternal Death; these I believe in as much as you can do. Put forth distinctly before your own consciences, and before the conscience of England, the meaning which you attach to these words. See whether what you intend is not either that assertion of God’s infinite Charity, which is contained in St. John’s express words, in the whole Bible, in our forms, or something so flagrantly in contradiction with that, as to make the duty of rejecting it, and protesting against it, one from which no Churchman and no man ought to shrink.</w:t>
+        <w:t xml:space="preserve">I have spoken of the possible animus of the writer of this Creed: but I must repeat that I know nothing of him, and therefore my guesses are good for very little. The animus imponentis concerns us, as all casuists admit, much more; and of that we have no right to pretend ignorance. Our Church has given us great helps for understanding what her meaning is, and what spirit she wishes us to be of. So long as I am commanded to repeat her prayers, no one shall compel me to put a construction upon this formulary which contradicts them, and makes me consciously false in the use of them. And I will add, once for all, in reference to those who wish to bind us by the current and floating opinions of this age, on the topics I have discussed in these Essays; I hold to that which I have confessed already: I hold to the prayers in which I find that confession made living and effectual for me and for all my brethren. If you say my faith is not distinct enough, bring forth your substitute for it. Do not talk about a perfect Atonement, or a divine Satisfaction, or an Eternal Death; these I believe in as much as you can do. Put forth distinctly before your own consciences, and before the conscience of England, the meaning which you attach to these words. See whether what you intend is not either that assertion of God’s infinite Charity, which is contained in St. John’s express words, in the whole Bible, in our forms, or something so flagrantly in contradiction with that, as to make the duty of rejecting it, and protesting against it, one from which no Churchman and no man ought to shrink.</w:t>
       </w:r>
     </w:p>
     <w:bookmarkEnd w:id="43"/>

--- a/books/theological-essays/downloads/theological-essays.docx
+++ b/books/theological-essays/downloads/theological-essays.docx
@@ -221,9 +221,16 @@
       </w:pPr>
       <w:r>
         <w:rPr>
-          <w:lang w:val="en-GB"/>
-        </w:rPr>
-        <w:t xml:space="preserve">A Lady, once a member of the Society of Friends, who died some years ago, desired me in her Will to apply a small sum to purposes in which I</w:t>
+          <w:smallCaps/>
+          <w:lang w:val="en-GB"/>
+        </w:rPr>
+        <w:t xml:space="preserve">A Lady</w:t>
+      </w:r>
+      <w:r>
+        <w:rPr>
+          <w:lang w:val="en-GB"/>
+        </w:rPr>
+        <w:t xml:space="preserve">, once a member of the Society of Friends, who died some years ago, desired me in her Will to apply a small sum to purposes in which I</w:t>
       </w:r>
       <w:r>
         <w:rPr>
@@ -313,9 +320,22 @@
       </w:pPr>
       <w:r>
         <w:rPr>
-          <w:lang w:val="en-GB"/>
-        </w:rPr>
-        <w:t xml:space="preserve">The illustrious poet to whom these Essays were dedicated had asked—</w:t>
+          <w:smallCaps/>
+          <w:lang w:val="en-GB"/>
+        </w:rPr>
+        <w:t xml:space="preserve">The</w:t>
+      </w:r>
+      <w:r>
+        <w:rPr>
+          <w:lang w:val="en-GB"/>
+        </w:rPr>
+        <w:t xml:space="preserve"> </w:t>
+      </w:r>
+      <w:r>
+        <w:rPr>
+          <w:lang w:val="en-GB"/>
+        </w:rPr>
+        <w:t xml:space="preserve">illustrious poet to whom these Essays were dedicated had asked—</w:t>
       </w:r>
     </w:p>
     <w:p>
@@ -905,9 +925,42 @@
       </w:pPr>
       <w:r>
         <w:rPr>
-          <w:lang w:val="en-GB"/>
-        </w:rPr>
-        <w:t xml:space="preserve">St. Paul says, Though I have all faith, so that I could remove mountains, and have not Charity, I am nothing.</w:t>
+          <w:smallCaps/>
+          <w:lang w:val="en-GB"/>
+        </w:rPr>
+        <w:t xml:space="preserve">St. Paul</w:t>
+      </w:r>
+      <w:r>
+        <w:rPr>
+          <w:lang w:val="en-GB"/>
+        </w:rPr>
+        <w:t xml:space="preserve"> </w:t>
+      </w:r>
+      <w:r>
+        <w:rPr>
+          <w:lang w:val="en-GB"/>
+        </w:rPr>
+        <w:t xml:space="preserve">says,</w:t>
+      </w:r>
+      <w:r>
+        <w:rPr>
+          <w:lang w:val="en-GB"/>
+        </w:rPr>
+        <w:t xml:space="preserve"> </w:t>
+      </w:r>
+      <w:r>
+        <w:rPr>
+          <w:i/>
+          <w:iCs/>
+          <w:lang w:val="en-GB"/>
+        </w:rPr>
+        <w:t xml:space="preserve">Though I have all faith, so that I could remove mountains, and have not Charity, I am nothing</w:t>
+      </w:r>
+      <w:r>
+        <w:rPr>
+          <w:lang w:val="en-GB"/>
+        </w:rPr>
+        <w:t xml:space="preserve">.</w:t>
       </w:r>
     </w:p>
     <w:p>
@@ -986,7 +1039,7 @@
         <w:rPr>
           <w:lang w:val="en-GB"/>
         </w:rPr>
-        <w:t xml:space="preserve">I have done this service to him by that method of mine. What have I done for the Bible? I have practically denied that its language is inspired, and that the truth which the language expresses is divine. I must suppose that inspired language is the most inclusive and comprehensive of all language; that divine truth lies beneath all the imperfect forms of truth which men have perceived,—sustaining them, not contradicting them. If a particular temper or habit characterises a man, or a country, or an age, the believer in a Revelation would naturally conclude that there must be an affinity between this temper or habit, and some side of that Revelation:—he would search earnestly for the point of contact between them, and rejoice when he recognised it. He might find the temper or habit in question often confused, often feeble, often evil. His only hope of removing the confusion, strengthening the feebleness, counteracting the evil, would lie in the power which seemed to be given him of connecting it with that wider and deeper principle from which it had been separated. Every, even the slightest, inclination on the part of persons who were habitually suspicious of that which he regarded as truth, to acknowledge a portion of it as bearing upon their lives, he would eagerly and thankfully hail. So far from complaining of them because they fixed upon a certain aspect of the Revelation, remaining indifferent or sceptical about every other, he would consider this a proof that they were treating it in the most natural and sincere way,—accepting what in their state of mind they could most practically apprehend and use. If another side of it was for them lying in shadow, he might,—provided he had any clear conviction that God has His own way of guiding His creatures,—be content that they should not, for the present, try to bring that within the range of their vision. At all events, he would feel that his work was clearly marked out for him. In this, as in all other cases, he could not hope to arrive at the unknown, except through that which is perceived, however partially. He would not quench the light by which any men are walking, under pretence that it is merely torch-light, lest he, as well as they, should be punished with complete darkness. If I have failed to act upon these maxims, I am certain that my faith in God’s Revelation has been weak.</w:t>
+        <w:t xml:space="preserve">I have done this service to him by that method of mine. What have I done for the Bible? I have practically denied that its language is inspired, and that the truth which the language expresses is divine. I must suppose that inspired language is the most inclusive and comprehensive of all language; that divine truth lies beneath all the imperfect forms of truth which men have perceived,—sustaining them, not contradicting them. If a particular temper or habit characterises a man, or a country, or an age, the believer in a Revelation would naturally conclude that there must be an affinity between this temper or habit, and some side of that Revelation;—he would search earnestly for the point of contact between them, and rejoice when he recognised it. He might find the temper or habit in question often confused, often feeble, often evil. His only hope of removing the confusion, strengthening the feebleness, counteracting the evil, would lie in the power which seemed to be given him of connecting it with that wider and deeper principle from which it had been separated. Every, even the slightest, inclination on the part of persons who were habitually suspicious of that which he regarded as truth, to acknowledge a portion of it as bearing upon their lives, he would eagerly and thankfully hail. So far from complaining of them because they fixed upon a certain aspect of the Revelation, remaining indifferent or sceptical about every other, he would consider this a proof that they were treating it in the most natural and sincere way,—accepting what in their state of mind they could most practically apprehend and use. If another side of it was for them lying in shadow, he might,—provided he had any clear conviction that God has His own way of guiding His creatures,—be content that they should not, for the present, try to bring that within the range of their vision. At all events, he would feel that his work was clearly marked out for him. In this, as in all other cases, he could not hope to arrive at the unknown, except through that which is perceived, however partially. He would not quench the light by which any men are walking, under pretence that it is merely torch-light, lest he, as well as they, should be punished with complete darkness. If I have failed to act upon these maxims, I am certain that my faith in God’s Revelation has been weak.</w:t>
       </w:r>
     </w:p>
     <w:p>
@@ -1100,7 +1153,7 @@
         <w:rPr>
           <w:lang w:val="en-GB"/>
         </w:rPr>
-        <w:t xml:space="preserve">—we restore that distinctness which our Theology is said to have lost, we reconcile it with the comprehension which we are all in search of. So long as we are busy with our theories, notions, feelings about God—so long as these constitute our divinity——we must be vague, we must be exclusive. One deduces his conclusions from the Bible; one from the decrees of the Church; one from his individual consciousness. But the reader of the Bible confesses that it appeals to experience, and must in some way be tested by it: the greatest worshipper of the Church asks for a Bible to support its authority: the greatest believer in his own consciousness perceives that there must be some means of connecting it with the general conscience of mankind. Each denounces the other’s method; none is satisfied with his own. If Theology is regarded not as a collection of our theories about God; but as a declaration of His will and His acts towards us, will it not conform more to what we find in the Bible—will it not more meet all the experiences of individuals, all the experiences of our race? And to come directly to the point of the objection which I am considering, will it not better expound all the special articles which our own Church and the Christian Church generally, confesses? This at least is my belief.</w:t>
+        <w:t xml:space="preserve">—we restore that distinctness which our Theology is said to have lost, we reconcile it with the comprehension which we are all in search of. So long as we are busy with our theories, notions, feelings about God—so long as these constitute our divinity——we must be vague, we must be exclusive. One deduces his conclusions from the Bible; one from the decrees of the Church; one from his individual consciousness. But the reader of the Bible confesses that it appeals to experience, and must in some way be tested by it; the greatest worshipper of the Church asks for a Bible to support its authority; the greatest believer in his own consciousness perceives that there must be some means of connecting it with the general conscience of mankind. Each denounces the other’s method; none is satisfied with his own. If Theology is regarded not as a collection of our theories about God; but as a declaration of His will and His acts towards us, will it not conform more to what we find in the Bible—will it not more meet all the experiences of individuals, all the experiences of our race? And to come directly to the point of the objection which I am considering, will it not better expound all the special articles which our own Church and the Christian Church generally, confesses? This at least is my belief.</w:t>
       </w:r>
     </w:p>
     <w:p>
@@ -1247,9 +1300,22 @@
       </w:pPr>
       <w:r>
         <w:rPr>
-          <w:lang w:val="en-GB"/>
-        </w:rPr>
-        <w:t xml:space="preserve">Clergymen seem to take it for granted that their Congregations understand what they mean when they speak of Sin. I am afraid some of us do not ourselves quite understand what we mean by it. Perhaps, if we would attend more to the doubts and objections of others, they might assist in clearing and deepening our own thoughts.</w:t>
+          <w:smallCaps/>
+          <w:lang w:val="en-GB"/>
+        </w:rPr>
+        <w:t xml:space="preserve">Clergymen</w:t>
+      </w:r>
+      <w:r>
+        <w:rPr>
+          <w:lang w:val="en-GB"/>
+        </w:rPr>
+        <w:t xml:space="preserve"> </w:t>
+      </w:r>
+      <w:r>
+        <w:rPr>
+          <w:lang w:val="en-GB"/>
+        </w:rPr>
+        <w:t xml:space="preserve">seem to take it for granted that their Congregations understand what they mean when they speak of Sin. I am afraid some of us do not ourselves quite understand what we mean by it. Perhaps, if we would attend more to the doubts and objections of others, they might assist in clearing and deepening our own thoughts.</w:t>
       </w:r>
     </w:p>
     <w:p>
@@ -1400,7 +1466,7 @@
         <w:rPr>
           <w:lang w:val="en-GB"/>
         </w:rPr>
-        <w:t xml:space="preserve">“I did this act, I thought this thought; it was a wrong act, it was a wrong thought, and it was mine. The world about me took no account of it. I can resolve it into no habits or motives, or if I can, the analysis does not help me in the least. Whatever the habit was, I wore the habit: whatever the motive was, I was the mover.”</w:t>
+        <w:t xml:space="preserve">“I did this act, I thought this thought; it was a wrong act, it was a wrong thought, and it was mine. The world about me took no account of it. I can resolve it into no habits or motives, or if I can, the analysis does not help me in the least. Whatever the habit was, I wore the habit; whatever the motive was, I was the mover.”</w:t>
       </w:r>
       <w:r>
         <w:rPr>
@@ -1742,9 +1808,22 @@
       </w:pPr>
       <w:r>
         <w:rPr>
-          <w:lang w:val="en-GB"/>
-        </w:rPr>
-        <w:t xml:space="preserve">I suppose if any of us met with a treatise which professed to discuss the Origin of Evil, our first and most natural impulse would be to throw it aside.</w:t>
+          <w:smallCaps/>
+          <w:lang w:val="en-GB"/>
+        </w:rPr>
+        <w:t xml:space="preserve">I suppose</w:t>
+      </w:r>
+      <w:r>
+        <w:rPr>
+          <w:lang w:val="en-GB"/>
+        </w:rPr>
+        <w:t xml:space="preserve"> </w:t>
+      </w:r>
+      <w:r>
+        <w:rPr>
+          <w:lang w:val="en-GB"/>
+        </w:rPr>
+        <w:t xml:space="preserve">if any of us met with a treatise which professed to discuss the Origin of Evil, our first and most natural impulse would be to throw it aside.</w:t>
       </w:r>
       <w:r>
         <w:rPr>
@@ -1802,7 +1881,7 @@
         <w:rPr>
           <w:lang w:val="en-GB"/>
         </w:rPr>
-        <w:t xml:space="preserve">1. A man cannot help perceiving that the climate he is living in has some influence on himself, and upon all who are about him. It is an influence which directly affects his body, but it does not stop there: through this, it acts in a number of ways upon his thoughts and his habits. If it affects him less or more than others, the difference is caused by a difference of temperament; that must be set down as another influence which requires to be taken account of—one of which the workings are great, and in various directions. Add the conditions of luxury, mediocrity, or poverty, into which he is born, and he is conscious of a whole system of agencies working upon him from childhood upwards, modifying apparently, if not determining his wishes, conceptions, purposes. He has not yet calculated the effect of association upon him, even taking that word in its simplest, narrowest sense, to express his intercourse with his brothers, sisters, schoolfellows. If he enlarges the word to comprehend all that he has received from the atmosphere of his country and his age, he may become well-nigh overwhelmed. For he begins to think what shape his moral code might have taken, if he had been born within certain degrees of latitude. He asks himself whether he should not almost certainly have been a Roman Catholic, if his lot had been cast in any part of the south of Europe; a Hindoo or a Buddhist, or perhaps something worse, if he had grown up in some of the finest regions of Asia. Without plunging into these speculations, there is the obvious and undeniable operation of those who have educated him; the operation of all the thoughts, feelings, and habits, which had descended upon them from their instructors and ancestors.</w:t>
+        <w:t xml:space="preserve">1. A man cannot help perceiving that the climate he is living in has some influence on himself, and upon all who are about him. It is an influence which directly affects his body, but it does not stop there; through this, it acts in a number of ways upon his thoughts and his habits. If it affects him less or more than others, the difference is caused by a difference of temperament; that must be set down as another influence which requires to be taken account of—one of which the workings are great, and in various directions. Add the conditions of luxury, mediocrity, or poverty, into which he is born, and he is conscious of a whole system of agencies working upon him from childhood upwards, modifying apparently, if not determining his wishes, conceptions, purposes. He has not yet calculated the effect of association upon him, even taking that word in its simplest, narrowest sense, to express his intercourse with his brothers, sisters, schoolfellows. If he enlarges the word to comprehend all that he has received from the atmosphere of his country and his age, he may become well-nigh overwhelmed. For he begins to think what shape his moral code might have taken, if he had been born within certain degrees of latitude. He asks himself whether he should not almost certainly have been a Roman Catholic, if his lot had been cast in any part of the south of Europe; a Hindoo or a Buddhist, or perhaps something worse, if he had grown up in some of the finest regions of Asia. Without plunging into these speculations, there is the obvious and undeniable operation of those who have educated him; the operation of all the thoughts, feelings, and habits, which had descended upon them from their instructors and ancestors.</w:t>
       </w:r>
     </w:p>
     <w:p>
@@ -2193,7 +2272,7 @@
         <w:rPr>
           <w:lang w:val="en-GB"/>
         </w:rPr>
-        <w:t xml:space="preserve">1. First, then,—there is no disguising it,—the assertion stands broad and patent in the four Gospels, construed according to any ordinary rules of language;—the acknowledgment of an Evil Spirit is characteristic of Christianity. I do not, of course, mean that the dread of such a Spirit did not exist in every part of the world before the Incarnation of our Lord. Powers which are plotting mischief against men enter into every heathen religion: gradually those religions came to signify little else than the conciliation of such powers. In the highest civilisation of the Roman Empire, when unbelief in the Divine had become habitual, the fear of the devilish expressed itself in a devotion to magic and prophecy, which was as real as the devotion of frivolous people can be. The Jew was taught throughout all his history that there were enemies within as well as without, who were contending against him. He realised the conviction in his prayers to the God of his fathers. He could not believe that Philistines or Moabites were tormenting him in his chamber. He learnt that the secret, impalpable enemies there were his country’s tyrants, even more than the visible ones. The Pharisee of later times, with no feelings for his country except as it reflected his vanity or ministered to his contempt of others, wrapt up in the desire to get what he could for himself in this world and the next, had wrought out of the hints which the living men of former days supplied him a very extensive Demonology. Beelzebub, the prince of the devils, occupied a large place in his theory; he could always be resorted to for the explanation of any more than usually startling difficulty. And this being was unconsciously becoming the object of Jewish worship. All his features were gradually transferred by the imagination of the self-seeker to the God of Abraham.</w:t>
+        <w:t xml:space="preserve">1. First, then,—there is no disguising it,—the assertion stands broad and patent in the four Gospels, construed according to any ordinary rules of language;—the acknowledgment of an Evil Spirit is characteristic of Christianity. I do not, of course, mean that the dread of such a Spirit did not exist in every part of the world before the Incarnation of our Lord. Powers which are plotting mischief against men enter into every heathen religion; gradually those religions came to signify little else than the conciliation of such powers. In the highest civilisation of the Roman Empire, when unbelief in the Divine had become habitual, the fear of the devilish expressed itself in a devotion to magic and prophecy, which was as real as the devotion of frivolous people can be. The Jew was taught throughout all his history that there were enemies within as well as without, who were contending against him. He realised the conviction in his prayers to the God of his fathers. He could not believe that Philistines or Moabites were tormenting him in his chamber. He learnt that the secret, impalpable enemies there were his country’s tyrants, even more than the visible ones. The Pharisee of later times, with no feelings for his country except as it reflected his vanity or ministered to his contempt of others, wrapt up in the desire to get what he could for himself in this world and the next, had wrought out of the hints which the living men of former days supplied him a very extensive Demonology. Beelzebub, the prince of the devils, occupied a large place in his theory; he could always be resorted to for the explanation of any more than usually startling difficulty. And this being was unconsciously becoming the object of Jewish worship. All his features were gradually transferred by the imagination of the self-seeker to the God of Abraham.</w:t>
       </w:r>
     </w:p>
     <w:p>
@@ -2603,9 +2682,22 @@
       </w:pPr>
       <w:r>
         <w:rPr>
-          <w:lang w:val="en-GB"/>
-        </w:rPr>
-        <w:t xml:space="preserve">Every thoughtful reader of the book of Job must have been struck by two characteristics of it, which seem at first sight altogether inconsistent. The suffering man has the most intense personal sense of his own evil. He makes also the most vehement, repeated, passionate, protestations of his own righteousness. It cannot be pretended that he defends his innocence as far as men are concerned, but that he confesses himself guilty in the sight of God. On the contrary, he appeals again and again from men to God. He calls for His judgment. He longs to go and plead before Him. There would have been no need of clearing himself before a human tribunal. His friends do not, as it has been customary to say, attack him. They try, in their way, to console him. They are as much astonished at the vehemence of his self-accusations as they are shocked at his self-righteousness. They are quite convinced that God is ready to forgive those who make their prayer to Him. That is what they would do if they had fallen into Job’s calamities. The ancients, who were much wiser than he or they, have assured them that it is the right course. Why does not the stricken man take it? Why does he indulge in such dreadful wailings, which must be offensive to the Judge who has afflicted him? Above all, how dares he talk as if a man might be just before God? How could he, who complained that he possessed the sins of his youth, nevertheless declare that there was a purity and a truth in him, which the Searcher of all hearts would at last acknowledge? What did this contradiction mean? How could he justify it against all their precedents and arguments?</w:t>
+          <w:smallCaps/>
+          <w:lang w:val="en-GB"/>
+        </w:rPr>
+        <w:t xml:space="preserve">Every</w:t>
+      </w:r>
+      <w:r>
+        <w:rPr>
+          <w:lang w:val="en-GB"/>
+        </w:rPr>
+        <w:t xml:space="preserve"> </w:t>
+      </w:r>
+      <w:r>
+        <w:rPr>
+          <w:lang w:val="en-GB"/>
+        </w:rPr>
+        <w:t xml:space="preserve">thoughtful reader of the book of Job must have been struck by two characteristics of it, which seem at first sight altogether inconsistent. The suffering man has the most intense personal sense of his own evil. He makes also the most vehement, repeated, passionate, protestations of his own righteousness. It cannot be pretended that he defends his innocence as far as men are concerned, but that he confesses himself guilty in the sight of God. On the contrary, he appeals again and again from men to God. He calls for His judgment. He longs to go and plead before Him. There would have been no need of clearing himself before a human tribunal. His friends do not, as it has been customary to say, attack him. They try, in their way, to console him. They are as much astonished at the vehemence of his self-accusations as they are shocked at his self-righteousness. They are quite convinced that God is ready to forgive those who make their prayer to Him. That is what they would do if they had fallen into Job’s calamities. The ancients, who were much wiser than he or they, have assured them that it is the right course. Why does not the stricken man take it? Why does he indulge in such dreadful wailings, which must be offensive to the Judge who has afflicted him? Above all, how dares he talk as if a man might be just before God? How could he, who complained that he possessed the sins of his youth, nevertheless declare that there was a purity and a truth in him, which the Searcher of all hearts would at last acknowledge? What did this contradiction mean? How could he justify it against all their precedents and arguments?</w:t>
       </w:r>
     </w:p>
     <w:p>
@@ -3094,7 +3186,46 @@
         <w:rPr>
           <w:lang w:val="en-GB"/>
         </w:rPr>
-        <w:t xml:space="preserve">“I Believe in Jesus Christ, the only Son of God, our Lord,”</w:t>
+        <w:t xml:space="preserve">“</w:t>
+      </w:r>
+      <w:r>
+        <w:rPr>
+          <w:smallCaps/>
+          <w:lang w:val="en-GB"/>
+        </w:rPr>
+        <w:t xml:space="preserve">I believe</w:t>
+      </w:r>
+      <w:r>
+        <w:rPr>
+          <w:lang w:val="en-GB"/>
+        </w:rPr>
+        <w:t xml:space="preserve"> </w:t>
+      </w:r>
+      <w:r>
+        <w:rPr>
+          <w:lang w:val="en-GB"/>
+        </w:rPr>
+        <w:t xml:space="preserve">in Jesus Christ,</w:t>
+      </w:r>
+      <w:r>
+        <w:rPr>
+          <w:lang w:val="en-GB"/>
+        </w:rPr>
+        <w:t xml:space="preserve"> </w:t>
+      </w:r>
+      <w:r>
+        <w:rPr>
+          <w:i/>
+          <w:iCs/>
+          <w:lang w:val="en-GB"/>
+        </w:rPr>
+        <w:t xml:space="preserve">the only Son of God</w:t>
+      </w:r>
+      <w:r>
+        <w:rPr>
+          <w:lang w:val="en-GB"/>
+        </w:rPr>
+        <w:t xml:space="preserve">, our Lord,”</w:t>
       </w:r>
       <w:r>
         <w:rPr>
@@ -3172,18 +3303,18 @@
         <w:rPr>
           <w:lang w:val="en-GB"/>
         </w:rPr>
-        <w:t xml:space="preserve">But there is a chapter of human experience which we have not yet looked into. It is that of which I spoke in my last Essay. We found a man brought into a condition of physical and moral pain and weakness which deprived him of all advantages he might once have possessed, and confessing himself on a level with the most wretched of human creatures. There came to this man, so smitten, a consciousness of evil, which was perfectly new to him. This consciousness was strangely mixed with the assurance that there was a righteousness which he could actually claim as his. The righteousness was more deep than the evil. At times he felt that it was even more his own, though that seemed bone of his bone and flesh of his flesh. This conflict in his mind was connected with another. He could not deny that his suffering had come from God; but yet he felt it to be a plague, an evil, an enemy. It spoke to him of bondage and oppression. Could God be the oppressor? This man, we found, was gradually taught that God was not his oppressor, but the defender of his cause,—the asserter of his righteousness. How was this? Was he then righteous? Was he not the sinner he had believed himself to be? Yes: it was then first that he felt himself to be wholly a sinner,—that he became ashamed of all the pleas he had put forth on his own behalf. But there was, in some mysterious manner, a Redeemer, an actual person connected with him,—one who he was sure lived,—one who was at the root of his being,—one in whom he was righteous.</w:t>
-      </w:r>
-    </w:p>
-    <w:p>
-      <w:pPr>
-        <w:pStyle w:val="BodyText"/>
-      </w:pPr>
-      <w:r>
-        <w:rPr>
-          <w:lang w:val="en-GB"/>
-        </w:rPr>
-        <w:t xml:space="preserve">I tried to show, not from a particular sentence, but from the context of the book, that this was Job’s experience. I tried to show further, that Job was not a man unlike other men, placed under rare and peculiar conditions which enabled him to ascertain certain facts as true for himself, which are not true for his race: but that by hard discipline he was drawn out of that which was local and individual, brought to the apprehension of that which is human and universal. I tried to show that any other hypothesis is inconsistent with our reverence for the book of Job as part of the canon of Scripture, equally inconsistent with the testimonies which have been borne to its truthfulness by people of the most various characters, and in the most dissimilar circumstances. If so, the Avenger or Redeemer whom Job confessed was not a redeemer but the Redeemer: not one of those who came down from time to time, out of some unknown world of light, to scatter some portion of the world’s darkness, but the actual source of light; not one of those who here and there puts down one of the earth’s oppressors, but the asserter of man’s right against the oppressor of man. He cannot be one of those whom men have called into existence, and invested with the qualities which belong to them as members of some particular race or locality. The sufferer has been compelled to feel himself simply a man. All accidents are nothing to him now. If he has not hold of a substance, he must perish in his despair.</w:t>
+        <w:t xml:space="preserve">But there is a chapter of human experience which we have not yet looked into. It is that of which I spoke in my last Essay. We found a man brought into a condition of physical and moral pain and weakness which deprived him of all advantages he might once have possessed, and confessing himself on a level with the most wretched of human creatures. There came to this man, so smitten, a consciousness of evil, which was perfectly new to him. This consciousness was strangely mixed with the assurance that there was a righteousness which he could actually claim as his. The righteousness was more deep than the evil. At times he felt that it was even more his own, though that seemed bone of his bone and flesh of his flesh. This conflict in his mind was connected with another. He could not deny that his suffering had come from God; but yet he felt it to be a plague, an evil, an enemy. It spoke to him of bondage and oppression. Could God be the oppressor? This man, we found, was gradually taught that God was not his oppressor, but the defender of his cause,—the asserter of his righteousness. How was this? Was he then righteous? Was he not the sinner he had believed himself to be? Yes; it was then first that he felt himself to be wholly a sinner,—that he became ashamed of all the pleas he had put forth on his own behalf. But there was, in some mysterious manner, a Redeemer, an actual person connected with him,—one who he was sure lived,—one who was at the root of his being,—one in whom he was righteous.</w:t>
+      </w:r>
+    </w:p>
+    <w:p>
+      <w:pPr>
+        <w:pStyle w:val="BodyText"/>
+      </w:pPr>
+      <w:r>
+        <w:rPr>
+          <w:lang w:val="en-GB"/>
+        </w:rPr>
+        <w:t xml:space="preserve">I tried to show, not from a particular sentence, but from the context of the book, that this was Job’s experience. I tried to show further, that Job was not a man unlike other men, placed under rare and peculiar conditions which enabled him to ascertain certain facts as true for himself, which are not true for his race; but that by hard discipline he was drawn out of that which was local and individual, brought to the apprehension of that which is human and universal. I tried to show that any other hypothesis is inconsistent with our reverence for the book of Job as part of the canon of Scripture, equally inconsistent with the testimonies which have been borne to its truthfulness by people of the most various characters, and in the most dissimilar circumstances. If so, the Avenger or Redeemer whom Job confessed was not a redeemer but the Redeemer; not one of those who came down from time to time, out of some unknown world of light, to scatter some portion of the world’s darkness, but the actual source of light; not one of those who here and there puts down one of the earth’s oppressors, but the asserter of man’s right against the oppressor of man. He cannot be one of those whom men have called into existence, and invested with the qualities which belong to them as members of some particular race or locality. The sufferer has been compelled to feel himself simply a man. All accidents are nothing to him now. If he has not hold of a substance, he must perish in his despair.</w:t>
       </w:r>
     </w:p>
     <w:p>
@@ -3794,7 +3925,7 @@
         <w:rPr>
           <w:lang w:val="en-GB"/>
         </w:rPr>
-        <w:t xml:space="preserve">“Of course, Christ is divine. Why should he not be? How can so beautiful a conception as that which his character exhibits, be otherwise than divine?”</w:t>
+        <w:t xml:space="preserve">“Of course, Christ is divine? Why should he not be? How can so beautiful a conception as that which his character exhibits, be otherwise than divine?”</w:t>
       </w:r>
       <w:r>
         <w:rPr>
@@ -3862,9 +3993,22 @@
       </w:pPr>
       <w:r>
         <w:rPr>
-          <w:lang w:val="en-GB"/>
-        </w:rPr>
-        <w:t xml:space="preserve">The Sons of the gods in Greek mythology can scarcely be separated from human forms, from actual flesh and blood. Those mysterious emanations from the Divinity which the Oriental spoke of, and which became closely connected with the later Greek philosophy, shrank from this contact. But the hearts of the people, as much in the East as in the West, demanded Incarnations; no efforts of the more spiritual and abstracted priests could resist the demand. If you consider the passages in the Old Testament which speak of Angels or Sons of God, you will be struck with a resemblance to both these conceptions, and a difference from both. They are persons, not abstractions; they converse with human beings as if they were of the same kind; no clear or deep line is drawn between them. On the other hand, they are never spoken of as assuming flesh, as putting on any vesture of mortality. You know not how, but they leave on you an impression of spirituality all the more strong, because no pains are taken to produce it. Yet it is not an impression made at our cost; we feel ourselves to be raised by what is told us of them; if they are spiritual, we must be so likewise. For this reason, the Jew had no difficulty in acknowledging one higher Angel, one Son of God, above all the rest; who yet was in more direct and continued communication with human creatures than they were; a Word who spoke to prophets and holy men, drew them away from the phantoms of sense, taught them that they were spirits, inspired them with cravings for the knowledge of God. Such a Person they traced through their Scriptures. Those perceived Him most who entered into the Scriptures most, and whose own minds were most alive. The formal Scribes, who were busy in framing a religion about God from the Bible and the Elders, might never discern Him, though they might expect, some day or other, the coming of a great King and Messiah. But those who believed that God was speaking and ruling, who had some vision of His awfulness and absolute perfection, who yet felt that He had made men in His image, and meant them to know Him, could inquire earnestly how and in whom He governed and spake, how that awfulness and perfection could come into relation with creatures, and be apprehended by them. They did not confine the illuminations of this mysterious Teacher to the wise of their own land, but they believed that the Law and the Prophets interpreted His relation to God and to the souls of men as no other books did, and that their nation was chosen to be an especial witness of His presence.</w:t>
+          <w:smallCaps/>
+          <w:lang w:val="en-GB"/>
+        </w:rPr>
+        <w:t xml:space="preserve">The</w:t>
+      </w:r>
+      <w:r>
+        <w:rPr>
+          <w:lang w:val="en-GB"/>
+        </w:rPr>
+        <w:t xml:space="preserve"> </w:t>
+      </w:r>
+      <w:r>
+        <w:rPr>
+          <w:lang w:val="en-GB"/>
+        </w:rPr>
+        <w:t xml:space="preserve">Sons of the gods in Greek mythology can scarcely be separated from human forms, from actual flesh and blood. Those mysterious emanations from the Divinity which the Oriental spoke of, and which became closely connected with the later Greek philosophy, shrank from this contact. But the hearts of the people, as much in the East as in the West, demanded Incarnations; no efforts of the more spiritual and abstracted priests could resist the demand. If you consider the passages in the Old Testament which speak of Angels or Sons of God, you will be struck with a resemblance to both these conceptions, and a difference from both. They are persons, not abstractions; they converse with human beings as if they were of the same kind; no clear or deep line is drawn between them. On the other hand, they are never spoken of as assuming flesh, as putting on any vesture of mortality. You know not how, but they leave on you an impression of spirituality all the more strong, because no pains are taken to produce it. Yet it is not an impression made at our cost; we feel ourselves to be raised by what is told us of them; if they are spiritual, we must be so likewise. For this reason, the Jew had no difficulty in acknowledging one higher Angel, one Son of God, above all the rest; who yet was in more direct and continued communication with human creatures than they were; a Word who spoke to prophets and holy men, drew them away from the phantoms of sense, taught them that they were spirits, inspired them with cravings for the knowledge of God. Such a Person they traced through their Scriptures. Those perceived Him most who entered into the Scriptures most, and whose own minds were most alive. The formal Scribes, who were busy in framing a religion about God from the Bible and the Elders, might never discern Him, though they might expect, some day or other, the coming of a great King and Messiah. But those who believed that God was speaking and ruling, who had some vision of His awfulness and absolute perfection, who yet felt that He had made men in His image, and meant them to know Him, could inquire earnestly how and in whom He governed and spake, how that awfulness and perfection could come into relation with creatures, and be apprehended by them. They did not confine the illuminations of this mysterious Teacher to the wise of their own land, but they believed that the Law and the Prophets interpreted His relation to God and to the souls of men as no other books did, and that their nation was chosen to be an especial witness of His presence.</w:t>
       </w:r>
     </w:p>
     <w:p>
@@ -4900,9 +5044,22 @@
       </w:pPr>
       <w:r>
         <w:rPr>
-          <w:lang w:val="en-GB"/>
-        </w:rPr>
-        <w:t xml:space="preserve">It will be evident, I hope, by this time, on what grounds I object to the so-called Theology of Consciousness. Not, surely, because I am not anxious to observe all the experiences and consciousnesses which the history of the world bears witness of. Not because I do not desire that all these should be understood, as they can only be understood, through the conscience of each man. Not that I do not ask of theology that it should explain these consciousnesses, and clear and satisfy that individual conscience.</w:t>
+          <w:smallCaps/>
+          <w:lang w:val="en-GB"/>
+        </w:rPr>
+        <w:t xml:space="preserve">It</w:t>
+      </w:r>
+      <w:r>
+        <w:rPr>
+          <w:lang w:val="en-GB"/>
+        </w:rPr>
+        <w:t xml:space="preserve"> </w:t>
+      </w:r>
+      <w:r>
+        <w:rPr>
+          <w:lang w:val="en-GB"/>
+        </w:rPr>
+        <w:t xml:space="preserve">will be evident, I hope, by this time, on what grounds I object to the so-called Theology of Consciousness. Not, surely, because I am not anxious to observe all the experiences and consciousnesses which the history of the world bears witness of. Not because I do not desire that all these should be understood, as they can only be understood, through the conscience of each man. Not that I do not ask of theology that it should explain these consciousnesses, and clear and satisfy that individual conscience.</w:t>
       </w:r>
     </w:p>
     <w:p>
@@ -5676,7 +5833,7 @@
         <w:rPr>
           <w:lang w:val="en-GB"/>
         </w:rPr>
-        <w:t xml:space="preserve">Not nearer to them, certainly, in any one of their negative conclusions. On the contrary, I have used the articles in the Creed which they most dissent from as my weapons against the representations of God which we agree in thinking horrible. I have appealed to the Creed as my protection from dogmas which I have attributed to the active workings of the consciousness and the intellect; one or other of which they are generally inclined to deify. Nor can I help further offending them by saying that the tenacity with which my orthodox brethren have maintained notions, at variance, as I think, with their inmost faith, has been owing in great measure to their Unitarian opponents. They have heard the faith and the opinions assailed together; they have supposed that there must be an intimate connection between them: they have feared to ask whether there is or not. Men of the Evangelical school, who did not like Archbishop Magee’s book because they found nothing in it which responded to the witness of their hearts, yet accepted it on the poor calculation that it was a learned book, and might defend what they were pleased to call the outworks of the faith. Men of the Patristic school, who knew how little it accorded with the divinity they most admired, yet argued, economically, that it might serve the purposes of such an age as ours is, and might confute objectors who did not deserve to be acquainted with any higher truth. I acknowledge the dishonesty and faithlessness of both decisions; I feel most deeply the mischiefs which have followed from both; but I see how much there was to make them plausible. I believe it is only a peculiar discipline, and some very painful experience, which has led me to abandon them, and to say boldly,</w:t>
+        <w:t xml:space="preserve">Not nearer to them, certainly, in any one of their negative conclusions. On the contrary, I have used the articles in the Creed which they most dissent from as my weapons against the representations of God which we agree in thinking horrible. I have appealed to the Creed as my protection from dogmas which I have attributed to the active workings of the consciousness and the intellect; one or other of which they are generally inclined to deify. Nor can I help further offending them by saying that the tenacity with which my orthodox brethren have maintained notions, at variance, as I think, with their inmost faith, has been owing in great measure to their Unitarian opponents. They have heard the faith and the opinions assailed together; they have supposed that there must be an intimate connection between them; they have feared to ask whether there is or not. Men of the Evangelical school, who did not like Archbishop Magee’s book because they found nothing in it which responded to the witness of their hearts, yet accepted it on the poor calculation that it was a learned book, and might defend what they were pleased to call the outworks of the faith. Men of the Patristic school, who knew how little it accorded with the divinity they most admired, yet argued, economically, that it might serve the purposes of such an age as ours is, and might confute objectors who did not deserve to be acquainted with any higher truth. I acknowledge the dishonesty and faithlessness of both decisions; I feel most deeply the mischiefs which have followed from both; but I see how much there was to make them plausible. I believe it is only a peculiar discipline, and some very painful experience, which has led me to abandon them, and to say boldly,</w:t>
       </w:r>
       <w:r>
         <w:rPr>
@@ -5721,9 +5878,22 @@
       </w:pPr>
       <w:r>
         <w:rPr>
-          <w:lang w:val="en-GB"/>
-        </w:rPr>
-        <w:t xml:space="preserve">In the last Essay I spoke of the Death of Christ as it is connected with the Christian idea of Sacrifice and Atonement. But all people who know the tendencies of this age, and who know themselves, are aware how much more easy it is to contemplate this or any event recorded in the Scripture, as an idea, than as a fact. There are many who acknowledge the Death and Resurrection of Christ in what they call a spiritual sense, to whom the plain words of the Creed,</w:t>
+          <w:smallCaps/>
+          <w:lang w:val="en-GB"/>
+        </w:rPr>
+        <w:t xml:space="preserve">In</w:t>
+      </w:r>
+      <w:r>
+        <w:rPr>
+          <w:lang w:val="en-GB"/>
+        </w:rPr>
+        <w:t xml:space="preserve"> </w:t>
+      </w:r>
+      <w:r>
+        <w:rPr>
+          <w:lang w:val="en-GB"/>
+        </w:rPr>
+        <w:t xml:space="preserve">the last Essay I spoke of the Death of Christ as it is connected with the Christian idea of Sacrifice and Atonement. But all people who know the tendencies of this age, and who know themselves, are aware how much more easy it is to contemplate this or any event recorded in the Scripture, as an idea, than as a fact. There are many who acknowledge the Death and Resurrection of Christ in what they call a spiritual sense, to whom the plain words of the Creed,</w:t>
       </w:r>
       <w:r>
         <w:rPr>
@@ -6067,19 +6237,19 @@
         <w:rPr>
           <w:lang w:val="en-GB"/>
         </w:rPr>
-        <w:t xml:space="preserve">“what is mortal:”</w:t>
-      </w:r>
-      <w:r>
-        <w:rPr>
-          <w:lang w:val="en-GB"/>
-        </w:rPr>
-        <w:t xml:space="preserve"> </w:t>
-      </w:r>
-      <w:r>
-        <w:rPr>
-          <w:lang w:val="en-GB"/>
-        </w:rPr>
-        <w:t xml:space="preserve">we have a horror of identifying it with the actual body which was so precious to us. We shrink from the mummy as from a weak, irreverent, materialistic experiment to preserve that which was meant to perish. The earth or ashes seem to us far better: we would rather cast the dearest form into the sea than give it that horrible unnatural kind of endurance. These are true feelings, which are found strongest in the truest minds; yet they are very inexplicable. The body associates itself with any thoughts we have of personality and immortality; that which lies in the earth, or is consumed with the fire, we naturally and inevitably associate with decay, putrefaction, destruction. It is easy for superstition to confound the feelings, and to invest relics with the sacredness which we must attach to the body: none of its appeals to the heart have been so successful. But the conscience bears witness against the confusion, and longs for a deliverance from it.</w:t>
+        <w:t xml:space="preserve">“what is mortal;”</w:t>
+      </w:r>
+      <w:r>
+        <w:rPr>
+          <w:lang w:val="en-GB"/>
+        </w:rPr>
+        <w:t xml:space="preserve"> </w:t>
+      </w:r>
+      <w:r>
+        <w:rPr>
+          <w:lang w:val="en-GB"/>
+        </w:rPr>
+        <w:t xml:space="preserve">we have a horror of identifying it with the actual body which was so precious to us. We shrink from the mummy as from a weak, irreverent, materialistic experiment to preserve that which was meant to perish. The earth or ashes seem to us far better; we would rather cast the dearest form into the sea than give it that horrible unnatural kind of endurance. These are true feelings, which are found strongest in the truest minds; yet they are very inexplicable. The body associates itself with any thoughts we have of personality and immortality; that which lies in the earth, or is consumed with the fire, we naturally and inevitably associate with decay, putrefaction, destruction. It is easy for superstition to confound the feelings, and to invest relics with the sacredness which we must attach to body; none of its appeals to the heart have been so successful. But the conscience bears witness against the confusion, and longs for a deliverance from it.</w:t>
       </w:r>
       <w:r>
         <w:rPr>
@@ -6125,7 +6295,7 @@
         <w:rPr>
           <w:lang w:val="en-GB"/>
         </w:rPr>
-        <w:t xml:space="preserve">No conception can be truer. The first murderer must have traversed those regions: innumerable footsteps have followed his—all perhaps under the same conduct. A dark, formless world, in which there is nothing for the eye to dwell upon, for the heart to embrace, where all is vague and monstrous,—this may become, this has become, the habitation of human intellects, formed in God’s image. We can come into such utter dreariness, because we are spirits, because we have a home and a Father, because we can have no rest till we find that home and that Father. If we were merely children of earth, we might be satisfied with its pictures and images; these would be all in all to us. Being better than this, we must make a hell for ourselves, if we cannot find a heaven. Yes, a hell! the simple language is the best. I will not quarrel about the etymology of Hades. It may mean the unseen, or the formless. But the unseen becomes to the bewildered conscience the formless, the negation of a world, the darkest conception a man can have of that which is without himself. He brings into it a more terrible darkness, that which is within himself; the worm of conscience which he cannot kill, the fire he can never quench. To be delivered from that is to be delivered from sin. But how may he be delivered from the imagination to which sin has imparted its own horror and confusion? What glimpse of daylight can he discern in the trackless abyss?</w:t>
+        <w:t xml:space="preserve">No conception can be truer. The first murderer must have traversed those regions; innumerable footsteps have followed his—all perhaps under the same conduct. A dark, formless world, in which there is nothing for the eye to dwell upon, for the heart to embrace, where all is vague and monstrous,—this may become, this has become, the habitation of human intellects, formed in God’s image. We can come into such utter dreariness, because we are spirits, because we have a home and a Father, because we can have no rest till we find that home and that Father. If we were merely children of earth, we might be satisfied with its pictures and images; these would be all in all to us. Being better than this, we must make a hell for ourselves, if we cannot find a heaven. Yes, a hell! the simple language is the best. I will not quarrel about the etymology of Hades. It may mean the unseen, or the formless. But the unseen becomes to the bewildered conscience the formless, the negation of a world, the darkest conception a man can have of that which is without himself. He brings into it a more terrible darkness, that which is within himself; the worm of conscience which he cannot kill, the fire he can never quench. To be delivered from that is to be delivered from sin. But how may he be delivered from the imagination to which sin has imparted its own horror and confusion? What glimpse of daylight can he discern in the trackless abyss?</w:t>
       </w:r>
       <w:r>
         <w:rPr>
@@ -6149,7 +6319,7 @@
         <w:rPr>
           <w:lang w:val="en-GB"/>
         </w:rPr>
-        <w:t xml:space="preserve">Mighty words! which I do not pretend that I can penetrate, or reduce under any forms of the intellect. If I could, I think they would be of little worth to me. But I accept them as news that there is no corner of God’s universe over which His love has not brooded, none over which the Son of God and the Son of Man has not asserted His dominion. I claim a right to tell this news to every peasant and beggar of the land. I may bid him rejoice, and give thanks, and sing merry songs to the God who made him, because there is nothing created which his Lord and Master has not redeemed, of which He is not the King: I may bid him fear nothing around him or beneath him while he trusts in Him. I may beseech him to watch continually, lest he should lose his confidence in the divine and human Saviour and Conqueror, or forget that He has saved and conquered for his brethren as well as himself. I may tell him that if he does, he will become again the self-seeking, self-worshipping, cowardly creature the Devil is always seeking to make him, and that then he will assuredly fall into a condition of utter falsehood, in which all real things will seem to him unreal, and all unreal real.—in which the worm and the fire of conscience will become ever more and more intolerable.</w:t>
+        <w:t xml:space="preserve">Mighty words! which I do not pretend that I can penetrate, or reduce under any forms of the intellect. If I could, I think they would be of little worth to me. But I accept them as news that there is no corner of God’s universe over which His love has not brooded, none over which the Son of God and the Son of Man has not asserted His dominion. I claim a right to tell this news to every peasant and beggar of the land. I may bid him rejoice, and give thanks, and sing merry songs to the God who made him, because there is nothing created which his Lord and Master has not redeemed, of which He is not the King; I may bid him fear nothing around him or beneath him while he trusts in Him. I may beseech him to watch continually, lest he should lose his confidence in the divine and human Saviour and Conqueror, or forget that He has saved and conquered for his brethren as well as himself. I may tell him that if he does, he will become again the self-seeking, self-worshipping, cowardly creature the Devil is always seeking to make him, and that then he will assuredly fall into a condition of utter falsehood, in which all real things will seem to him unreal, and all unreal real.—in which the worm and the fire of conscience will become ever more and more intolerable.</w:t>
       </w:r>
     </w:p>
     <w:p>
@@ -6611,7 +6781,31 @@
         <w:rPr>
           <w:lang w:val="en-GB"/>
         </w:rPr>
-        <w:t xml:space="preserve">3. Supposing this to be the doctrine which is involved in the belief of Christ’s descent into the grave, another enormous weight would be taken from the human spirit,—a weight which the heart and the understanding have been equally unable to bear. We are told to believe in a place of disembodied spirits. According to all the maxims which we ordinarily recognise, place appertains to body; it is only of body that you can predicate it. And this logical principle, so far from being at variance with our higher instincts, entirely accords with them. People talk of their friends as disembodied. When they think of them, they are obliged to suppose them clothed with bodies. They admit the necessity; it is part, they say, of their weakness. They ought to feel otherwise. They ought to compel themselves to imagine that which they cannot imagine; that which they do only imagine at the peril of a direct contradiction! But Scripture demands it. How, and where? It speaks of the bodies of saints coming forth and showing themselves after the Resurrection. It speaks of Moses and Elias appearing to the disciples. It records acts of our Lord on earth by which bodies are recalled from the unseen region into ours.</w:t>
+        <w:t xml:space="preserve">3. Supposing this to be the doctrine which is involved in the belief of Christ’s descent into the grave, another enormous weight would be taken from the human spirit,—a weight which the heart and the understanding have been equally unable to bear. We are told to believe in a place of disembodied spirits. According to all the maxims which we ordinarily recognise, place appertains to body; it is only of body that you can predicate it. And this logical principle, so far from being at variance with our higher instincts, entirely accords with them. People talk of their friends as disembodied. When they think of them, they are obliged to suppose them clothed with bodies. They admit the necessity; it is part, they say, of their weakness. They ought to feel otherwise. They ought to compel themselves to imagine that which they cannot imagine; that which they do only imagine at the peril of a direct contradiction!</w:t>
+      </w:r>
+      <w:r>
+        <w:rPr>
+          <w:lang w:val="en-GB"/>
+        </w:rPr>
+        <w:t xml:space="preserve"> </w:t>
+      </w:r>
+      <w:r>
+        <w:rPr>
+          <w:lang w:val="en-GB"/>
+        </w:rPr>
+        <w:t xml:space="preserve">“But Scripture demands it.”</w:t>
+      </w:r>
+      <w:r>
+        <w:rPr>
+          <w:lang w:val="en-GB"/>
+        </w:rPr>
+        <w:t xml:space="preserve"> </w:t>
+      </w:r>
+      <w:r>
+        <w:rPr>
+          <w:lang w:val="en-GB"/>
+        </w:rPr>
+        <w:t xml:space="preserve">How, and where? It speaks of the bodies of saints coming forth and showing themselves after the Resurrection. It speaks of Moses and Elias appearing to the disciples. It records acts of our Lord on earth by which bodies are recalled from the unseen region into ours.</w:t>
       </w:r>
       <w:r>
         <w:rPr>
@@ -6909,9 +7103,22 @@
       </w:pPr>
       <w:r>
         <w:rPr>
-          <w:lang w:val="en-GB"/>
-        </w:rPr>
-        <w:t xml:space="preserve">Whenever such broad statements are put forward as those which I have endeavoured to defend in my last four Essays,—that Christ is the Lord of man; that He took the nature of man, that He reconciled man and God by the sacrifice of Himself; that He rose again, as the Redeemer of man, from death, the grave, and hell—there arises in our minds a fear which is both natural and righteous. Does not such language overlook the notorious fact that good and evil men are mixed together in this world,—that the evil far outnumber the good? Does it not break down moral distinctions, which it is our first duty to preserve? Does it not practically deny that God approves the Just and condemns the wicked?</w:t>
+          <w:smallCaps/>
+          <w:lang w:val="en-GB"/>
+        </w:rPr>
+        <w:t xml:space="preserve">Whenever</w:t>
+      </w:r>
+      <w:r>
+        <w:rPr>
+          <w:lang w:val="en-GB"/>
+        </w:rPr>
+        <w:t xml:space="preserve"> </w:t>
+      </w:r>
+      <w:r>
+        <w:rPr>
+          <w:lang w:val="en-GB"/>
+        </w:rPr>
+        <w:t xml:space="preserve">such broad statements are put forward as those which I have endeavoured to defend in my last four Essays,—that Christ is the Lord of man; that He took the nature of man, that He reconciled man and God by the sacrifice of Himself; that He rose again, as the Redeemer of man, from death, the grave, and hell—there arises in our minds a fear which is both natural and righteous. Does not such language overlook the notorious fact that good and evil men are mixed together in this world,—that the evil far outnumber the good? Does it not break down moral distinctions, which it is our first duty to preserve? Does it not practically deny that God approves the Just and condemns the wicked?</w:t>
       </w:r>
     </w:p>
     <w:p>
@@ -7610,9 +7817,22 @@
       </w:pPr>
       <w:r>
         <w:rPr>
-          <w:lang w:val="en-GB"/>
-        </w:rPr>
-        <w:t xml:space="preserve">Mr. Combe’s Essay on the Physical Constitution of Man has, I am told, had an enormous circulation, both here and in Scotland. I cannot wonder at its success: nor do I regret it, though I might not easily find a book from the conclusions of which I more entirely dissent. It has, I think, brought the question of dissent, education, and many other questions, to the right issue. What is the constitution of man? We want to know that. Till we know it we cannot educate; we cannot do much to benefit the condition of men individually or socially. When we know it, our main business will be to ask what there is which has hindered men from being in conformity with their constitution; how they may be brought into conformity with it. That I understand to be Mr. Combe’s main principle, and I heartily assent to it. I do not think it is now for the first time announced. I believe men have been trying to act upon it. But I believe also that many causes have prevented us from stating it to ourselves consistently; that notions of education and reformation inconsistent with this have intruded themselves into our minds; that they are confusing us greatly; that any one who recalls us to this sound and orthodox doctrine is doing us a service. Mr. Combe, however, claims for himself an honour which did not belong to our ancestors. He says that they knew little or nothing of man’s physical state, of the laws of his body, of the condition under which he exists as a citizen of this earth. I am not inclined to dispute either the charge against them, or the pretensions which he puts forth for himself. I have no doubt this was their special ignorance, and that it was the mother of a multitude of false theories and mischievous practices. I think God has given us great means of removing the primary error and its fruits, and that we are guilty in His sight if we do not use them.</w:t>
+          <w:smallCaps/>
+          <w:lang w:val="en-GB"/>
+        </w:rPr>
+        <w:t xml:space="preserve">Mr. Combe’s</w:t>
+      </w:r>
+      <w:r>
+        <w:rPr>
+          <w:lang w:val="en-GB"/>
+        </w:rPr>
+        <w:t xml:space="preserve"> </w:t>
+      </w:r>
+      <w:r>
+        <w:rPr>
+          <w:lang w:val="en-GB"/>
+        </w:rPr>
+        <w:t xml:space="preserve">Essay on the Physical Constitution of Man has, I am told, had an enormous circulation, both here and in Scotland. I cannot wonder at its success; nor do I regret it, though I might not easily find a book from the conclusions of which I more entirely dissent. It has, I think, brought the question of education, and many other questions, to the right issue. What is the constitution of man? We want to know that. Till we know it we cannot educate; we cannot do much to benefit the condition of men individually or socially. When we know it, our main business will be to ask what there is which has hindered men from being in conformity with their constitution; how they may be brought into conformity with it. That I understand to be Mr. Combe’s main principle, and I heartily assent to it. I do not think it is now for the first time announced. I believe men have been trying to act upon it. But I believe also that many causes have prevented us from stating it to ourselves consistently; that notions of education and reformation inconsistent with this have intruded themselves into our minds; that they are confusing us greatly; that any one who recalls us to this sound and orthodox doctrine is doing us a service. Mr. Combe, however, claims for himself an honour which did not belong to our ancestors. He says that they knew little or nothing of man’s physical state, of the laws of his body, of the condition under which he exists as a citizen of this earth. I am not inclined to dispute either the charge against them, or the pretensions which he puts forth for himself. I have no doubt this was their special ignorance, and that it was the mother of a multitude of false theories and mischievous practices. I think God has given us great means of removing the primary error and its fruits, and that we are guilty in His sight if we do not use them.</w:t>
       </w:r>
     </w:p>
     <w:p>
@@ -7645,7 +7865,7 @@
         <w:rPr>
           <w:lang w:val="en-GB"/>
         </w:rPr>
-        <w:t xml:space="preserve">After what I have said in previous Essays, it would be great affectation to pretend that I have any doubt as to the final issue of that experiment. As I have throughout been tracing feelings and consciousnesses in men which point to some spiritual object, and which are uneasy, feverish, tormenting, precisely because that which they seek they cannot find, and because some faint, obscure image is offered to them as the substitute for it; as I have maintained that these feelings and consciousnesses are not less active now than in former days, but perhaps more active,—active in quarters where the influence of Church doctrines is utterly repudiated;—as I have differed from my brethren chiefly in confessing the wider extent of these consciousnesses, the evidence which proves them to exist where we should be inclined to ignore them;—as I have been reasoning with those who would build a new scheme of divinity on these very consciousnesses,—one which is, they say, to be universal, and to displace our exclusive doctrines;—it cannot be very necessary that I should enter at large into my reasons for not supposing that we can provide for all the necessities of human beings, or set them altogether right, by treating them as creatures possessing a stomach, a liver, and a brain. It is, of course, an obvious and familiar theory, that these consciousnesses are secreted in the stomach, the liver, and the brain; I am quite willing that any one should hold that theory, and should try to work it out. I believe that in the course of his workings he will do much good; that he will continually observe, and may enable us to observe, the close connection of these bodily functions with the thoughts and moral state of human beings,—their action and re-action upon each other. I believe that the more the facts which establish that relation and interdependence are noted, the better; that the more they are meditated upon, the better. And this because the thorough patient observation and meditation of them will, I am sure, set right a great many crude notions of ours, and will also convince the inquirer that his scheme must fail: that when he has got all priests and traditions out of his way, he is only beginning the process of clearance which is needful for his success; that he must get the thoughts and convictions which have helped most to raise and civilise human society out of his way also; that if he does not, they will perplex and torment him continually. And I do tell him plainly and confidently, that, tolerant man as he is, honestly tolerant, I have no doubt, and eager to rid the earth of us, because we are intolerant,—he will not be able to expel an infinite number of religious experiences, fancies, notions, by medicines allopathic or homeopathic; he will be obliged to resort to older, more tried methods. He must—I would say it to him in the lowest whisper—but I must say it, and he and the world will find whether I am right,—he must persecute. The inconvenient consciousnesses which do not let the physical constitution act freely and healthily, will have to be prohibited. And since it is not easy to reach them by decrees and swords, the expression of them must be checked because it will be found that they are just as infectious as scarlet fever or small-pox. I do not speak these words lightly or inconsiderately. The history of persecution by all sects, governments, churches, in all families and neighbourhoods, seems to me most clearly to show that it originates with a desire (often an honest desire,—it was so in Trajan and Marcus Aurelius, when they ordered the deaths of Ignatius and Polycarp) to put down that which is found to interfere seriously, either with the quiet of society, or with the comfortable working of some system or theory which we have convinced ourselves is salutary and needful for human beings. That, I think, is an account of it which includes all cases, the particular motives and influences being of course most various. And I cannot understand how those who think that there are certain common tendencies in all men—call them physical or what you please—should suppose themselves free from this tendency, which experience shows to be so general; or, at least, why the world should suppose them free from it. I rather think the danger of their yielding to it is greatly increased by their apparent conviction that it never can assail them.</w:t>
+        <w:t xml:space="preserve">After what I have said in previous Essays, it would be great affectation to pretend that I have any doubt as to the final issue of that experiment. As I have throughout been tracing feelings and consciousnesses in men which point to some spiritual object, and which are uneasy, feverish, tormenting, precisely because that which they seek they cannot find, and because some faint, obscure image is offered to them as the substitute for it; as I have maintained that these feelings and consciousnesses are not less active now than in former days, but perhaps more active,—active in quarters where the influence of Church doctrines is utterly repudiated;—as I have differed from my brethren chiefly in confessing the wider extent of these consciousnesses, the evidence which proves them to exist where we should be inclined to ignore them;—as I have been reasoning with those who would build a new scheme of divinity on these very consciousnesses,—one which is, they say, to be universal, and to displace our exclusive doctrines;—it cannot be very necessary that I should enter at large into my reasons for not supposing that we can provide for all the necessities of human beings, or set them altogether right, by treating them as creatures possessing a stomach, a liver, and a brain. It is, of course, an obvious and familiar theory, that these consciousnesses are secreted in the stomach, the liver, and the brain; I am quite willing that any one should hold that theory, and should try to work it out. I believe that in the course of his workings he will do much good; that he will continually observe, and may enable us to observe, the close connection of these bodily functions with the thoughts and moral state of human beings,—their action and re-action upon each other. I believe that the more the facts which establish that relation and interdependence are noted, the better; that the more they are meditated upon, the better. And this because the thorough patient observation and meditation of them will, I am sure, set right a great many crude notions of ours, and will also convince the inquirer that his scheme must fail; that when he has got all priests and traditions out of his way, he is only beginning the process of clearance which is needful for his success; that he must get the thoughts and convictions which have helped most to raise and civilise human society out of his way also; that if he does not, they will perplex and torment him continually. And I do tell him plainly and confidently, that, tolerant man as he is, honestly tolerant, I have no doubt, and eager to rid the earth of us, because we are intolerant,—he will not be able to expel an infinite number of religious experiences, fancies, notions, by medicines allopathic or homeopathic; he will be obliged to resort to older, more tried methods. He must—I would say it to him in the lowest whisper—but I must say it, and he and the world will find whether I am right,—he must persecute. The inconvenient consciousnesses which do not let the physical constitution act freely and healthily, will have to be prohibited. And since it is not easy to reach them by decrees and swords, the expression of them must be checked because it will be found that they are just as infectious as scarlet fever or small-pox. I do not speak these words lightly or inconsiderately. The history of persecution by all sects, governments, churches, in all families and neighbourhoods, seems to me most clearly to show that it originates with a desire (often an honest desire,—it was so in Trajan and Marcus Aurelius, when they ordered the deaths of Ignatius and Polycarp) to put down that which is found to interfere seriously, either with the quiet of society, or with the comfortable working of some system or theory which we have convinced ourselves is salutary and needful for human beings. That, I think, is an account of it which includes all cases, the particular motives and influences being of course most various. And I cannot understand how those who think that there are certain common tendencies in all men—call them physical or what you please—should suppose themselves free from this tendency, which experience shows to be so general; or, at least, why the world should suppose them free from it. I rather think the danger of their yielding to it is greatly increased by their apparent conviction that it never can assail them.</w:t>
       </w:r>
     </w:p>
     <w:p>
@@ -8272,7 +8492,7 @@
         <w:rPr>
           <w:lang w:val="en-GB"/>
         </w:rPr>
-        <w:t xml:space="preserve">They may scorn facts; they may cling to anticipations and definitions which they bring with them, just as all the old physical students did; but if they take that course, they depart from all the precedents of the wisest of their predecessors; they depart still more from the precedents of Scripture. For the Bible is a book in which God is teaching His creatures induction, by setting them an example of it. Nothing is there taught as it is in the Koran, by mere decree; everything by life and experiment. It offers us the severest tests of its own credibility. It meets the facts of human life and the difficulties of human speculation: it undertakes to interpret the one, to show us the source of the other. If we accept Revelation for this purpose, we do not put our own sense upon it; we go to it in our great necessity, to see whether it can give us the help we need; we expect that if it is God’s, He will do for us what we cannot do for ourselves. If that which was a presumption before,—a presumption which I could not disown without disowning all my own processes of thought and judgment, but yet which I did not dare to pronounce certain, because I was afraid lest some idiosyncrasy of my mind should, in spite of my watchfulness, have mixed itself with these processes and falsified the result,—becomes clothed with a new force, illuminated with a new brightness; if it comes back to me, stripped of all that was merely my own, and yet I recognise it as more mine than ever,—I do not know what the reason can ask for besides, to quiet it, and satisfy it. That, and more than that, I think the belief of Christ as the Regenerator of humanity does for all the questionings and demands of human suffering beings; that, and more than that, for the speculations of the faithful moral student who has been painfully tracing the vestiges of an order and constitution in the thoughts and doings of himself and his fellow-creatures.</w:t>
+        <w:t xml:space="preserve">They may scorn facts; they may cling to anticipations and definitions which they bring with them, just as all the old physical students did; but if they take that course, they depart from all the precedents of the wisest of their predecessors; they depart still more from the precedents of Scripture. For the Bible is a book in which God is teaching His creatures induction, by setting them an example of it. Nothing is there taught as it is in the Koran, by mere decree; everything by life and experiment. It offers us the severest tests of its own credibility. It meets the facts of human life and the difficulties of human speculation; it undertakes to interpret the one, to show us the source of the other. If we accept Revelation for this purpose, we do not put our own sense upon it; we go to it in our great necessity, to see whether it can give us the help we need; we expect that if it is God’s, He will do for us what we cannot do for ourselves. If that which was a presumption before,—a presumption which I could not disown without disowning all my own processes of thought and judgment, but yet which I did not dare to pronounce certain, because I was afraid lest some idiosyncrasy of my mind should, in spite of my watchfulness, have mixed itself with these processes and falsified the result,—becomes clothed with a new force, illuminated with a new brightness; if it comes back to me, stripped of all that was merely my own, and yet I recognise it as more mine than ever,—I do not know what the reason can ask for besides, to quiet it, and satisfy it. That, and more than that, I think the belief of Christ as the Regenerator of humanity does for all the questionings and demands of human suffering beings; that, and more than that, for the speculations of the faithful moral student who has been painfully tracing the vestiges of an order and constitution in the thoughts and doings of himself and his fellow-creatures.</w:t>
       </w:r>
     </w:p>
     <w:p>
@@ -8552,9 +8772,22 @@
       </w:pPr>
       <w:r>
         <w:rPr>
-          <w:lang w:val="en-GB"/>
-        </w:rPr>
-        <w:t xml:space="preserve">It is a favourite practice among some writers and thinkers of our day to contrast the vulgar, low-minded animal Jew, with the refined, imaginative, spiritual Greek. The comparison is dwelt on especially by those who wish to deliver us from what we have been used to call the facts, from what they call the legends, of the New Testament. All these, they say, had an ideal truth for the old Greeks, and furnished them with the hints of a thousand beautiful stories. The hard, definite forms in which they have obtained currency throughout Christendom, they owe, we are told, to the intellects of a few Galileans, below even the average of their countrymen in cultivation, beyond them in coarseness and superstition.</w:t>
+          <w:smallCaps/>
+          <w:lang w:val="en-GB"/>
+        </w:rPr>
+        <w:t xml:space="preserve">It</w:t>
+      </w:r>
+      <w:r>
+        <w:rPr>
+          <w:lang w:val="en-GB"/>
+        </w:rPr>
+        <w:t xml:space="preserve"> </w:t>
+      </w:r>
+      <w:r>
+        <w:rPr>
+          <w:lang w:val="en-GB"/>
+        </w:rPr>
+        <w:t xml:space="preserve">is a favourite practice among some writers and thinkers of our day to contrast the vulgar, low-minded animal Jew, with the refined, imaginative, spiritual Greek. The comparison is dwelt on especially by those who wish to deliver us from what we have been used to call the facts, from what they call the legends, of the New Testament. All these, they say, had an ideal truth for the old Greeks, and furnished them with the hints of a thousand beautiful stories. The hard, definite forms in which they have obtained currency throughout Christendom, they owe, we are told, to the intellects of a few Galileans, below even the average of their countrymen in cultivation, beyond them in coarseness and superstition.</w:t>
       </w:r>
     </w:p>
     <w:p>
@@ -9263,7 +9496,7 @@
         <w:rPr>
           <w:lang w:val="en-GB"/>
         </w:rPr>
-        <w:t xml:space="preserve">These Galileans, not being men of any gifts of soul, not men whose race or general culture led them to magnify the soul above the body, yet came to such an apprehension of the spiritual condition and glory of man,—to such a practical apprehension of it,—as no sages in any country had ever reached; I say of Man: for this was necessarily involved in the discovery that they were not better than the worst of their countrymen, and that Christ had cared for the worst and taken their nature. Though, as their mission was to the lost sheep of the House of Israel, all they needed, generally, to proclaim was, that the silliest of those sheep,—the one who had wandered farthest, had an interest in the sufferings and triumphs of the good Shepherd.</w:t>
+        <w:t xml:space="preserve">These Galileans, not being men of any gifts of soul, not men whose race or general culture led them to magnify the soul above the body, yet came to such an apprehension of the spiritual condition and glory of man,—to such a practical apprehension of it,—as no sages in any country had ever reached; I say of Man; for this was necessarily involved in the discovery that they were not better than the worst of their countrymen, and that Christ had cared for the worst and taken their nature. Though, as their mission was to the lost sheep of the House of Israel, all they needed, generally, to proclaim was, that the silliest of those sheep,—the one who had wandered farthest, had an interest in the sufferings and triumphs of the good Shepherd.</w:t>
       </w:r>
     </w:p>
     <w:p>
@@ -9746,9 +9979,22 @@
       </w:pPr>
       <w:r>
         <w:rPr>
-          <w:lang w:val="en-GB"/>
-        </w:rPr>
-        <w:t xml:space="preserve">There is no question which exercises the minds of moralists and politicians so much as the question of responsibility. How are you to make ministers of state, legislators, judges, responsible? To whom are the highest officers in every state responsible? Are they to be practically ruled by those whom they profess to rule? Is the sovereign a sovereign only in name? Is the ultimate authority vested in those who, by a fiction, are called his subjects? Or is he governed only by some code written in letters which he has himself the power of interpreting, with which he may even at times dispense? Or is he an autocrat, whose own will is the last court of appeal, that to which all must not only in name, but in deed, do homage? We all know in what an infinite variety of forms these questions present themselves, how they force themselves upon us in the business of everyday life.</w:t>
+          <w:smallCaps/>
+          <w:lang w:val="en-GB"/>
+        </w:rPr>
+        <w:t xml:space="preserve">There</w:t>
+      </w:r>
+      <w:r>
+        <w:rPr>
+          <w:lang w:val="en-GB"/>
+        </w:rPr>
+        <w:t xml:space="preserve"> </w:t>
+      </w:r>
+      <w:r>
+        <w:rPr>
+          <w:lang w:val="en-GB"/>
+        </w:rPr>
+        <w:t xml:space="preserve">is no question which exercises the minds of moralists and politicians so much as the question of responsibility. How are you to make ministers of state, legislators, judges, responsible? To whom are the highest officers in every state responsible? Are they to be practically ruled by those whom they profess to rule? Is the sovereign a sovereign only in name? Is the ultimate authority vested in those who, by a fiction, are called his subjects? Or is he governed only by some code written in letters which he has himself the power of interpreting, with which he may even at times dispense? Or is he an autocrat, whose own will is the last court of appeal, that to which all must not only in name, but in deed, do homage? We all know in what an infinite variety of forms these questions present themselves, how they force themselves upon us in the business of everyday life.</w:t>
       </w:r>
     </w:p>
     <w:p>
@@ -10901,20 +11147,33 @@
       </w:pPr>
       <w:r>
         <w:rPr>
-          <w:lang w:val="en-GB"/>
-        </w:rPr>
-        <w:t xml:space="preserve">Any clergyman who ventures to write on Inspiration will be asked whether he is prepared to defend the popular views on that subject. If not, all his more judicious friends will advise him to be silent. He may injure his own reputation; he may do what is much worse,—he may injure the faith of his countrymen and countrywomen.</w:t>
-      </w:r>
-    </w:p>
-    <w:p>
-      <w:pPr>
-        <w:pStyle w:val="BodyText"/>
-      </w:pPr>
-      <w:r>
-        <w:rPr>
-          <w:lang w:val="en-GB"/>
-        </w:rPr>
-        <w:t xml:space="preserve">I cannot undertake to defend the popular views on this or any other subject. First, I find it very difficult to ascertain what they are. What is called a popular view expands or contracts at the pleasure of writers in newspapers and reviews. It appears to be exceedingly definite; you approach it—it has almost vanished. Popular notions have a considerable vigour for purposes of attack. They can be used with great effect against a supposed enemy of the faith. They only fail when you want them for use and comfort. They are full of warmth and fervour on the platform; in the closet they are as cold as ice. They stir up all the elements of strife and bitterness in the natural heart; I do not find that they stir the spirit to any energetic action for God or man. Next, what are called popular notions answer, it seems to me, very ill to their name. They do not come from the people; they do not touch the hearts of the people. They are not like old, racy, homely proverbs, which embody so much of common, and therefore so much of genuine, feeling. They do not call forth any hearty, intelligent response when they are proclaimed among simple men who work with their hands. There is a sickly perfume about them, which denotes them not to have been nursed in the open air, but in flower-pots. The seeds of them may have been sown in the study, but they have ripened in the boudoir; their greatest exposure has been in crowds, in which there is breath enough of some kind, but which the breath of heaven is not suffered to visit. And lastly, adherence to these popular notions is, I think, incompatible with a strict adherence to those Creeds which we solemnly confess—still more incompatible with a continual and direct appeal to the Bible as a guide and an authority. I have explained why I think so in other cases; some of the popular notions about Inspiration, instead of being an exception to either remark, offer, I suspect, the most striking illustrations of both.</w:t>
+          <w:smallCaps/>
+          <w:lang w:val="en-GB"/>
+        </w:rPr>
+        <w:t xml:space="preserve">Any</w:t>
+      </w:r>
+      <w:r>
+        <w:rPr>
+          <w:lang w:val="en-GB"/>
+        </w:rPr>
+        <w:t xml:space="preserve"> </w:t>
+      </w:r>
+      <w:r>
+        <w:rPr>
+          <w:lang w:val="en-GB"/>
+        </w:rPr>
+        <w:t xml:space="preserve">clergyman who ventures to write on Inspiration will be asked whether he is prepared to defend the popular views on that subject. If not, all his more judicious friends will advise him to be silent. He may injure his own reputation; he may do what is much worse,—he may injure the faith of his countrymen and countrywomen.</w:t>
+      </w:r>
+    </w:p>
+    <w:p>
+      <w:pPr>
+        <w:pStyle w:val="BodyText"/>
+      </w:pPr>
+      <w:r>
+        <w:rPr>
+          <w:lang w:val="en-GB"/>
+        </w:rPr>
+        <w:t xml:space="preserve">I cannot undertake to defend the popular views upon this or any other subject. First, I find it very difficult to ascertain what they are. What is called a popular view expands or contracts at the pleasure of writers in newspapers and reviews. It appears to be exceedingly definite; you approach it—it has almost vanished. Popular notions have a considerable vigour for purposes of attack. They can be used with great effect against a supposed enemy of the faith. They only fail when you want them for use and comfort. They are full of warmth and fervour on the platform; in the closet they are as cold as ice. They stir up all the elements of strife and bitterness in the natural heart; I do not find that they stir the spirit to any energetic action for God or man. Next, what are called popular notions answer, it seems to me, very ill to their name. They do not come from the people; they do not touch the hearts of the people. They are not like old, racy, homely proverbs, which embody so much of common, and therefore so much of genuine, feeling. They do not call forth any hearty, intelligent response when they are proclaimed among simple men who work with their hands. There is a sickly perfume about them, which denotes them not to have been nursed in the open air, but in flower-pots. The seeds of them may have been sown in the study, but they have ripened in the boudoir; their greatest exposure has been in crowds, in which there is breath enough of some kind, but which the breath of heaven is not suffered to visit. And lastly, adherence to these popular notions is, I think, incompatible with a strict adherence to those Creeds which we solemnly confess—still more incompatible with a continual and direct appeal to the Bible as a guide and an authority. I have explained why I think so in other cases; some of the popular notions about Inspiration, instead of being an exception to either remark, offer, I suspect, the most striking illustrations of both.</w:t>
       </w:r>
     </w:p>
     <w:p>
@@ -11637,7 +11896,7 @@
         <w:rPr>
           <w:lang w:val="en-GB"/>
         </w:rPr>
-        <w:t xml:space="preserve">Now, I am perfectly ready to admit that in a great many cases, perhaps in most, scruples which may be called neological are at the bottom of the objections which the younger members of Evangelical families make to the doctrines respecting the Inspiration of the Bible, which their elders require them to accept. But I venture to think, first, that it is neither foolish nor dishonest to protest against the invention of tests to meet a particular case, which—supposing they do accomplish their particular object, and supposing that is a good one—also may promote another which is decidedly and evidently bad. I should have thought that the history of heresies might have taught us that, whenever a dogma has been devised merely to fit and contradict some denial which is prevalent, it has almost always been the parent of some other denial quite as dangerous. But, secondly, I should like to be informed how these neological tendencies have arisen in persons apparently so well secured by their education against them. It seems to me that this is generally the history of their growth. These young men were informed early that no true knowledge of the Bible could be had, unless God’s Spirit illuminated the page and their hearts. It was intimated to them also (or this was what they gathered from the lessons they received), that they did not at present possess this illumination. In the meantime, they were instructed in what was called the external evidence, which proved that these records were of divine authority. Some of this evidence might be good, such as would pass muster in any English court of justice; some might be tolerable, such as would be listened to if there were nothing to overweigh it on the other side: some was decidedly weak and worthless. But the best could not put in the least claim to authority; it would have abandoned all its peculiar boast if it had. All was therefore open to legitimate examination and criticism; that which could not hold water must give way; that which was worthy would often be suspected for its sake. Very soon the book itself, the merits and dignity of which had been staked upon this issue, which the youth had been distinctly told that he was not to receive, merely because his parents or his country received it, which he had been told also that he could not yet receive upon any distinct witness of his own spirit, sank nearly—never quite—to the level of the arguments by which it had been recommended to him. He discloses his perplexities; he asks whether this or that passage in the book is not less tenable than the rest: he is told that he must take all or none: the whole is inspired; to doubt it is to renounce the word of God,—to renounce God Himself. This course I hold to be inhuman and ungodly, one which will infallibly make the doubter what you accuse him of being. It is possible to pursue quite a different method—one that may make your children feel that the Bible is their book as it was their fathers’, and that no modern wisdom will supply the place of it. You may show them that there is divinity here and inspiration there; you may lead them to confess that there are passages which speak to the heart within them, which awaken a heart that was asleep; you may make them know yourself—that there is a Divine Word who is enlightening them, that there is a Divine Spirit who is seeking to inspire them. You may then bring them gradually, with many tears and much joy, to trace that Word and that Spirit not only here and there, but connecting, reconciling those various documents which seemed to them so inconsistent with themselves, explaining the facts of the universe with which they appeared to be at war. Be sure, however, that before you can take one step in this course, you must give up the attempt to impose a theory of Inspiration upon them, nay, you must very gravely consider whether the one which you hold is compatible with that belief in Inspiration which belonged to prophets and apostles.</w:t>
+        <w:t xml:space="preserve">Now, I am perfectly ready to admit that in a great many cases, perhaps in most, scruples which may be called neological are at the bottom of the objections which the younger members of Evangelical families make to the doctrines respecting the Inspiration of the Bible, which their elders require them to accept. But I venture to think, first, that it is neither foolish nor dishonest to protest against the invention of tests to meet a particular case, which—supposing they do accomplish their particular object, and supposing that is a good one—also may promote another which is decidedly and evidently bad. I should have thought that the history of heresies might have taught us that, whenever a dogma has been devised merely to fit and contradict some denial which is prevalent, it has almost always been the parent of some other denial quite as dangerous. But, secondly, I should like to be informed how these neological tendencies have arisen in persons apparently so well secured by their education against them. It seems to me that this is generally the history of their growth. These young men were informed early that no true knowledge of the Bible could be had, unless God’s Spirit illuminated the page and their hearts. It was intimated to them also (or this was what they gathered from the lessons they received), that they did not at present possess this illumination. In the meantime, they were instructed in what was called the external evidence, which proved that these records were of divine authority. Some of this evidence might be good, such as would pass muster in any English court of justice; some might be tolerable, such as would be listened to if there were nothing to overweigh it on the other side; some was decidedly weak and worthless. But the best could not put in the least claim to authority; it would have abandoned all its peculiar boast if it had. All was therefore open to legitimate examination and criticism; that which could not hold water must give way; that which was worthy would often be suspected for its sake. Very soon the book itself, the merits and dignity of which had been staked upon this issue, which the youth had been distinctly told that he was not to receive, merely because his parents or his country received it, which he had been told also that he could not yet receive upon any distinct witness of his own spirit, sank nearly—never quite—to the level of the arguments by which it had been recommended to him. He discloses his perplexities; he asks whether this or that passage in the book is not less tenable than the rest: he is told that he must take all or none: the whole is inspired; to doubt it is to renounce the word of God,—to renounce God Himself. This course I hold to be inhuman and ungodly, one which will infallibly make the doubter what you accuse him of being. It is possible to pursue quite a different method—one that may make your children feel that the Bible is their book as it was their fathers’, and that no modern wisdom will supply the place of it. You may show them that there is divinity here and inspiration there; you may lead them to confess that there are passages which speak to the heart within them, which awaken a heart that was asleep; you may make them know yourself—that there is a Divine Word who is enlightening them, that there is a Divine Spirit who is seeking to inspire them. You may then bring them gradually, with many tears and much joy, to trace that Word and that Spirit not only here and there, but connecting, reconciling those various documents which seemed to them so inconsistent with themselves, explaining the facts of the universe with which they appeared to be at war. Be sure, however, that before you can take one step in this course, you must give up the attempt to impose a theory of Inspiration upon them, nay, you must very gravely consider whether the one which you hold is compatible with that belief in Inspiration which belonged to prophets and apostles.</w:t>
       </w:r>
     </w:p>
     <w:p>
@@ -11894,9 +12153,22 @@
       </w:pPr>
       <w:r>
         <w:rPr>
-          <w:lang w:val="en-GB"/>
-        </w:rPr>
-        <w:t xml:space="preserve">I suppose there is nothing which is causing so much unbelief, here and everywhere, as a comparison of the hopes which Scripture seems to hold out of the effects that should follow the revelation of Christ with the history of the world since He appeared in it. I apprehend this difficulty is felt much more strongly in our day than in former days. There are several reasons why it must be so. We have been led to consider the different portions of history more in relation to each other than our fathers did. The records of the old Pagan world have been brought side by side with those of the Christian Church. Great differences have been observed in them, no doubt—more differences than were perceived formerly. But though all new inquiries may show us more clearly what crimes, what contradiction of moral principles, what superstition existed in the countries whose literature we have been most taught to prize, they show us also that our ancestors were not mistaken in speaking of the patriotism and nobleness of particular men in those countries, of the ideal which they set before themselves, nay, of the homage which was paid to that ideal by the body of their countrymen,—proving it to be national, not individual. What other conclusion does the history of the later world suggest? There, too, is crime, contradiction of moral principles, fearful superstition. There, too, are facts which show that many have set before themselves a high standard, and have done various acts in conformity with it; there, too, we see that their contemporaries, who often persecuted them and cast out their names as evil, yet confessed that their aim was the right aim; there we find proofs that they were not creating a rule for themselves, but following one which would have been good for all men. Where is the great alteration? Are not all things much as they were from the beginning? In some respects is there not a change for the worse? Does not Christendom confess by the pains which it has taken that its sons should study the lore of the old Pagan world, that something is to be gained from that lore which is not to be found among its own treasures? Have not some crimes, against which the old world protested, been canonised by what has been called the faith of the new? Have not some of the old virtues been disparaged, even trampled under foot, by the professors of the same faith?</w:t>
+          <w:smallCaps/>
+          <w:lang w:val="en-GB"/>
+        </w:rPr>
+        <w:t xml:space="preserve">I suppose</w:t>
+      </w:r>
+      <w:r>
+        <w:rPr>
+          <w:lang w:val="en-GB"/>
+        </w:rPr>
+        <w:t xml:space="preserve"> </w:t>
+      </w:r>
+      <w:r>
+        <w:rPr>
+          <w:lang w:val="en-GB"/>
+        </w:rPr>
+        <w:t xml:space="preserve">there is nothing which is causing so much unbelief, here and everywhere, as a comparison of the hopes which Scripture seems to hold out of the effects that should follow the revelation of Christ with the history of the world since He appeared in it. I apprehend this difficulty is felt much more strongly in our day than in former days. There are several reasons why it must be so. We have been led to consider the different portions of history more in relation to each other than our fathers did. The records of the old Pagan world have been brought side by side with those of the Christian Church. Great differences have been observed in them, no doubt—more differences than were perceived formerly. But though all new inquiries may show us more clearly what crimes, what contradiction of moral principles, what superstition existed in the countries whose literature we have been most taught to prize, they show us also that our ancestors were not mistaken in speaking of the patriotism and nobleness of particular men in those countries, of the ideal which they set before themselves, nay, of the homage which was paid to that ideal by the body of their countrymen,—proving it to be national, not individual. What other conclusion does the history of the later world suggest? There, too, is crime, contradiction of moral principles, fearful superstition. There, too, are facts which show that many have set before themselves a high standard, and have done various acts in conformity with it; there, too, we see that their contemporaries, who often persecuted them and cast out their names as evil, yet confessed that their aim was the right aim; there we find proofs that they were not creating a rule for themselves, but following one which would have been good for all men. Where is the great alteration? Are not all things much as they were from the beginning? In some respects is there not a change for the worse? Does not Christendom confess by the pains which it has taken that its sons should study the lore of the old Pagan world, that something is to be gained from that lore which is not to be found among its own treasures? Have not some crimes, against which the old world protested, been canonised by what has been called the faith of the new? Have not some of the old virtues been disparaged, even trampled under foot, by the professors of the same faith?</w:t>
       </w:r>
     </w:p>
     <w:p>
@@ -12314,7 +12586,7 @@
         <w:rPr>
           <w:lang w:val="en-GB"/>
         </w:rPr>
-        <w:t xml:space="preserve">I shall not now inquire to what extent these charges are true, because I have considered the subject in my second Essay; and I have had occasion in every succeeding one to make use of the conclusions at which I arrived in the course of it. I spoke of an evil which lies beneath the transgression for which laws affix punishment, beneath the habits and temperament to which the mere ethical philosopher confines himself. This evil lies close to myself; I become conscious of it when I think of myself: I cannot refer it to the operation of outward circumstances; I am rather obliged to confess it as the cause of anything wrong which affects me in them. I said that undoubtedly this sense of personal evil had set men upon devising a multitude of schemes for avoiding its present anguish, for escaping from the terrors of which it seemed pregnant in the future, for conciliating the Power whom it might have offended. If, then, it is true that this sense of personal evil did not exist to at all the same extent before the coming of Christ as it has existed since; that though we may trace clear anticipations of it in some of the great thinkers of the old world, as well as in the popular belief, yet that for the most part both are occupied with the less radical and inward forms of evil, it is quite to be expected that the superstitions of the latter time should have had oftentimes a worse character than those of the former, that the wickedness should be of a more conscious kind, that the man should be in more direct open war with himself, with his fellows, and with his Creator. All this sounds very shocking, and very confirmatory of that which the objector urges. And yet I maintained that it is good for a man thus to know what is going on within him; thus to see himself stripped bare of appearances and plausibilities; thus to be prevented from transferring to accidents, which he cannot remedy, what may be cured when he sees it and confesses it as his own. And I urged that all the mischief of those contrivances which the man himself has imagined, or his priest suggested, for the sake of soothing his pain, lies in this, that they throw him back into a region of phantoms and shadows, out of which this dreadful experience is intended to lead him,—that they hinder him from seeking the moral freedom which is awaiting him if he will receive it.</w:t>
+        <w:t xml:space="preserve">I shall not now inquire to what extent these charges are true, because I have considered the subject in my second Essay; and I have had occasion in every succeeding one to make use of the conclusions at which I arrived in the course of it. I spoke of an evil which lies beneath the transgression for which laws affix punishment, beneath the habits and temperament to which the mere ethical philosopher confines himself. This evil lies close to myself; I become conscious of it when I think of myself; I cannot refer it to the operation of outward circumstances; I am rather obliged to confess it as the cause of anything wrong which affects me in them. I said that undoubtedly this sense of personal evil had set men upon devising a multitude of schemes for avoiding its present anguish, for escaping from the terrors of which it seemed pregnant in the future, for conciliating the Power whom it might have offended. If, then, it is true that this sense of personal evil did not exist to at all the same extent before the coming of Christ as it has existed since; that though we may trace clear anticipations of it in some of the great thinkers of the old world, as well as in the popular belief, yet that for the most part both are occupied with the less radical and inward forms of evil, it is quite to be expected that the superstitions of the latter time should have had oftentimes a worse character than those of the former, that the wickedness should be of a more conscious kind, that the man should be in more direct open war with himself, with his fellows, and with his Creator. All this sounds very shocking, and very confirmatory of that which the objector urges. And yet I maintained that it is good for a man thus to know what is going on within him; thus to see himself stripped bare of appearances and plausibilities; thus to be prevented from transferring to accidents, which he cannot remedy, what may be cured when he sees it and confesses it as his own. And I urged that all the mischief of those contrivances which the man himself has imagined, or his priest suggested, for the sake of soothing his pain, lies in this, that they throw him back into a region of phantoms and shadows, out of which this dreadful experience is intended to lead him,—that they hinder him from seeking the moral freedom which is awaiting him if he will receive it.</w:t>
       </w:r>
     </w:p>
     <w:p>
@@ -12498,7 +12770,7 @@
         <w:rPr>
           <w:lang w:val="en-GB"/>
         </w:rPr>
-        <w:t xml:space="preserve">How otherwise we could bring these different warring experiences into harmony I cannot conceive. The wisdom of Church teachers will not explain them: they have been often the great agents in corruption, and when they have been otherwise the secret must be accounted for. The innate nobleness of man will not explain them, for we have to interpret proofs of his debasement. His innate evil will not explain them, for we have to interpret high thoughts and glorious deeds. If we believed that there had been a Spirit of Truth, not acting upon the surface of men’s minds, but carrying on a controversy with them in their inmost being, encountering all the rebellions of the cowardly, reluctant Will, all its desires to become a mere Selfwill, bringing out its darkness, as light always must, into fuller and stronger relief, making the devilish apparent because it was confronted with the divine; if we could believe that this was a Comforter, a divine Person, stronger than His enemies, able to strengthen man to all fixed resolutions and noble purposes,—to bring the objects which he perceives dimly and at a distance within the sphere of his vision; able to inspire longings and hopes when the spirit of man is most bent and cowed; able to point him upwards to a Father in Heaven when he is most ready to call himself merely a son of earth; able at the same time to make him understand his work on earth, and to endow him with powers for performing it; able to support him in suffering, to give him glimpses of the substantial glory into which Christ has entered through suffering; able to make him perceive that everything which is merely his own is perishable, that what is most divine is common to him with his fellows;—then I think we need not choose the bright spots of modern history and conceal its horrors; the more courageously we face the one, the more hope will come to us from the contemplation of the other.</w:t>
+        <w:t xml:space="preserve">How otherwise we could bring these different warring experiences into harmony I cannot conceive. The wisdom of Church teachers will not explain them; they have been often the great agents in corruption, and when they have been otherwise the secret must be accounted for. The innate nobleness of man will not explain them, for we have to interpret proofs of his debasement. His innate evil will not explain them, for we have to interpret high thoughts and glorious deeds. If we believed that there had been a Spirit of Truth, not acting upon the surface of men’s minds, but carrying on a controversy with them in their inmost being, encountering all the rebellions of the cowardly, reluctant Will, all its desires to become a mere Selfwill, bringing out its darkness, as light always must, into fuller and stronger relief, making the devilish apparent because it was confronted with the divine; if we could believe that this was a Comforter, a divine Person, stronger than His enemies, able to strengthen man to all fixed resolutions and noble purposes,—to bring the objects which he perceives dimly and at a distance within the sphere of his vision; able to inspire longings and hopes when the spirit of man is most bent and cowed; able to point him upwards to a Father in Heaven when he is most ready to call himself merely a son of earth; able at the same time to make him understand his work on earth, and to endow him with powers for performing it; able to support him in suffering, to give him glimpses of the substantial glory into which Christ has entered through suffering; able to make him perceive that everything which is merely his own is perishable, that what is most divine is common to him with his fellows;—then I think we need not choose the bright spots of modern history and conceal its horrors; the more courageously we face the one, the more hope will come to us from the contemplation of the other.</w:t>
       </w:r>
     </w:p>
     <w:p>
@@ -12647,7 +12919,7 @@
         <w:rPr>
           <w:lang w:val="en-GB"/>
         </w:rPr>
-        <w:t xml:space="preserve">“a proof of our having a gift, that we have a need of it. Locke’s argument against the Papists has always passed muster with us. You say there is an infallible authority, because we should be the better for having one: how much better we should be off if we were all infallible, and yet we are not.”</w:t>
+        <w:t xml:space="preserve">“a proof of our having a gift, that we have a need of it. Locke’s argument against the Papists has always passed muster with us. You say there is an infallible authority, because we should be the better for having one; how much better we should be off if we were all infallible, and yet we are not.”</w:t>
       </w:r>
       <w:r>
         <w:rPr>
@@ -12683,7 +12955,26 @@
         <w:rPr>
           <w:lang w:val="en-GB"/>
         </w:rPr>
-        <w:t xml:space="preserve">“Supposing those facts which you dwelt upon in your last Essay do imply the presence of Him whom our Lord calls the Comforter, the great difficulty for those who compare the promises of the New Testament with the history of Christendom still remains. The Apostles speak, or have always been supposed to speak, of a Church, a one Catholic Church, as established, or about to be established, on this earth. They connect that Church with the gift of a spirit, who is called the Holy Spirit, who, it was said, should dwell in the Church as He did not in the world,—who was to purify the hearts of its members. Where is this Church? What does History say of it? What do our eyes tell us about it? Answer these questions, or the deepest anxieties of our age are still unsatisfied.”</w:t>
+        <w:t xml:space="preserve">“</w:t>
+      </w:r>
+      <w:r>
+        <w:rPr>
+          <w:smallCaps/>
+          <w:lang w:val="en-GB"/>
+        </w:rPr>
+        <w:t xml:space="preserve">Supposing</w:t>
+      </w:r>
+      <w:r>
+        <w:rPr>
+          <w:lang w:val="en-GB"/>
+        </w:rPr>
+        <w:t xml:space="preserve"> </w:t>
+      </w:r>
+      <w:r>
+        <w:rPr>
+          <w:lang w:val="en-GB"/>
+        </w:rPr>
+        <w:t xml:space="preserve">those facts which you dwelt upon in your last Essay do imply the presence of Him whom our Lord calls the Comforter, the great difficulty for those who compare the promises of the New Testament with the history of Christendom still remains. The Apostles speak, or have always been supposed to speak, of a Church, a one Catholic Church, as established, or about to be established, on this earth. They connect that Church with the gift of a spirit, who is called the Holy Spirit, who, it was said, should dwell in the Church as He did not in the world,—who was to purify the hearts of its members. Where is this Church? What does History say of it? What do our eyes tell us about it? Answer these questions, or the deepest anxieties of our age are still unsatisfied.”</w:t>
       </w:r>
     </w:p>
     <w:p>
@@ -13489,9 +13780,22 @@
       </w:pPr>
       <w:r>
         <w:rPr>
-          <w:lang w:val="en-GB"/>
-        </w:rPr>
-        <w:t xml:space="preserve">My first Essay was on Charity; this will also be on Charity. I could not find that a charity which believed all things, hoped all things, endured all things, had its root on this earth, or in the heart of any man who dwells on this earth. Yet it seemed to me that such a Charity was needed to make this earth what it ought to be, and that human hearts have a profound sense of its necessity for them, an infinite craving to possess it, and be filled with it. Something stood in the way of the good which the earth sighs for, and which man sighs for. A vision of Sin rose up before us, confronting the vision of Charity. It was portentous, for it seemed part of the very creature who had the dream of a perfect good. But he disclaimed it; he tried to account for it by some accidents of his position, or by some essential error in his constitution; at last he said, I have yielded to an oppressor; an evil Spirit has withdrawn me from my true Lord. Then arose the question, Who is this true Lord? where is He to be found? Righteousness was felt to be even more closely intertwined with the being of the man than Evil; for awhile he was disposed to claim it as his own; suffering, and the sense of an infinite contradiction, did not deliver him from that belief. But some one there was who led him to cry for a Redeemer, to be sure that He lived, to be sure that Righteousness was in Him, and therefore was Man’s.</w:t>
+          <w:smallCaps/>
+          <w:lang w:val="en-GB"/>
+        </w:rPr>
+        <w:t xml:space="preserve">My</w:t>
+      </w:r>
+      <w:r>
+        <w:rPr>
+          <w:lang w:val="en-GB"/>
+        </w:rPr>
+        <w:t xml:space="preserve"> </w:t>
+      </w:r>
+      <w:r>
+        <w:rPr>
+          <w:lang w:val="en-GB"/>
+        </w:rPr>
+        <w:t xml:space="preserve">first Essay was on Charity; this will also be on Charity. I could not find that a charity which believed all things, hoped all things, endured all things, had its root on this earth, or in the heart of any man who dwells on this earth. Yet it seemed to me that such a Charity was needed to make this earth what it ought to be, and that human hearts have a profound sense of its necessity for them, an infinite craving to possess it, and be filled with it. Something stood in the way of the good which the earth sighs for, and which man sighs for. A vision of Sin rose up before us, confronting the vision of Charity. It was portentous, for it seemed part of the very creature who had the dream of a perfect good. But he disclaimed it; he tried to account for it by some accidents of his position, or by some essential error in his constitution; at last he said, I have yielded to an oppressor; an evil Spirit has withdrawn me from my true Lord. Then arose the question, Who is this true Lord? where is He to be found? Righteousness was felt to be even more closely intertwined with the being of the man than Evil; for awhile he was disposed to claim it as his own; suffering, and the sense of an infinite contradiction, did not deliver him from that belief. But some one there was who led him to cry for a Redeemer, to be sure that He lived, to be sure that Righteousness was in Him, and therefore was Man’s.</w:t>
       </w:r>
     </w:p>
     <w:p>
@@ -14737,9 +15041,22 @@
       </w:pPr>
       <w:r>
         <w:rPr>
-          <w:lang w:val="en-GB"/>
-        </w:rPr>
-        <w:t xml:space="preserve">Here I might stop; for the Trinity is, as I believe, the ground on which the Church stands, and on which Humanity stands: Prayer and Sacrifice are, I believe, the means whereby the Trinity is made known to us: in the Trinity I find the love for which I have been seeking; in Prayer and Sacrifice I hold that we may become partakers of it. But here I cannot stop, for the Unitarians, and multitudes who are not Unitarians, declare that all I have said is futile, for that there is another doctrine which contradicts the principle of my whole book, and yet which is as much an article of my faith as the Trinity itself.</w:t>
+          <w:smallCaps/>
+          <w:lang w:val="en-GB"/>
+        </w:rPr>
+        <w:t xml:space="preserve">Here</w:t>
+      </w:r>
+      <w:r>
+        <w:rPr>
+          <w:lang w:val="en-GB"/>
+        </w:rPr>
+        <w:t xml:space="preserve"> </w:t>
+      </w:r>
+      <w:r>
+        <w:rPr>
+          <w:lang w:val="en-GB"/>
+        </w:rPr>
+        <w:t xml:space="preserve">I might stop; for the Trinity is, as I believe, the ground on which the Church stands, and on which Humanity stands; Prayer and Sacrifice are, I believe, the means whereby the Trinity is made known to us: in the Trinity I find the love for which I have been seeking; in Prayer and Sacrifice I hold that we may become partakers of it. But here I cannot stop, for the Unitarians, and multitudes who are not Unitarians, declare that all I have said is futile, for that there is another doctrine which contradicts the principle of my whole book, and yet which is as much an article of my faith as the Trinity itself.</w:t>
       </w:r>
       <w:r>
         <w:rPr>
@@ -15237,7 +15554,7 @@
         <w:rPr>
           <w:lang w:val="en-GB"/>
         </w:rPr>
-        <w:t xml:space="preserve">III. I have answered two of the objections at some length. I have considered how it is that the New Testament speaks more of eternal life and of eternal punishment than the Old; how the usage of the words in the New Testament explains that fact, and is explained by it; how, instead of interfering with the assertion of St. Paul, that it is the will of God that all men should be saved, and of St. John, that God is love; without these words the others would be inexplicable. Next, the charge that there has been a tendency throughout the history of the Church to determine the limits of God’s love to men, and to speak of all but a few as hopelessly lost, but that this tendency has been much more marked and strong in Protestants than in Romanists, so that we are much more bound by the opinion than they were,—I have met by a sketch of the history of opinion upon this subject, which, however slight, I believe is accurate, and will bear examination. And I have come to the conclusion that the deepest and most essential part of the theology previous to the Reformation bore witness to the fact that eternal life is the knowledge of God, who is Love, and eternal death the loss of that knowledge; that it was the superficial theology,—that which belonged to the Papal system as such,—which interfered with this belief: that it was the great effort of the Reformation to sweep away that superficial theology, in order that Righteousness and Evil, Love and Hatred, might stand out as the two eternal opposites; the one as the eternal life which God presents to men, the other as the eternal death which they choose for themselves, and which consists in being at war with His Love. I have now to consider the third statement, that, whatever may have been the case at the time of the Reformation, theologians have in our age become entirely positive and dogmatic upon this subject; that upon it they can brook no doubt or diversity of opinion; that, in fact, they hold that a man is as much bound to say,</w:t>
+        <w:t xml:space="preserve">III. I have answered two of the objections at some length. I have considered how it is that the New Testament speaks more of eternal life and of eternal punishment than the Old; how the usage of the words in the New Testament explains that fact, and is explained by it; how, instead of interfering with the assertion of St. Paul, that it is the will of God that all men should be saved, and of St. John, that God is love; without these words the others would be inexplicable. Next, the charge that there has been a tendency throughout the history of the Church to determine the limits of God’s love to men, and to speak of all but a few as hopelessly lost, but that this tendency has been much more marked and strong in Protestants than in Romanists, so that we are much more bound by the opinion than they were,—I have met by a sketch of the history of opinion upon this subject, which, however slight, I believe is accurate, and will bear examination. And I have come to the conclusion that the deepest and most essential part of the theology previous to the Reformation bore witness to the fact that eternal life is the knowledge of God, who is Love, and eternal death the loss of that knowledge; that it was the superficial theology,—that which belonged to the Papal system as such,—which interfered with this belief; that it was the great effort of the Reformation to sweep away that superficial theology, in order that Righteousness and Evil, Love and Hatred, might stand out as the two eternal opposites; the one as the eternal life which God presents to men, the other as the eternal death which they choose for themselves, and which consists in being at war with His Love. I have now to consider the third statement, that, whatever may have been the case at the time of the Reformation, theologians have in our age become entirely positive and dogmatic upon this subject; that upon it they can brook no doubt or diversity of opinion; that, in fact, they hold that a man is as much bound to say,</w:t>
       </w:r>
       <w:r>
         <w:rPr>
@@ -15676,9 +15993,22 @@
       </w:pPr>
       <w:r>
         <w:rPr>
-          <w:lang w:val="en-GB"/>
-        </w:rPr>
-        <w:t xml:space="preserve">There are those who will say, “Your explanation of the word eternal in the New Testament may be the true one. It certainly accords with what we have been wont to think of its peculiar characteristics better than the one which is given in popular sermons. It even seems to throw a light on a phrase which is very common in those sermons, the loss of the soul, which ought to have a spiritual sense, one would suppose, and which continually receives a very carnal and material one. And it is at least possible that if Eternal punishment denotes in Scripture Spiritual punishment, portions of its language which seem to contain threatenings of outward sufferings may, without losing their literal force, receive a new character by being referred to this leading principle. We can understand this; we may be glad at least to try your method, and see whether the words of Apostles and Evangelists will bear the application of it. But can you accept it honestly? Are you not tied by formularies which bind you to another maxim? Must not these be thrown aside before you can freely and fairly give a force to the words Eternal or Everlasting Punishment, Fire, Death, or Damnation, which they do not convey to the ears and eyes of ordinary hearers and readers?</w:t>
+          <w:smallCaps/>
+          <w:lang w:val="en-GB"/>
+        </w:rPr>
+        <w:t xml:space="preserve">There</w:t>
+      </w:r>
+      <w:r>
+        <w:rPr>
+          <w:lang w:val="en-GB"/>
+        </w:rPr>
+        <w:t xml:space="preserve"> </w:t>
+      </w:r>
+      <w:r>
+        <w:rPr>
+          <w:lang w:val="en-GB"/>
+        </w:rPr>
+        <w:t xml:space="preserve">are those who will say, “Your explanation of the word eternal in the New Testament may be the true one. It certainly accords with what we have been wont to think of its peculiar characteristics better than the one which is given in popular sermons. It even seems to throw a light on a phrase which is very common in those sermons, the loss of the soul, which ought to have a spiritual sense, one would suppose, and which continually receives a very carnal and material one. And it is at least possible that if Eternal punishment denotes in Scripture Spiritual punishment, portions of its language which seem to contain threatenings of outward sufferings may, without losing their literal force, receive a new character by being referred to this leading principle. We can understand this; we may be glad at least to try your method, and see whether the words of Apostles and Evangelists will bear the application of it. But can you accept it honestly? Are you not tied by formularies which bind you to another maxim? Must not these be thrown aside before you can freely and fairly give a force to the words Eternal or Everlasting Punishment, Fire, Death, or Damnation, which they do not convey to the ears and eyes of ordinary hearers and readers?</w:t>
       </w:r>
     </w:p>
     <w:p>
@@ -15927,7 +16257,7 @@
         <w:rPr>
           <w:lang w:val="en-GB"/>
         </w:rPr>
-        <w:t xml:space="preserve">I have spoken of the possible animus of the writer of this Creed: but I must repeat that I know nothing of him, and therefore my guesses are good for very little. The animus imponentis concerns us, as all casuists admit, much more; and of that we have no right to pretend ignorance. Our Church has given us great helps for understanding what her meaning is, and what spirit she wishes us to be of. So long as I am commanded to repeat her prayers, no one shall compel me to put a construction upon this formulary which contradicts them, and makes me consciously false in the use of them. And I will add, once for all, in reference to those who wish to bind us by the current and floating opinions of this age, on the topics I have discussed in these Essays; I hold to that which I have confessed already: I hold to the prayers in which I find that confession made living and effectual for me and for all my brethren. If you say my faith is not distinct enough, bring forth your substitute for it. Do not talk about a perfect Atonement, or a divine Satisfaction, or an Eternal Death; these I believe in as much as you can do. Put forth distinctly before your own consciences, and before the conscience of England, the meaning which you attach to these words. See whether what you intend is not either that assertion of God’s infinite Charity, which is contained in St. John’s express words, in the whole Bible, in our forms, or something so flagrantly in contradiction with that, as to make the duty of rejecting it, and protesting against it, one from which no Churchman and no man ought to shrink.</w:t>
+        <w:t xml:space="preserve">I have spoken of the possible animus of the writer of this Creed; but I must repeat that I know nothing of him, and therefore my guesses are good for very little. The animus imponentis concerns us, as all casuists admit, much more; and of that we have no right to pretend ignorance. Our Church has given us great helps for understanding what her meaning is, and what spirit she wishes us to be of. So long as I am commanded to repeat her prayers, no one shall compel me to put a construction upon this formulary which contradicts them, and makes me consciously false in the use of them. And I will add, once for all, in reference to those who wish to bind us by the current and floating opinions of this age, on the topics I have discussed in these Essays; I hold to that which I have confessed already; I hold to the prayers in which I find that confession made living and effectual for me and for all my brethren. If you say my faith is not distinct enough, bring forth your substitute for it. Do not talk about a perfect Atonement, or a divine Satisfaction, or an Eternal Death; these I believe in as much as you can do. Put forth distinctly before your own consciences, and before the conscience of England, the meaning which you attach to these words. See whether what you intend is not either that assertion of God’s infinite Charity, which is contained in St. John’s express words, in the whole Bible, in our forms, or something so flagrantly in contradiction with that, as to make the duty of rejecting it, and protesting against it, one from which no Churchman and no man ought to shrink.</w:t>
       </w:r>
     </w:p>
     <w:bookmarkEnd w:id="43"/>
@@ -16814,6 +17144,7 @@
       <w:keepNext/>
       <w:keepLines/>
       <w:spacing w:after="80" w:before="160"/>
+      <w:jc w:val="center"/>
       <w:outlineLvl w:val="1"/>
     </w:pPr>
     <w:rPr>
@@ -16837,6 +17168,7 @@
       <w:keepNext/>
       <w:keepLines/>
       <w:spacing w:after="80" w:before="160"/>
+      <w:jc w:val="center"/>
       <w:outlineLvl w:val="2"/>
     </w:pPr>
     <w:rPr>

--- a/books/theological-essays/downloads/theological-essays.docx
+++ b/books/theological-essays/downloads/theological-essays.docx
@@ -65,6 +65,30 @@
         <w:t xml:space="preserve">Theological Essays</w:t>
       </w:r>
     </w:p>
+    <w:p>
+      <w:pPr>
+        <w:pStyle w:val="BlockText"/>
+      </w:pPr>
+      <w:r>
+        <w:rPr>
+          <w:lang w:val="en-GB"/>
+        </w:rPr>
+        <w:t xml:space="preserve">Il s’en faut peut-être que le christianisme, à cette heure qui nous paraît si avancée, ait produit dans la conscience et dans la vie de l’humanitè toutes ses applications, ait exprimé toute sa pensée, ait dit son dernier mot. Dans un sens, il a tout dit dès l’abord; dans un autre sens, il a beaucoup à dire encore, et le monde ne finira que quand le christianisme aura tout dit.—</w:t>
+      </w:r>
+      <w:r>
+        <w:rPr>
+          <w:smallCaps/>
+          <w:lang w:val="en-GB"/>
+        </w:rPr>
+        <w:t xml:space="preserve">Vinet</w:t>
+      </w:r>
+      <w:r>
+        <w:rPr>
+          <w:lang w:val="en-GB"/>
+        </w:rPr>
+        <w:t xml:space="preserve">.</w:t>
+      </w:r>
+    </w:p>
     <w:bookmarkStart w:id="9" w:name="dedication"/>
     <w:p>
       <w:pPr>
@@ -485,7 +509,7 @@
         <w:rPr>
           <w:lang w:val="en-GB"/>
         </w:rPr>
-        <w:t xml:space="preserve">or that each life has a preciousness and sanctity which He will acknowledge. But I cannot find that modern opinions—the current philosophies—give us any hint that we are related to God; that His image is stamped upon us; that we have a right to call Him Father. I do find all the warrants and pledges of our likeness to God, of our fellowship with Him, in the old Theology of the Bible and the Creeds. I strove in these Essays to assert the principles of that old Theology, and to set them in contrast with certain notions which have been grafted upon them, and which, it seems to me, are destroying our faith in them. If I did not accept the revelation of God in Christ—if I did not acknowledge the Redemption and Reconciliation of the World in Him— if I considered it a mere idle phrase that He had destroyed death—if I thought that He had not gone into the grave and to hell, and come back as their conqueror—if I was not convinced that He had sent His Spirit to dwell among men, and to bind them into one family— if I considered the Baptism into the name of the Father the Son, and the Holy Ghost, an empty formula, and the Communion of Christ’s body and blood a pledge of a victory which has not been won, and is not to be completed,—then the facts of Sin and Misery which I witness around me, which I feel within me, would be far too mighty for any dreams of a restoration which may sometimes visit me. Though I might own that these dreams were dear to that which is likest God within me, I must then yield them up to the voice which comes from what is likest the devil in me; from the depth of a despair for mankind and for myself. Knowing my own evil as I do not know that of any other man, how dare I think of a better fate for me than for my race? If God has shown no care for my race, if He has left it to perish, we must sink together. And, oh, how much deeper is the abyss which the conscience opens to a man, which it shows to be yawning for himself, than all the pictures of torments with which the most eloquent preachers have terrified for a few moments a few of their hearers! If the torments could be pictured, how much they would be abated. The undying worm is preying on thousands of hearts whose faces are merry. The unquenchable fire is burning within them. What is any talk of the future compared with this actual, present experience? If you dare tell men and women of One who has come to deliver them from this worm, to raise them out of this fire, they may welcome you as heavenly messengers, for are you not announcing that there is an escape from sin and the devil to Righteousness and God? But if all you can say to these men and women is,</w:t>
+        <w:t xml:space="preserve">or that each life has a preciousness and sanctity which He will acknowledge. But I cannot find that modern opinions—the current philosophies—give us any hint that we are related to God; that His image is stamped upon us; that we have a right to call Him Father. I do find all the warrants and pledges of our likeness to God, of our fellowship with Him, in the old Theology of the Bible and the Creeds. I strove in these Essays to assert the principles of that old Theology, and to set them in contrast with certain notions which have been grafted upon them, and which, it seems to me, are destroying our faith in them. If I did not accept the revelation of God in Christ—if I did not acknowledge the Redemption and Reconciliation of the World in Him—if I considered it a mere idle phrase that He had destroyed death—if I thought that He had not gone into the grave and to hell, and come back as their conqueror—if I was not convinced that He had sent His Spirit to dwell among men, and to bind them into one family—if I considered the Baptism into the name of the Father the Son, and the Holy Ghost, an empty formula, and the Communion of Christ’s body and blood a pledge of a victory which has not been won, and is not to be completed,—then the facts of Sin and Misery which I witness around me, which I feel within me, would be far too mighty for any dreams of a restoration which may sometimes visit me. Though I might own that these dreams were dear to that which is likest God within me, I must then yield them up to the voice which comes from what is likest the devil in me; from the depth of a despair for mankind and for myself. Knowing my own evil as I do not know that of any other man, how dare I think of a better fate for me than for my race? If God has shown no care for my race, if He has left it to perish, we must sink together. And, oh, how much deeper is the abyss which the conscience opens to a man, which it shows to be yawning for himself, than all the pictures of torments with which the most eloquent preachers have terrified for a few moments a few of their hearers! If the torments could be pictured, how much they would be abated. The undying worm is preying on thousands of hearts whose faces are merry. The unquenchable fire is burning within them. What is any talk of the future compared with this actual, present experience? If you dare tell men and women of One who has come to deliver them from this worm, to raise them out of this fire, they may welcome you as heavenly messengers, for are you not announcing that there is an escape from sin and the devil to Righteousness and God? But if all you can say to these men and women is,</w:t>
       </w:r>
       <w:r>
         <w:rPr>
@@ -1153,7 +1177,7 @@
         <w:rPr>
           <w:lang w:val="en-GB"/>
         </w:rPr>
-        <w:t xml:space="preserve">—we restore that distinctness which our Theology is said to have lost, we reconcile it with the comprehension which we are all in search of. So long as we are busy with our theories, notions, feelings about God—so long as these constitute our divinity——we must be vague, we must be exclusive. One deduces his conclusions from the Bible; one from the decrees of the Church; one from his individual consciousness. But the reader of the Bible confesses that it appeals to experience, and must in some way be tested by it; the greatest worshipper of the Church asks for a Bible to support its authority; the greatest believer in his own consciousness perceives that there must be some means of connecting it with the general conscience of mankind. Each denounces the other’s method; none is satisfied with his own. If Theology is regarded not as a collection of our theories about God; but as a declaration of His will and His acts towards us, will it not conform more to what we find in the Bible—will it not more meet all the experiences of individuals, all the experiences of our race? And to come directly to the point of the objection which I am considering, will it not better expound all the special articles which our own Church and the Christian Church generally, confesses? This at least is my belief.</w:t>
+        <w:t xml:space="preserve">—we restore that distinctness which our Theology is said to have lost, we reconcile it with the comprehension which we are all in search of. So long as we are busy with our theories, notions, feelings about God—so long as these constitute our divinity—we must be vague, we must be exclusive. One deduces his conclusions from the Bible; one from the decrees of the Church; one from his individual consciousness. But the reader of the Bible confesses that it appeals to experience, and must in some way be tested by it; the greatest worshipper of the Church asks for a Bible to support its authority; the greatest believer in his own consciousness perceives that there must be some means of connecting it with the general conscience of mankind. Each denounces the other’s method; none is satisfied with his own. If Theology is regarded not as a collection of our theories about God; but as a declaration of His will and His acts towards us, will it not conform more to what we find in the Bible—will it not more meet all the experiences of individuals, all the experiences of our race? And to come directly to the point of the objection which I am considering, will it not better expound all the special articles which our own Church and the Christian Church generally, confesses? This at least is my belief.</w:t>
       </w:r>
     </w:p>
     <w:p>
@@ -1203,18 +1227,18 @@
         <w:rPr>
           <w:lang w:val="en-GB"/>
         </w:rPr>
-        <w:t xml:space="preserve">I owe also much to those Unitarians, who, being less strong in their condemnation of the thoughts and language of books written by Trinitarians, and avowing a sympathy with some of the accounts which they have given of their own inward conflicts, nevertheless hate Orthodoxy, as such, with a perfect hatred, affirming it to be the stifler of all honest convictions, and of all moral growth. I have not been able to gainsay many of their assertions and arguments. I cannot say that I have not seen and felt these effects following from what is called a secure and settled profession. I cannot say that the events of the last twenty years in the English Church do not convince me that it is God’s will and purpose that we should be shaken in our ease and satisfaction, and should be forced to ask ourselves what our standing-ground is, or whether we have any. I cannot dissemble my belief, that if we are resting on any formulas—supposing they are the best formulas that were ever handed down from one generation to another or on the divinest book that was ever written by God for the teaching of mankind, and not on the Living God Himself, our foundation will be found sandy, and will crumble under our feet. For telling me this, for giving me a warning which I feel that I need, and that my brethren need, I thank these Unitarians, and all others not called by their name, who have, in one form or another, in gentle or in rough language, united to sound it in our ears. I can say honestly in the sight of God, I have tried to lay it to heart, though not as much as I might have done, or as I hope to do. And now I wish to show that my gratitude for these benefits is not nominal but real, by telling the men of both these classes what they have not taught me, what I have been compelled to learn in another school than theirs.</w:t>
-      </w:r>
-    </w:p>
-    <w:p>
-      <w:pPr>
-        <w:pStyle w:val="BodyText"/>
-      </w:pPr>
-      <w:r>
-        <w:rPr>
-          <w:lang w:val="en-GB"/>
-        </w:rPr>
-        <w:t xml:space="preserve">To the first, then, I say: You have urged me to believe that God is actually Love. You have taught me to dread any representation of Him which is at variance with this; to shrink from attributing to Him any acts which would be unlovely in man. Well! and I find myself in a world ruled over by this Being, in which there are countless disorders; yes, and I find myself adding to the disorder—one of the elements of it. My heart and conscience demand how this is. I want to know,—not for the sake of a theory, but for the most practical purposes of life,—I want to know how these disorders may be removed out of the world and out of me. You are, I am aware, benevolent men. A great many of you are eager for sanitary, social, political reformation. That is well, as far as you are concerned; but is the Ruler of the Universe as much interested in the state of it as you are? Has He done anything adequate for the deliverance of it from its plagues? Is He doing anything? I have not found you able to answer these questions; and I do not think other people find that you are able. Men who have to sorrow, and suffer, and work, may accept your help in improving their outward condition, but they do not accept your creed; it is nothing to them. Atheism is their natural and necessary refuge, if the only image of God presented to them is of One who allows men to be comfortable——who is not angry with them,—who wishes all to be happy, but leaves them to make themselves and each other happy as well as they can. They can meditate the world almost as well without such a Being as with him. I say this because it is true, and because the truth should be spoken. God forbid that I should say for a moment that it is true for you. I know it is not. I know the vision you have of God is consolatory to you; that it would be a loss to all of you,—to some a quite unspeakable loss,—to be deprived of it. Not for the world would I rob you of it, or of one iota of strength and comfort which you derive from it. Not for the world would I persuade you that your belief in a God of infinite Charity is not a precious and divine gift. But, remember!—infinite Charity. Charity is described as bearing all things, hoping all things, enduring all things. Any Charity which is not of this character, I am sure you would cast out of your scheme of ethics; you would feel it could not be an ideal for men to strive after; you do wish, in your own case, not to give barren phrases to your fellows, but to</w:t>
+        <w:t xml:space="preserve">I owe also much to those Unitarians, who, being less strong in their condemnation of the thoughts and language of books written by Trinitarians, and avowing a sympathy with some of the accounts which they have given of their own inward conflicts, nevertheless hate Orthodoxy, as such, with a perfect hatred, affirming it to be the stifler of all honest convictions, and of all moral growth. I have not been able to gainsay many of their assertions and arguments. I cannot say that I have not seen and felt these effects following from what is called a secure and settled profession. I cannot say that the events of the last twenty years in the English Church do not convince me that it is God’s will and purpose that we should be shaken in our ease and satisfaction, and should be forced to ask ourselves what our standing-ground is, or whether we have any. I cannot dissemble my belief, that if we are resting on any formulas—supposing they are the best formulas that were ever handed down from one generation to another—or on the divinest book that was ever written by God for the teaching of mankind, and not on the Living God Himself, our foundation will be found sandy, and will crumble under our feet. For telling me this, for giving me a warning which I feel that I need, and that my brethren need, I thank these Unitarians, and all others not called by their name, who have, in one form or another, in gentle or in rough language, united to sound it in our ears. I can say honestly in the sight of God, I have tried to lay it to heart, though not as much as I might have done, or as I hope to do. And now I wish to show that my gratitude for these benefits is not nominal but real, by telling the men of both these classes what they have not taught me, what I have been compelled to learn in another school than theirs.</w:t>
+      </w:r>
+    </w:p>
+    <w:p>
+      <w:pPr>
+        <w:pStyle w:val="BodyText"/>
+      </w:pPr>
+      <w:r>
+        <w:rPr>
+          <w:lang w:val="en-GB"/>
+        </w:rPr>
+        <w:t xml:space="preserve">To the first, then, I say: You have urged me to believe that God is actually Love. You have taught me to dread any representation of Him which is at variance with this; to shrink from attributing to Him any acts which would be unlovely in man. Well! and I find myself in a world ruled over by this Being, in which there are countless disorders; yes, and I find myself adding to the disorder—one of the elements of it. My heart and conscience demand how this is. I want to know,—not for the sake of a theory, but for the most practical purposes of life,—I want to know how these disorders may be removed out of the world and out of me. You are, I am aware, benevolent men. A great many of you are eager for sanitary, social, political reformation. That is well, as far as you are concerned; but is the Ruler of the Universe as much interested in the state of it as you are? Has He done anything adequate for the deliverance of it from its plagues? Is He doing anything? I have not found you able to answer these questions; and I do not think other people find that you are able. Men who have to sorrow, and suffer, and work, may accept your help in improving their outward condition, but they do not accept your creed; it is nothing to them. Atheism is their natural and necessary refuge, if the only image of God presented to them is of One who allows men to be comfortable,—who is not angry with them,—who wishes all to be happy, but leaves them to make themselves and each other happy as well as they can. They can meditate the world almost as well without such a Being as with him. I say this because it is true, and because the truth should be spoken. God forbid that I should say for a moment that it is true for you. I know it is not. I know the vision you have of God is consolatory to you; that it would be a loss to all of you,—to some a quite unspeakable loss,—to be deprived of it. Not for the world would I rob you of it, or of one iota of strength and comfort which you derive from it. Not for the world would I persuade you that your belief in a God of infinite Charity is not a precious and divine gift. But, remember!—infinite Charity. Charity is described as bearing all things, hoping all things, enduring all things. Any Charity which is not of this character, I am sure you would cast out of your scheme of ethics; you would feel it could not be an ideal for men to strive after; you do wish, in your own case, not to give barren phrases to your fellows, but to</w:t>
       </w:r>
       <w:r>
         <w:rPr>
@@ -1786,7 +1810,7 @@
         <w:rPr>
           <w:lang w:val="en-GB"/>
         </w:rPr>
-        <w:t xml:space="preserve">And now you have, many of you, changed your language. You see that there is a spiritual power in the world; these preachers have proved that there is. You point out powerfully and skilfully, what dull, drowsy priests we were who denied it. But you say that those who asserted it were narrow, that they are worn out, that spiritual power is much more widely at work than they supposed, that it is to be felt everywhere. Be it so,—the lesson is most impressive; we accept it. But why are you still powerless; why cannot you stir the hearts of the people by your message more than your fathers did? Why must it be proclaimed, not exactly like theirs, in the ears of comfortable merchants and dowagers, wanting a not too troublesome religion——but at least in the ears of those chiefly who crave for some new thing, not of those who are hungering and thirsting for life? The secret of both failures seems to me this. You of the older school knew something of transgression; almost nothing of Sin. But the transgression was of a rule rather than of a law; breaches of social etiquette and propriety, at most uncomely and unkind habits, seemed to compose all the evils you took account of, which did not appear in the shape of crimes. Those who must be treated, not as members of some class of men, but as men, have no ears for discourses about conventions and behaviour; if you cannot penetrate below these, you must leave them alone. You who believe in spiritual powers, do you yet acknowledge spiritual evil? Can you speak to us as persons? Can you tell me of myself; what I am; who is for me; who is against me? I have not found that you can. You have a religion for us, I know, apparently a graceful and a refined one. It is a luxury, if we can afford it. But we have an enemy who tries to deprive us even of necessaries. Unless you can teach us how to procure them, in spite of him, I and my fellow-fighters must for the present let your religion alone.</w:t>
+        <w:t xml:space="preserve">And now you have, many of you, changed your language. You see that there is a spiritual power in the world; these preachers have proved that there is. You point out powerfully and skilfully, what dull, drowsy priests we were who denied it. But you say that those who asserted it were narrow, that they are worn out, that spiritual power is much more widely at work than they supposed, that it is to be felt everywhere. Be it so,—the lesson is most impressive; we accept it. But why are you still powerless; why cannot you stir the hearts of the people by your message more than your fathers did? Why must it be proclaimed, not exactly like theirs, in the ears of comfortable merchants and dowagers, wanting a not too troublesome religion,—but at least in the ears of those chiefly who crave for some new thing, not of those who are hungering and thirsting for life? The secret of both failures seems to me this. You of the older school knew something of transgression; almost nothing of Sin. But the transgression was of a rule rather than of a law; breaches of social etiquette and propriety, at most uncomely and unkind habits, seemed to compose all the evils you took account of, which did not appear in the shape of crimes. Those who must be treated, not as members of some class of men, but as men, have no ears for discourses about conventions and behaviour; if you cannot penetrate below these, you must leave them alone. You who believe in spiritual powers, do you yet acknowledge spiritual evil? Can you speak to us as persons? Can you tell me of myself; what I am; who is for me; who is against me? I have not found that you can. You have a religion for us, I know, apparently a graceful and a refined one. It is a luxury, if we can afford it. But we have an enemy who tries to deprive us even of necessaries. Unless you can teach us how to procure them, in spite of him, I and my fellow-fighters must for the present let your religion alone.</w:t>
       </w:r>
     </w:p>
     <w:bookmarkEnd w:id="14"/>
@@ -2043,7 +2067,7 @@
         <w:rPr>
           <w:lang w:val="en-GB"/>
         </w:rPr>
-        <w:t xml:space="preserve">——here was one often-repeated, never-exhausted reply;</w:t>
+        <w:t xml:space="preserve">—here was one often-repeated, never-exhausted reply;</w:t>
       </w:r>
       <w:r>
         <w:rPr>
@@ -2731,18 +2755,7 @@
         <w:rPr>
           <w:lang w:val="en-GB"/>
         </w:rPr>
-        <w:t xml:space="preserve">Nor was it only the self-righteousness of Job which shocked Eliphaz, and Bildad, and Zophar. Their theory of the nature of pain was also thoroughly outraged by his language. I do not see any proof that they thought it merely a judgment from God for his transgressions. They would have been quite willing to call it, as we do, a merciful visitation.</w:t>
-      </w:r>
-    </w:p>
-    <w:p>
-      <w:pPr>
-        <w:pStyle w:val="BodyText"/>
-      </w:pPr>
-      <w:r>
-        <w:rPr>
-          <w:lang w:val="en-GB"/>
-        </w:rPr>
-        <w:t xml:space="preserve">What offends them is, that Job groans under it as if it were an evil, that he seems to speak of it as if it came from an enemy. How can this be? Did not God send it? Is not all this suffering permitted, even ordained by him? What possible right can a poor creature, a worm of the earth, have to remonstrate and complain that anything is amiss?</w:t>
+        <w:t xml:space="preserve">Nor was it only the self-righteousness of Job which shocked Eliphaz, and Bildad, and Zophar. Their theory of the nature of pain was also thoroughly outraged by his language. I do not see any proof that they thought it merely a judgment from God for his transgressions. They would have been quite willing to call it, as we do, a merciful visitation. What offends them is, that Job groans under it as if it were an evil, that he seems to speak of it as if it came from an enemy. How can this be? Did not God send it? Is not all this suffering permitted, even ordained by him? What possible right can a poor creature, a worm of the earth, have to remonstrate and complain that anything is amiss?</w:t>
       </w:r>
     </w:p>
     <w:p>
@@ -2991,7 +3004,7 @@
         <w:rPr>
           <w:lang w:val="en-GB"/>
         </w:rPr>
-        <w:t xml:space="preserve">The principle is expressed again when we say, “You maintain that the pain you are suffering is not good but ill——a sign of wrong and disorder. You say that it is a bondage from which you must seek deliverance. You say that you cannot stop to settle in what part of you it is, that it is throughout you, that it affects you altogether, that you want a complete emancipation from it. Even so. Hold fast that conviction. Let no man, divine or layman, rob you of it. Pain is a sign and witness of disorder, the consequence of disorder. It is mockery to say otherwise. You describe it rightly; it is a bondage, the sign that a tyrant has in some way intruded himself into this earth of ours. But you are permitted to suffer the consequence of that intrusion, just that you may attain to the knowledge of another fact,—that there is a Redeemer, that He lives, that He is the stronger. That righteous King of your heart whom you have felt to be so near you, so one with you, that you could hardly help identifying Him with yourself, even while you confessed that you were so evil, He is the Redeemer as well as the Lord of you and of man. Believe that He is so. Ask to understand the way in which He has proved Himself so. You will find that God, not we, has been teaching you of Him, that He has been talking with you in the whirlwind, while we were darkening counsel with words without knowledge; leading you to the sight of His glory, that He might make you willing to confess your own baseness. He has taught you that you have been in chains, but that you have been a willing wearer of the chains. To break them He must set you free. Self is your great prison-house. The strong man armed, who keeps that prison in safety, must be bound. The rod of the enchanter, who holds your will in bondage, must be broken by some diviner spell before the arms can be loosed, and the captive rise and move again.</w:t>
+        <w:t xml:space="preserve">The principle is expressed again when we say, “You maintain that the pain you are suffering is not good but ill,—a sign of wrong and disorder. You say that it is a bondage from which you must seek deliverance. You say that you cannot stop to settle in what part of you it is, that it is throughout you, that it affects you altogether, that you want a complete emancipation from it. Even so. Hold fast that conviction. Let no man, divine or layman, rob you of it. Pain is a sign and witness of disorder, the consequence of disorder. It is mockery to say otherwise. You describe it rightly; it is a bondage, the sign that a tyrant has in some way intruded himself into this earth of ours. But you are permitted to suffer the consequence of that intrusion, just that you may attain to the knowledge of another fact,—that there is a Redeemer, that He lives, that He is the stronger. That righteous King of your heart whom you have felt to be so near you, so one with you, that you could hardly help identifying Him with yourself, even while you confessed that you were so evil, He is the Redeemer as well as the Lord of you and of man. Believe that He is so. Ask to understand the way in which He has proved Himself so. You will find that God, not we, has been teaching you of Him, that He has been talking with you in the whirlwind, while we were darkening counsel with words without knowledge; leading you to the sight of His glory, that He might make you willing to confess your own baseness. He has taught you that you have been in chains, but that you have been a willing wearer of the chains. To break them He must set you free. Self is your great prison-house. The strong man armed, who keeps that prison in safety, must be bound. The rod of the enchanter, who holds your will in bondage, must be broken by some diviner spell before the arms can be loosed, and the captive rise and move again.</w:t>
       </w:r>
     </w:p>
     <w:p>
@@ -4293,7 +4306,32 @@
         <w:rPr>
           <w:lang w:val="en-GB"/>
         </w:rPr>
-        <w:t xml:space="preserve">“Take away the belief of the one incarnate Son of God and Son of Man, and all the heroes of the old world and of the new become merely so many men who have earned a right, by their superiority to the mass of their fellow-creatures, to despise them and trample upon them. Admit Him to be the centre of them, and they all fall into their places; each has had his separate protest to bear, his appointed work to do. Though he may not have known in whose name he was ministering, his ministry, so far as it was one of help and blessing to mankind, so far as it implied any surrender of self-glory, may be referred to the man, may be hailed as proceeding from Him who took upon Him the form of a servant.”</w:t>
+        <w:t xml:space="preserve">“Take away the belief of the one incarnate Son of God and Son of Man, and all the heroes of the old world and of the new become merely so many men who have earned a right, by their superiority to the mass of their fellow-creatures, to despise them and trample upon them. Admit Him to be the centre of them, and they all fall into their places; each has had his separate protest to bear, his appointed work to do. Though he may not have known in whose name he was ministering, his ministry, so far as it was one of help and blessing to mankind, so far as it implied any surrender of self-glory, may be referred to</w:t>
+      </w:r>
+      <w:r>
+        <w:rPr>
+          <w:lang w:val="en-GB"/>
+        </w:rPr>
+        <w:t xml:space="preserve"> </w:t>
+      </w:r>
+      <w:r>
+        <w:rPr>
+          <w:smallCaps/>
+          <w:lang w:val="en-GB"/>
+        </w:rPr>
+        <w:t xml:space="preserve">the</w:t>
+      </w:r>
+      <w:r>
+        <w:rPr>
+          <w:lang w:val="en-GB"/>
+        </w:rPr>
+        <w:t xml:space="preserve"> </w:t>
+      </w:r>
+      <w:r>
+        <w:rPr>
+          <w:lang w:val="en-GB"/>
+        </w:rPr>
+        <w:t xml:space="preserve">man, may be hailed as proceeding from Him who took upon Him the form of a servant.”</w:t>
       </w:r>
       <w:r>
         <w:rPr>
@@ -4963,7 +5001,7 @@
         <w:rPr>
           <w:lang w:val="en-GB"/>
         </w:rPr>
-        <w:t xml:space="preserve">and so to take from him the very truth which he has to believe——but by recalling the strong and energetic statements of the earlier Calvinists, respecting the one root and origin of faith, as well as of right acts. But this is not all. I have no right to denounce the exclusiveness of the Calvinists, unless I am willing to renounce all that may cleave to myself. The Unitarian may fairly say to me,</w:t>
+        <w:t xml:space="preserve">and so to take from him the very truth which he has to believe,—but by recalling the strong and energetic statements of the earlier Calvinists, respecting the one root and origin of faith, as well as of right acts. But this is not all. I have no right to denounce the exclusiveness of the Calvinists, unless I am willing to renounce all that may cleave to myself. The Unitarian may fairly say to me,</w:t>
       </w:r>
       <w:r>
         <w:rPr>
@@ -5197,7 +5235,7 @@
         <w:rPr>
           <w:lang w:val="en-GB"/>
         </w:rPr>
-        <w:t xml:space="preserve">On this point I join issue with them. I say that they are right in imputing to Romanists and Protestants a set of notions—some of them common to both, some peculiar to each— which deserve the epithets they bestow on it; which outrage the conscience, which misrepresent the character of God, which generate a fearful amount of insincere belief, of positive infidelity—also, I think, of immorality. I see, with them, that these notions are becoming more and more intolerable to thoughtful and earnest men; that those who are neither, often maintain them merely because they do not care to look at them, or to question themselves about them. I cannot conceal from myself that our want of courage in saying whether we regard these as parts of our creed or not, is leading thousands to identify them with it, and to reject it as well as them. But I maintain that these notions are not parts of God’s Revelation, or of the old Creeds, but belong to that Theology of Consciousness which modern enlightenment would substitute for the Theology of the Bible and of the Church; that their rise can be distinctly and historically traced to this source; that the protest on the part of the conscience against them in other days has been a confession of its own inability to construct a Theodicea, a claim that God should remove its confusions by revealing Himself; that the protest of the conscience against them in our day is of the same kind, and must have the same issue, if it is not unnaturally silenced; that Christian theology, as expressed in the language of the Bible and of the Creeds, construed most simply, is a deliverance from these oppressive notions, and is the only one which has yet been or ever will be found:</w:t>
+        <w:t xml:space="preserve">On this point I join issue with them. I say that they are right in imputing to Romanists and Protestants a set of notions—some of them common to both, some peculiar to each—which deserve the epithets they bestow on it; which outrage the conscience, which misrepresent the character of God, which generate a fearful amount of insincere belief, of positive infidelity—also, I think, of immorality. I see, with them, that these notions are becoming more and more intolerable to thoughtful and earnest men; that those who are neither, often maintain them merely because they do not care to look at them, or to question themselves about them. I cannot conceal from myself that our want of courage in saying whether we regard these as parts of our creed or not, is leading thousands to identify them with it, and to reject it as well as them. But I maintain that these notions are not parts of God’s Revelation, or of the old Creeds, but belong to that Theology of Consciousness which modern enlightenment would substitute for the Theology of the Bible and of the Church; that their rise can be distinctly and historically traced to this source; that the protest on the part of the conscience against them in other days has been a confession of its own inability to construct a Theodicea, a claim that God should remove its confusions by revealing Himself; that the protest of the conscience against them in our day is of the same kind, and must have the same issue, if it is not unnaturally silenced; that Christian theology, as expressed in the language of the Bible and of the Creeds, construed most simply, is a deliverance from these oppressive notions, and is the only one which has yet been or ever will be found:</w:t>
       </w:r>
     </w:p>
     <w:p>
@@ -5266,7 +5304,7 @@
         <w:rPr>
           <w:lang w:val="en-GB"/>
         </w:rPr>
-        <w:t xml:space="preserve">2. Nor can I discover that those declaimers are the least mistaken in the explanation which they commonly give of the means whereby this mischief was detected, and by which some were enabled to escape it. They say that when Luther found out that he was a sinner, when he knew that fact in the length and breadth of it,—not by the hearing of the ear, but by his own tremendous experience,—he could no longer be content with any of the priestly inventions for putting away sin; that he then knew that he could only be delivered from it if God delivered him; that he demanded to know whether He had proclaimed forgiveness of sin; whether there was any sacrifice which He had appointed and accepted? They say that Luther found the answers to these questions in the Bible; that he was content when he was told, on its authority, that the Son of God had taken away sin; that this might be received and preached to all men as His Gospel. The person who differs most with Luther must accept this as a statement of notorious facts; it is as much acknowledged by Michelet as by Marheineke, or Merle d’Aubigné. I accept it also as being entirely in accordance with internal evidence,—with the law which I am endeavouring to establish. Luther’s conscience did not make a system. It protested against one which had been made in compliance with apparent necessities of the conscience. It said that the real necessity of the conscience was, that God should speak to it, declare Himself to it——should proclaim Himself as its reconciler, should show how and in whom He had accomplished that work on its behalf.</w:t>
+        <w:t xml:space="preserve">2. Nor can I discover that those declaimers are the least mistaken in the explanation which they commonly give of the means whereby this mischief was detected, and by which some were enabled to escape it. They say that when Luther found out that he was a sinner, when he knew that fact in the length and breadth of it,—not by the hearing of the ear, but by his own tremendous experience,—he could no longer be content with any of the priestly inventions for putting away sin; that he then knew that he could only be delivered from it if God delivered him; that he demanded to know whether He had proclaimed forgiveness of sin; whether there was any sacrifice which He had appointed and accepted? They say that Luther found the answers to these questions in the Bible; that he was content when he was told, on its authority, that the Son of God had taken away sin; that this might be received and preached to all men as His Gospel. The person who differs most with Luther must accept this as a statement of notorious facts; it is as much acknowledged by Michelet as by Marheineke, or Merle d’Aubigné. I accept it also as being entirely in accordance with internal evidence,—with the law which I am endeavouring to establish. Luther’s conscience did not make a system. It protested against one which had been made in compliance with apparent necessities of the conscience. It said that the real necessity of the conscience was, that God should speak to it, declare Himself to it,—should proclaim Himself as its reconciler, should show how and in whom He had accomplished that work on its behalf.</w:t>
       </w:r>
     </w:p>
     <w:p>
@@ -6063,29 +6101,70 @@
         <w:rPr>
           <w:lang w:val="en-GB"/>
         </w:rPr>
-        <w:t xml:space="preserve">But practical men are driven to ask themselves another question. How is this sense to be got rid of? How is the enemy to be destroyed? No experiments for the purpose have succeeded yet; no theories of the universe, no new arrangements of it. When you have seemingly extinguished this consciousness, it starts up again; the arguments and schemes which were to exclude it themselves suggest it and awaken it. And yet there have been such approximations to the extinction of this feeling, as show clearly the only way in which it ever can be reached. Each one may understand for himself that the more he cultivates a merely animal existence, the more he forgets that he was created for anything but to eat and drink and sleep, the less clear and strong is this sense of immortality. And if he could stifle all thoughts that carry him back into past generations, and onward into those which will be when he has left the earth; if he could disconnect himself altogether with family, race, country, social sympathies; if he could cease to think of himself as a person, and become merely a thing,—he might quit himself of this coil; not, I suspect, till then. As long as everything about him preaches of permanence and restoration, as well as of fragility and decay; as long as he is obliged to speak of succession and continuance and order in the universe, and in the societies of men; as long as he feels that he can investigate the one, and that he is a living portion of the other;—so long the sense of immortality will be with him: he cannot cast it off. The philosopher to whom I have alluded probably supposes that he can substitute a political immortality for a personal one; that he can teach men to be indifferent about their own continuance after death, by making them think of the life and endurance of their race. He will find that the more strongly one sentiment is developed, the more certain the other is to come forth; that if one perishes, the other must perish. For he who heartily believes himself to be the member of a family or society, for which it is worth while to fight and to perish, has the strongest conviction of his own personality; he cannot separate his life from its life; if it has any being it must have a being.</w:t>
-      </w:r>
-    </w:p>
-    <w:p>
-      <w:pPr>
-        <w:pStyle w:val="BodyText"/>
-      </w:pPr>
-      <w:r>
-        <w:rPr>
-          <w:lang w:val="en-GB"/>
-        </w:rPr>
-        <w:t xml:space="preserve">But, on the other hand, it is most true that a man may become awfully conscious of his own personality, while he is standing apart from all human beings.</w:t>
-      </w:r>
-    </w:p>
-    <w:p>
-      <w:pPr>
-        <w:pStyle w:val="BodyText"/>
-      </w:pPr>
-      <w:r>
-        <w:rPr>
-          <w:lang w:val="en-GB"/>
-        </w:rPr>
-        <w:t xml:space="preserve">This is what I spoke of in a former Essay as emphatically the sense of Sin, the experience of a dark, hopeless isolation, caused by one’s own self, certain to continue while that continues. And this it is which unites Sin to Death, which makes it so hard for us to divorce them in our thoughts. Death, in the obvious aspect of it, is isolation; the separation of each creature from its fellow. The internal dread of it strictly corresponds to this its outward manifestation.</w:t>
+        <w:t xml:space="preserve">But practical men are driven to ask themselves another question. How is this sense to be got rid of? How is the enemy to be destroyed? No experiments for the purpose have succeeded yet; no theories of the universe, no new arrangements of it. When you have seemingly extinguished this consciousness, it starts up again; the arguments and schemes which were to exclude it themselves suggest it and awaken it. And yet there have been such approximations to the extinction of this feeling, as show clearly the only way in which it ever can be reached. Each one may understand for himself that the more he cultivates a merely animal existence, the more he forgets that he was created for anything but to eat and drink and sleep, the less clear and strong is this sense of immortality. And if he could stifle all thoughts that carry him back into past generations, and onward into those which will be when he has left the earth; if he could disconnect himself altogether with family, race, country, social sympathies; if he could cease to think of himself as a person, and become merely a thing,—he might quit himself of this coil; not, I suspect, till then. As long as everything about him preaches of permanence and restoration, as well as of fragility and decay; as long as he is obliged to speak of succession and continuance and order in the universe, and in the societies of men; as long as he feels that he can investigate the one, and that he is a living portion of the other;—so long the sense of immortality will be with him: he cannot cast it off. The philosopher to whom I have alluded probably supposes that he can substitute a political immortality for a personal one; that he can teach men to be indifferent about their own continuance after death, by making them think of the life and endurance of their race. He will find that the more strongly one sentiment is developed, the more certain the other is to come forth; that if one perishes, the other must perish. For he who heartily believes himself to be the member of a family or society, for which it is worth while to fight and to perish, has the strongest conviction of his own personality; he cannot separate his life from its life; if</w:t>
+      </w:r>
+      <w:r>
+        <w:rPr>
+          <w:lang w:val="en-GB"/>
+        </w:rPr>
+        <w:t xml:space="preserve"> </w:t>
+      </w:r>
+      <w:r>
+        <w:rPr>
+          <w:i/>
+          <w:iCs/>
+          <w:lang w:val="en-GB"/>
+        </w:rPr>
+        <w:t xml:space="preserve">it</w:t>
+      </w:r>
+      <w:r>
+        <w:rPr>
+          <w:lang w:val="en-GB"/>
+        </w:rPr>
+        <w:t xml:space="preserve"> </w:t>
+      </w:r>
+      <w:r>
+        <w:rPr>
+          <w:lang w:val="en-GB"/>
+        </w:rPr>
+        <w:t xml:space="preserve">has any being</w:t>
+      </w:r>
+      <w:r>
+        <w:rPr>
+          <w:lang w:val="en-GB"/>
+        </w:rPr>
+        <w:t xml:space="preserve"> </w:t>
+      </w:r>
+      <w:r>
+        <w:rPr>
+          <w:i/>
+          <w:iCs/>
+          <w:lang w:val="en-GB"/>
+        </w:rPr>
+        <w:t xml:space="preserve">he</w:t>
+      </w:r>
+      <w:r>
+        <w:rPr>
+          <w:lang w:val="en-GB"/>
+        </w:rPr>
+        <w:t xml:space="preserve"> </w:t>
+      </w:r>
+      <w:r>
+        <w:rPr>
+          <w:lang w:val="en-GB"/>
+        </w:rPr>
+        <w:t xml:space="preserve">must have a being.</w:t>
+      </w:r>
+    </w:p>
+    <w:p>
+      <w:pPr>
+        <w:pStyle w:val="BodyText"/>
+      </w:pPr>
+      <w:r>
+        <w:rPr>
+          <w:lang w:val="en-GB"/>
+        </w:rPr>
+        <w:t xml:space="preserve">But, on the other hand, it is most true that a man may become awfully conscious of his own personality, while he is standing apart from all human beings. This is what I spoke of in a former Essay as emphatically the sense of Sin, the experience of a dark, hopeless isolation, caused by one’s own self, certain to continue while that continues. And this it is which unites Sin to Death, which makes it so hard for us to divorce them in our thoughts. Death, in the obvious aspect of it, is isolation; the separation of each creature from its fellow. The internal dread of it strictly corresponds to this its outward manifestation.</w:t>
       </w:r>
       <w:r>
         <w:rPr>
@@ -6131,18 +6210,7 @@
         <w:rPr>
           <w:lang w:val="en-GB"/>
         </w:rPr>
-        <w:t xml:space="preserve">I cannot see that the belief in Christ’s death would be any deliverance from these awful perplexities, if that death were an artificial arrangement for saving us from a future penalty, while the actual penalty which makes us tremble is incurred as much as ever. But it is not in this light that the Cross ever presented itself to a weary, heavy-laden man. He hears that there is One who has shared his death and the death of the whole world; One in whom God delights; One in whom each man may delight. If this news is believed, the separation of death, that which is indeed its sting, is taken away. It is now, for the first time, common to the individual man with his race. He shall not die alone.</w:t>
-      </w:r>
-    </w:p>
-    <w:p>
-      <w:pPr>
-        <w:pStyle w:val="BodyText"/>
-      </w:pPr>
-      <w:r>
-        <w:rPr>
-          <w:lang w:val="en-GB"/>
-        </w:rPr>
-        <w:t xml:space="preserve">He shall not cease to see the Lord, even the Lord in the land of the living; no, nor man with the inhabitants of the world. A new and mysterious attraction holds him to both. Death becomes a bond to them. And it is no longer a mere necessity. Christ chose it because it is ours. We can choose it as His more than ours. What I am saying has no direct reference to our belief in the issue of the death. That may be always implicitly contained in our belief of the death itself. We should not be satisfied with it if we did not see in it the pledge of triumph. But Jesus Christ, as the Crucified, has been an object of rest and comfort to multitudes who have not consciously dwelt on His resurrection. The fact is undoubted, and we do not rightly understand ourselves or our fellow creatures if we overlook it.</w:t>
+        <w:t xml:space="preserve">I cannot see that the belief in Christ’s death would be any deliverance from these awful perplexities, if that death were an artificial arrangement for saving us from a future penalty, while the actual penalty which makes us tremble is incurred as much as ever. But it is not in this light that the Cross ever presented itself to a weary, heavy-laden man. He hears that there is One who has shared his death and the death of the whole world; One in whom God delights; One in whom each man may delight. If this news is believed, the separation of death, that which is indeed its sting, is taken away. It is now, for the first time, common to the individual man with his race. He shall not die alone. He shall not cease to see the Lord, even the Lord in the land of the living; no, nor man with the inhabitants of the world. A new and mysterious attraction holds him to both. Death becomes a bond to them. And it is no longer a mere necessity. Christ chose it because it is ours. We can choose it as His more than ours. What I am saying has no direct reference to our belief in the issue of the death. That may be always implicitly contained in our belief of the death itself. We should not be satisfied with it if we did not see in it the pledge of triumph. But Jesus Christ, as the Crucified, has been an object of rest and comfort to multitudes who have not consciously dwelt on His resurrection. The fact is undoubted, and we do not rightly understand ourselves or our fellow creatures if we overlook it.</w:t>
       </w:r>
     </w:p>
     <w:p>
@@ -6284,18 +6352,7 @@
         <w:rPr>
           <w:lang w:val="en-GB"/>
         </w:rPr>
-        <w:t xml:space="preserve">3. But besides and beyond this narrow house, there are fields of speculation, in which men have lost themselves almost from the beginning of the earth until now. Lord Byron has brought Cain into the Abyss of Space, Lucifer being his guide thither.</w:t>
-      </w:r>
-    </w:p>
-    <w:p>
-      <w:pPr>
-        <w:pStyle w:val="BodyText"/>
-      </w:pPr>
-      <w:r>
-        <w:rPr>
-          <w:lang w:val="en-GB"/>
-        </w:rPr>
-        <w:t xml:space="preserve">No conception can be truer. The first murderer must have traversed those regions; innumerable footsteps have followed his—all perhaps under the same conduct. A dark, formless world, in which there is nothing for the eye to dwell upon, for the heart to embrace, where all is vague and monstrous,—this may become, this has become, the habitation of human intellects, formed in God’s image. We can come into such utter dreariness, because we are spirits, because we have a home and a Father, because we can have no rest till we find that home and that Father. If we were merely children of earth, we might be satisfied with its pictures and images; these would be all in all to us. Being better than this, we must make a hell for ourselves, if we cannot find a heaven. Yes, a hell! the simple language is the best. I will not quarrel about the etymology of Hades. It may mean the unseen, or the formless. But the unseen becomes to the bewildered conscience the formless, the negation of a world, the darkest conception a man can have of that which is without himself. He brings into it a more terrible darkness, that which is within himself; the worm of conscience which he cannot kill, the fire he can never quench. To be delivered from that is to be delivered from sin. But how may he be delivered from the imagination to which sin has imparted its own horror and confusion? What glimpse of daylight can he discern in the trackless abyss?</w:t>
+        <w:t xml:space="preserve">3. But besides and beyond this narrow house, there are fields of speculation, in which men have lost themselves almost from the beginning of the earth until now. Lord Byron has brought Cain into the Abyss of Space, Lucifer being his guide thither. No conception can be truer. The first murderer must have traversed those regions; innumerable footsteps have followed his—all perhaps under the same conduct. A dark, formless world, in which there is nothing for the eye to dwell upon, for the heart to embrace, where all is vague and monstrous,—this may become, this has become, the habitation of human intellects, formed in God’s image. We can come into such utter dreariness, because we are spirits, because we have a home and a Father, because we can have no rest till we find that home and that Father. If we were merely children of earth, we might be satisfied with its pictures and images; these would be all in all to us. Being better than this, we must make a hell for ourselves, if we cannot find a heaven. Yes, a hell! the simple language is the best. I will not quarrel about the etymology of Hades. It may mean the unseen, or the formless. But the unseen becomes to the bewildered conscience the formless, the negation of a world, the darkest conception a man can have of that which is without himself. He brings into it a more terrible darkness, that which is within himself; the worm of conscience which he cannot kill, the fire he can never quench. To be delivered from that is to be delivered from sin. But how may he be delivered from the imagination to which sin has imparted its own horror and confusion? What glimpse of daylight can he discern in the trackless abyss?</w:t>
       </w:r>
       <w:r>
         <w:rPr>
@@ -6724,7 +6781,7 @@
         <w:rPr>
           <w:lang w:val="en-GB"/>
         </w:rPr>
-        <w:t xml:space="preserve">But are we then to dismiss the phrase as if it imported nothing to us, because we cannot reduce it to this signification, which would be actually nothing? I apprehend that it has the most serious import, and that the Scriptures tell us what it is. The Prophets of the Old Testament, in whose ears the trumpet that sounded loud and long on Sinai was ever repeating its notes, did not allow their countrymen to rest in the old image. Every rending of the mountains,—every earthquake, everything which idolaters looked upon as the sign of the wrath of the tyrant before whom they trembled, everything that the mere philosopher calls an ordinary convulsion of nature——was with them an Archangel’s trumpet, declaring that the righteous and everlasting King was coming forth to punish the earth for its iniquities, and to set truth and judgment in the midst of it. This was the teaching,—the uniform teaching,—of the old seers, in whose school St. Paul’s mind was formed. Are we to suppose that he had a less comprehensive, less spiritual idea of the divine method than they had,—that he deserted them for some more heathenish conception? Are we not rather to conclude that he was carrying out their truth to its highest power; that whatever they meant he meant still more perfectly?</w:t>
+        <w:t xml:space="preserve">But are we then to dismiss the phrase as if it imported nothing to us, because we cannot reduce it to this signification, which would be actually nothing? I apprehend that it has the most serious import, and that the Scriptures tell us what it is. The Prophets of the Old Testament, in whose ears the trumpet that sounded loud and long on Sinai was ever repeating its notes, did not allow their countrymen to rest in the old image. Every rending of the mountains,—every earthquake, everything which idolaters looked upon as the sign of the wrath of the tyrant before whom they trembled, everything that the mere philosopher calls an ordinary convulsion of nature,—was with them an Archangel’s trumpet, declaring that the righteous and everlasting King was coming forth to punish the earth for its iniquities, and to set truth and judgment in the midst of it. This was the teaching,—the uniform teaching,—of the old seers, in whose school St. Paul’s mind was formed. Are we to suppose that he had a less comprehensive, less spiritual idea of the divine method than they had,—that he deserted them for some more heathenish conception? Are we not rather to conclude that he was carrying out their truth to its highest power; that whatever they meant he meant still more perfectly?</w:t>
       </w:r>
     </w:p>
     <w:p>
@@ -7269,30 +7326,30 @@
         <w:rPr>
           <w:lang w:val="en-GB"/>
         </w:rPr>
-        <w:t xml:space="preserve">But if this line was not deep enough, others might be drawn. One class of baptized men might be allowed to rest contented with an ordinary secular life——to marry, rule the household, and do those works which were considered godly by the patriarchs and prophets, and which St. Paul commanded the ministers as well as the members of the churches he founded to perform; others might become religious——might eschew, as far as possible, human ties and obligations, and give themselves to the service of God. Here was another experiment for the purpose of separating the righteous from the unrighteous. A Church was to be set up within the Church. The whole fellowship was not one of saints, but it was one which might nurture saints. There were two great counteractions to the habit of mind which this division indicated. The first lay in the feeling of Churchmen that they were meant to rule the world, and therefore must take part in all the most secular affairs of it, whatever danger there was of defilement from them. The second arose from the strange discovery, that those who were felt and confessed to be the truest saints in virtue of the influence which they exerted, were precisely those who broke down the barriers which had been raised between them and ordinary people. They ate and drank with publicans and sinners. They were especially witnesses to the people of a common Friend and Redeemer, who cared for all. But these existing agencies enable us to understand better the effect of the belief itself on the morality of the Church. Its dealings with the ordinary business of the world took a particularly cunning, sordid, debasing form, because that ordinary business was supposed to be destined only for a lower Christian caste; the very sympathies which were most truly human and divine looked artificial, because, according to the theory, they were portions of the saintly ideal, and the means by which it was exhibited to men. And the lowering effect of the scheme upon those who gathered from it that their calling was to shuffle through existence as they could, and only to expect that divine helpers would be found waiting for them at the close of it, no words can describe.</w:t>
-      </w:r>
-    </w:p>
-    <w:p>
-      <w:pPr>
-        <w:pStyle w:val="BodyText"/>
-      </w:pPr>
-      <w:r>
-        <w:rPr>
-          <w:lang w:val="en-GB"/>
-        </w:rPr>
-        <w:t xml:space="preserve">2. At last there came a clear and effectual testimony against these notions, and the practices to which they had given birth. And it took this form:——It said,</w:t>
-      </w:r>
-      <w:r>
-        <w:rPr>
-          <w:lang w:val="en-GB"/>
-        </w:rPr>
-        <w:t xml:space="preserve"> </w:t>
-      </w:r>
-      <w:r>
-        <w:rPr>
-          <w:lang w:val="en-GB"/>
-        </w:rPr>
-        <w:t xml:space="preserve">“You are seeking to make yourselves just or righteous before God. You cannot do it. There is but one Righteousness——that which is in Christ——for the worst and the best of us. You are seeking to deliver yourselves by this and that experiment from the sense of the evils you have committed. You cannot do it. Faith in the Son of God is the only deliverance for the conscience of any man. You are not free till you trust Him; till you are free, you cannot do the works of a freeman, but only those of a slave.”</w:t>
+        <w:t xml:space="preserve">But if this line was not deep enough, others might be drawn. One class of baptized men might be allowed to rest contented with an ordinary secular life,—to marry, rule the household, and do those works which were considered godly by the patriarchs and prophets, and which St. Paul commanded the ministers as well as the members of the churches he founded to perform; others might become religious,—might eschew, as far as possible, human ties and obligations, and give themselves to the service of God. Here was another experiment for the purpose of separating the righteous from the unrighteous. A Church was to be set up within the Church. The whole fellowship was not one of saints, but it was one which might nurture saints. There were two great counteractions to the habit of mind which this division indicated. The first lay in the feeling of Churchmen that they were meant to rule the world, and therefore must take part in all the most secular affairs of it, whatever danger there was of defilement from them. The second arose from the strange discovery, that those who were felt and confessed to be the truest saints in virtue of the influence which they exerted, were precisely those who broke down the barriers which had been raised between them and ordinary people. They ate and drank with publicans and sinners. They were especially witnesses to the people of a common Friend and Redeemer, who cared for all. But these existing agencies enable us to understand better the effect of the belief itself on the morality of the Church. Its dealings with the ordinary business of the world took a particularly cunning, sordid, debasing form, because that ordinary business was supposed to be destined only for a lower Christian caste; the very sympathies which were most truly human and divine looked artificial, because, according to the theory, they were portions of the saintly ideal, and the means by which it was exhibited to men. And the lowering effect of the scheme upon those who gathered from it that their calling was to shuffle through existence as they could, and only to expect that divine helpers would be found waiting for them at the close of it, no words can describe.</w:t>
+      </w:r>
+    </w:p>
+    <w:p>
+      <w:pPr>
+        <w:pStyle w:val="BodyText"/>
+      </w:pPr>
+      <w:r>
+        <w:rPr>
+          <w:lang w:val="en-GB"/>
+        </w:rPr>
+        <w:t xml:space="preserve">2. At last there came a clear and effectual testimony against these notions, and the practices to which they had given birth. And it took this form:—It said,</w:t>
+      </w:r>
+      <w:r>
+        <w:rPr>
+          <w:lang w:val="en-GB"/>
+        </w:rPr>
+        <w:t xml:space="preserve"> </w:t>
+      </w:r>
+      <w:r>
+        <w:rPr>
+          <w:lang w:val="en-GB"/>
+        </w:rPr>
+        <w:t xml:space="preserve">“You are seeking to make yourselves just or righteous before God. You cannot do it. There is but one Righteousness—that which is in Christ—for the worst and the best of us. You are seeking to deliver yourselves by this and that experiment from the sense of the evils you have committed. You cannot do it. Faith in the Son of God is the only deliverance for the conscience of any man. You are not free till you trust Him; till you are free, you cannot do the works of a freeman, but only those of a slave.”</w:t>
       </w:r>
       <w:r>
         <w:rPr>
@@ -7469,7 +7526,7 @@
         <w:rPr>
           <w:lang w:val="en-GB"/>
         </w:rPr>
-        <w:t xml:space="preserve">How impossible, then, was it for him to receive Baptism as if it were merely the outward badge of a profession——a sign which separated the sect of the Nazarenes from other Jews, or other men! If it marked him out as a Christian, that was because it denoted that he would no more be the member of any sect, of any partial society whatever,—that he was claiming his relation to the Son of God, the Head of the whole human race. It must import his belief that this Son of God, and not Adam, was the true root of Humanity; that from Him, and not from any ancestor, each man derived his life. It must import his acknowledgment, that in himself, in his flesh, dwelt no good thing; but that he was not obliged or intended to live as a creature of flesh, as a separate self-seeking being; that it was utterly contrary to God’s order that he should. But if Baptism imported so much, it must import more. Paul had not devised it, or invented it. An act which expressed the giving up of himself could not be one which only signified that he had made a choice between two religions, abandoning one, adopting another. He had done nothing of the kind. He had not abandoned his Jewish faith; he was holding it fast, maintaining that it had been proved to be true throughout. He was not adopting a Christian religion. He was simply submitting himself to a Son of David as being also the Son of God. Baptism, then, he accepted as the ordinance of God for men, as His declaration of that which is true concerning men, of the actual relation in which men stand to Him. If He had justified His Son by raising Him from the dead,—if, in that act, He had justified the race for which Christ had died,—then it was lawful to tell men that they were justified before God, that they were sons of God in the only-begotten Son; it was lawful to tell them that the act which, by Christ’s command, accompanied the preaching of the Gospel to all nations, signified this, and nothing less than this. If Christ was not the actual Mediator between God and man,—if His resurrection did not declare that God confessed Him in that character, and thereby confessed men to be righteous in Him,—Baptism was a nullity, a mere delusion; it ought not to be associated with the proclamation of facts so stupendous. A message professing to come from God, who is a Spirit, and concerning all the mysteries of man’s spiritual life, should not be linked to a poor petty rite which denoted merely his external position.</w:t>
+        <w:t xml:space="preserve">How impossible, then, was it for him to receive Baptism as if it were merely the outward badge of a profession,—a sign which separated the sect of the Nazarenes from other Jews, or other men! If it marked him out as a Christian, that was because it denoted that he would no more be the member of any sect, of any partial society whatever,—that he was claiming his relation to the Son of God, the Head of the whole human race. It must import his belief that this Son of God, and not Adam, was the true root of Humanity; that from Him, and not from any ancestor, each man derived his life. It must import his acknowledgment, that in himself, in his flesh, dwelt no good thing; but that he was not obliged or intended to live as a creature of flesh, as a separate self-seeking being; that it was utterly contrary to God’s order that he should. But if Baptism imported so much, it must import more. Paul had not devised it, or invented it. An act which expressed the giving up of himself could not be one which only signified that he had made a choice between two religions, abandoning one, adopting another. He had done nothing of the kind. He had not abandoned his Jewish faith; he was holding it fast, maintaining that it had been proved to be true throughout. He was not adopting a Christian religion. He was simply submitting himself to a Son of David as being also the Son of God. Baptism, then, he accepted as the ordinance of God for men, as His declaration of that which is true concerning men, of the actual relation in which men stand to Him. If He had justified His Son by raising Him from the dead,—if, in that act, He had justified the race for which Christ had died,—then it was lawful to tell men that they were justified before God, that they were sons of God in the only-begotten Son; it was lawful to tell them that the act which, by Christ’s command, accompanied the preaching of the Gospel to all nations, signified this, and nothing less than this. If Christ was not the actual Mediator between God and man,—if His resurrection did not declare that God confessed Him in that character, and thereby confessed men to be righteous in Him,—Baptism was a nullity, a mere delusion; it ought not to be associated with the proclamation of facts so stupendous. A message professing to come from God, who is a Spirit, and concerning all the mysteries of man’s spiritual life, should not be linked to a poor petty rite which denoted merely his external position.</w:t>
       </w:r>
     </w:p>
     <w:p>
@@ -7631,7 +7688,7 @@
         <w:rPr>
           <w:lang w:val="en-GB"/>
         </w:rPr>
-        <w:t xml:space="preserve">has practically declared that the cause of which it was the ablest champion forty years ago, is not now defensible; that the men who, if the words of its accomplished clerical ally were true, must have been utterly fantastical, as well as fanatical, governing themselves by some absurd imaginary principle, which has nothing to do with the business of the world,—were really simple, clear-hearted, clear-headed men, who were faithful in their callings, who infused a new and juster spirit into commercial life, who compelled politicians to acknowledge other maxims than those of party, another object than that of advancing themselves. There can be now no manner of doubt that the existence of such men had the most purifying, elevating influence upon English society; that they did very much to overthrow that morality of sentiment which the Anti-Jacobin could only ridicule, and to counteract the stock-jobbing tendencies of the day, which some of those whom the Anti-Jacobin most lauded were nurturing. Their one great testimony, that a man can never be a chattel, was the most significant practical commentary on all they said of the worth of the individual soul—a proof how thoroughly their doctrine possessed their lives——an example to all after generations;—seeing that the very time they chose for making this protest was the one in which the doctrine of the individual rights of men was frightening them and most of their political associates;—seeing that they were accused of promoting Jacobinism as well as of putting the wealth and commerce of the great English cities in peril, and that they nevertheless persevered, in the faith that evil must be denounced at all hazards, and that that which is wrong in the tendencies of a time can only be effectually resisted by the assertion of the right which is most akin to it. This was faith, and these men were in the true sense</w:t>
+        <w:t xml:space="preserve">has practically declared that the cause of which it was the ablest champion forty years ago, is not now defensible; that the men who, if the words of its accomplished clerical ally were true, must have been utterly fantastical, as well as fanatical, governing themselves by some absurd imaginary principle, which has nothing to do with the business of the world,—were really simple, clear-hearted, clear-headed men, who were faithful in their callings, who infused a new and juster spirit into commercial life, who compelled politicians to acknowledge other maxims than those of party, another object than that of advancing themselves. There can be now no manner of doubt that the existence of such men had the most purifying, elevating influence upon English society; that they did very much to overthrow that morality of sentiment which the Anti-Jacobin could only ridicule, and to counteract the stock-jobbing tendencies of the day, which some of those whom the Anti-Jacobin most lauded were nurturing. Their one great testimony, that a man can never be a chattel, was the most significant practical commentary on all they said of the worth of the individual soul—a proof how thoroughly their doctrine possessed their lives,—an example to all after generations;—seeing that the very time they chose for making this protest was the one in which the doctrine of the individual rights of men was frightening them and most of their political associates;—seeing that they were accused of promoting Jacobinism as well as of putting the wealth and commerce of the great English cities in peril, and that they nevertheless persevered, in the faith that evil must be denounced at all hazards, and that that which is wrong in the tendencies of a time can only be effectually resisted by the assertion of the right which is most akin to it. This was faith, and these men were in the true sense</w:t>
       </w:r>
       <w:r>
         <w:rPr>
@@ -10261,7 +10318,7 @@
         <w:rPr>
           <w:lang w:val="en-GB"/>
         </w:rPr>
-        <w:t xml:space="preserve">There is another difference, not less radical and essential, which, I think, we must all at times have perceived, if not when we were repeating this article of the Creed, at least when we were reading those parts of the Scriptures which most illustrate it. What is this office of a Judge? If we follow the popular representations of the great Assize, we should conclude that it was fulfilled when certain persons were subjected to an infinite penalty for their transgressions, and certain others were absolved from that penalty,——perhaps acquired by some means an infinite reward. It is obvious that those who make these statements intend to accommodate themselves to the ordinary maxims of men—to those which are recognised in earthly jurisprudence. They rightly assume that there must be an analogy between the divine procedure and that which we own to be righteous here.</w:t>
+        <w:t xml:space="preserve">There is another difference, not less radical and essential, which, I think, we must all at times have perceived, if not when we were repeating this article of the Creed, at least when we were reading those parts of the Scriptures which most illustrate it. What is this office of a Judge? If we follow the popular representations of the great Assize, we should conclude that it was fulfilled when certain persons were subjected to an infinite penalty for their transgressions, and certain others were absolved from that penalty,—perhaps acquired by some means an infinite reward. It is obvious that those who make these statements intend to accommodate themselves to the ordinary maxims of men—to those which are recognised in earthly jurisprudence. They rightly assume that there must be an analogy between the divine procedure and that which we own to be righteous here.</w:t>
       </w:r>
       <w:r>
         <w:rPr>
@@ -11303,18 +11360,7 @@
         <w:rPr>
           <w:lang w:val="en-GB"/>
         </w:rPr>
-        <w:t xml:space="preserve">4. A number of religious teachers actually claim to be inspired men, and circles of admiring disciples believe them; nay, crowds run after them, in the faith that they have a divine commission. Here is another fact which well deserves to be examined—a very serious fact indeed. It is one which the peremptory decrees of our schools have certainly not cleared up. They have not prevented the fanatics from appearing by their maxim respecting inspiration. They have not done much to weaken or to explain their influence.</w:t>
-      </w:r>
-    </w:p>
-    <w:p>
-      <w:pPr>
-        <w:pStyle w:val="BodyText"/>
-      </w:pPr>
-      <w:r>
-        <w:rPr>
-          <w:lang w:val="en-GB"/>
-        </w:rPr>
-        <w:t xml:space="preserve">If fanaticism is to be checked, we must understand ourselves a little better about its nature and cause.</w:t>
+        <w:t xml:space="preserve">4. A number of religious teachers actually claim to be inspired men, and circles of admiring disciples believe them; nay, crowds run after them, in the faith that they have a divine commission. Here is another fact which well deserves to be examined—a very serious fact indeed. It is one which the peremptory decrees of our schools have certainly not cleared up. They have not prevented the fanatics from appearing by their maxim respecting inspiration. They have not done much to weaken or to explain their influence. If fanaticism is to be checked, we must understand ourselves a little better about its nature and cause.</w:t>
       </w:r>
     </w:p>
     <w:p>
@@ -11958,7 +12004,7 @@
         <w:rPr>
           <w:lang w:val="en-GB"/>
         </w:rPr>
-        <w:t xml:space="preserve">For the different forms in which this theory expresses itself I care little. If any one likes to talk of a verbal Inspiration, if that phrase conveys some substantial meaning to his mind, by all means let him keep it. He cannot go farther than I should in calling for a laborious and reverent attention to the very words of Scripture, and in denouncing the unreasonable notion that thoughts and words can be separated——that the life which is in one must not penetrate the other. If any one likes to speak of plenary Inspiration, I would not complain; I object to the Inspiration which people talk of, for being too empty, not for being too full. These forms of speech are pretty toys for those who have leisure to play with them, and if they are not made so hard as to do mischief, the use of them should never be checked. But they do not belong to business. They are not for those who are struggling with life and death; such persons want not a plenary Inspiration or a verbal Inspiration, but a book of Life; and they will know that they have such a book when you have courage to tell them that there is a Spirit with them who will guide them into the truth of it.</w:t>
+        <w:t xml:space="preserve">For the different forms in which this theory expresses itself I care little. If any one likes to talk of a verbal Inspiration, if that phrase conveys some substantial meaning to his mind, by all means let him keep it. He cannot go farther than I should in calling for a laborious and reverent attention to the very words of Scripture, and in denouncing the unreasonable notion that thoughts and words can be separated—that the life which is in one must not penetrate the other. If any one likes to speak of plenary Inspiration, I would not complain; I object to the Inspiration which people talk of, for being too empty, not for being too full. These forms of speech are pretty toys for those who have leisure to play with them, and if they are not made so hard as to do mischief, the use of them should never be checked. But they do not belong to business. They are not for those who are struggling with life and death; such persons want not a plenary Inspiration or a verbal Inspiration, but a book of Life; and they will know that they have such a book when you have courage to tell them that there is a Spirit with them who will guide them into the truth of it.</w:t>
       </w:r>
     </w:p>
     <w:p>
@@ -12985,18 +13031,7 @@
         <w:rPr>
           <w:lang w:val="en-GB"/>
         </w:rPr>
-        <w:t xml:space="preserve">I feel the truth of these remarks. The subject which I discussed in the last Essay approaches so closely to this, that I could not always avoid allusion to it. But I passed it by as much as I could; the words of our Lord on which I commented enabled me to do so. They speak of a World not of a Church.</w:t>
-      </w:r>
-    </w:p>
-    <w:p>
-      <w:pPr>
-        <w:pStyle w:val="BodyText"/>
-      </w:pPr>
-      <w:r>
-        <w:rPr>
-          <w:lang w:val="en-GB"/>
-        </w:rPr>
-        <w:t xml:space="preserve">They speak of the Comforter as convicting the world of Sin, of Righteousness, of Judgment,—not of Him as a Sanctifier or Reconciler. I desired to follow His guidance; but I did not wish to shrink from the other examination, however appalling it may seem. I allow that there is a very distinct obligation laid upon us all to explain what we understand by the language of Scripture respecting the gift of the Spirit and the foundation of the Church, and how we suppose the records of the world, and the world which we see, can be explained in accordance with it.</w:t>
+        <w:t xml:space="preserve">I feel the truth of these remarks. The subject which I discussed in the last Essay approaches so closely to this, that I could not always avoid allusion to it. But I passed it by as much as I could; the words of our Lord on which I commented enabled me to do so. They speak of a World not of a Church. They speak of the Comforter as convicting the world of Sin, of Righteousness, of Judgment,—not of Him as a Sanctifier or Reconciler. I desired to follow His guidance; but I did not wish to shrink from the other examination, however appalling it may seem. I allow that there is a very distinct obligation laid upon us all to explain what we understand by the language of Scripture respecting the gift of the Spirit and the foundation of the Church, and how we suppose the records of the world, and the world which we see, can be explained in accordance with it.</w:t>
       </w:r>
     </w:p>
     <w:p>
@@ -13437,7 +13472,7 @@
         <w:rPr>
           <w:lang w:val="en-GB"/>
         </w:rPr>
-        <w:t xml:space="preserve">A person who has arrived at this conviction will not be driven from it by any criticisms or denunciations of those who oppose these sects. But what if he should hear deep groans arising from the midst of them, from the very persons who have been educated in them, from those who have learnt to despise, and have continued to despise, the bodies whence they have gone out? What if the complaints of them should be of this kind——that they are not spiritual bodies at all, but formal and worldly; not assertors of moral freedom, but great restrainers of it; that they are bitter against each other, seldom at peace within; that the best praise which can be bestowed upon the best man in any one of these bodies,—the praise which his admirers always dwell upon,—is that he has emancipated himself from the ordinary habits and temper of it? Such is the testimony, not of hard judges, but of sufferers. And if so, can we find among these sects the resemblance of that Church of which St. Paul spoke as being one Body, into which all had been baptized by one Spirit?</w:t>
+        <w:t xml:space="preserve">A person who has arrived at this conviction will not be driven from it by any criticisms or denunciations of those who oppose these sects. But what if he should hear deep groans arising from the midst of them, from the very persons who have been educated in them, from those who have learnt to despise, and have continued to despise, the bodies whence they have gone out? What if the complaints of them should be of this kind,—that they are not spiritual bodies at all, but formal and worldly; not assertors of moral freedom, but great restrainers of it; that they are bitter against each other, seldom at peace within; that the best praise which can be bestowed upon the best man in any one of these bodies,—the praise which his admirers always dwell upon,—is that he has emancipated himself from the ordinary habits and temper of it? Such is the testimony, not of hard judges, but of sufferers. And if so, can we find among these sects the resemblance of that Church of which St. Paul spoke as being one Body, into which all had been baptized by one Spirit?</w:t>
       </w:r>
     </w:p>
     <w:p>
@@ -13979,18 +14014,7 @@
         <w:rPr>
           <w:lang w:val="en-GB"/>
         </w:rPr>
-        <w:t xml:space="preserve">All is peace if we accept this as a Revelation, as a Gospel from God. Reduce it again into the conceptions of your own mind,—make your anticipations not the test, that they must be, but the measure of the Revelation,—and all becomes war again. An iron necessity for the nineteenth century after Christ, as much as for all before it, becomes that to which you refer the world’s life and your own. It is your best comfort to do so. And yet it is such miserable comfort that you will be continually seeking a refuge from it. The vision of some present helper,—some one to whom you can address cries and litanies,—rises up whether your philosophy has taught you to banish it or not. To such a one you will give the name of Father; it will seem the most natural name; you will feel that you must use it, or that your words die in the utterance. But that name will be associated, as it was among old Polytheists, with thoughts of the clouds and the changes of Nature; if your heart insists upon more human associations, then with the turbulence and irregularity you find in yourself. Deal honestly with your own experiences,—it is all I ask,—and then say whether the old name, the given name, is not that which you need, and which you are trying to spell out. You are sure it is there; it must be very near to you.</w:t>
-      </w:r>
-    </w:p>
-    <w:p>
-      <w:pPr>
-        <w:pStyle w:val="BodyText"/>
-      </w:pPr>
-      <w:r>
-        <w:rPr>
-          <w:lang w:val="en-GB"/>
-        </w:rPr>
-        <w:t xml:space="preserve">But speculation does not bring it nearer. The child must confess its Father, and confess itself to Him; then it knows whose Will rules it, and with what Will it has been striving.</w:t>
+        <w:t xml:space="preserve">All is peace if we accept this as a Revelation, as a Gospel from God. Reduce it again into the conceptions of your own mind,—make your anticipations not the test, that they must be, but the measure of the Revelation,—and all becomes war again. An iron necessity for the nineteenth century after Christ, as much as for all before it, becomes that to which you refer the world’s life and your own. It is your best comfort to do so. And yet it is such miserable comfort that you will be continually seeking a refuge from it. The vision of some present helper,—some one to whom you can address cries and litanies,—rises up whether your philosophy has taught you to banish it or not. To such a one you will give the name of Father; it will seem the most natural name; you will feel that you must use it, or that your words die in the utterance. But that name will be associated, as it was among old Polytheists, with thoughts of the clouds and the changes of Nature; if your heart insists upon more human associations, then with the turbulence and irregularity you find in yourself. Deal honestly with your own experiences,—it is all I ask,—and then say whether the old name, the given name, is not that which you need, and which you are trying to spell out. You are sure it is there; it must be very near to you. But speculation does not bring it nearer. The child must confess its Father, and confess itself to Him; then it knows whose Will rules it, and with what Will it has been striving.</w:t>
       </w:r>
     </w:p>
     <w:p>
@@ -14036,7 +14060,7 @@
         <w:rPr>
           <w:lang w:val="en-GB"/>
         </w:rPr>
-        <w:t xml:space="preserve">has taken any strong hold of a man anywhere, when it has displaced the notion of a mere sovereign, there will be a counteraction to this feeling. Those who plead for man with Him must be felt in some sense to express His mind; they will be acknowledged as His sons. But this counteraction, though great, will be inadequate till we have learnt the lesson of which I was speaking just now,—the lesson that the Will of this Father is as steadfast as any Fate can be; that its steadfastness consists in its righteousness; that there cannot be variableness in it, because it is good, and can only seek to do good. This Will demands that which the Necessity excludes. It must speak, it must utter itself. A Will cannot be without a Word. A Will that is, and lives, must utter itself by a living Word. That is what St. John, in his divine theology, declares to us. But if he speaks in one sentence of a Word, he speaks in the next of a Son. The names are used interchangeably; but we should, I believe, lose more than we know, if either had been used exclusively. Experience has shown that those who determinately prefer the first soon fall into that notion of a mere emanation from some mysterious abyss of Divinity, which haunted the oriental mystics and the early heretics, or else into the notion of a mere principle indwelling in man. The Word becomes impersonal: the Will becomes impersonal: very soon the man forgets that he is a person himself, and becomes a mere dreamer or speculator. The blessed name of Son, which connects itself with all human sympathies and relationships, is the deliverance from this phantom region. While we cleave to it, we can never forget that only a Person can express the Will of the Absolute Being; that only in a Person He can see His own image. But the Son of God will soon be merged for us in the Son of man,—we shall refer His relationship to ours, not ours to His,——if we do not recur to that other name, if we do not, by meditating upon it, save ourselves from the unspeakable dangers into which those fall who think of the Son only as their Saviour, and not as the brightness of His Father’s glory. Both these perils are besetting us now as much as they beset any former age. I think they are besetting us more; often when we are not conscious of either as a theological tendency, it is affecting our moral and social feelings, and our ordinary acts, in innumerable ways.</w:t>
+        <w:t xml:space="preserve">has taken any strong hold of a man anywhere, when it has displaced the notion of a mere sovereign, there will be a counteraction to this feeling. Those who plead for man with Him must be felt in some sense to express His mind; they will be acknowledged as His sons. But this counteraction, though great, will be inadequate till we have learnt the lesson of which I was speaking just now,—the lesson that the Will of this Father is as steadfast as any Fate can be; that its steadfastness consists in its righteousness; that there cannot be variableness in it, because it is good, and can only seek to do good. This Will demands that which the Necessity excludes. It must speak, it must utter itself. A Will cannot be without a Word. A Will that is, and lives, must utter itself by a living Word. That is what St. John, in his divine theology, declares to us. But if he speaks in one sentence of a Word, he speaks in the next of a Son. The names are used interchangeably; but we should, I believe, lose more than we know, if either had been used exclusively. Experience has shown that those who determinately prefer the first soon fall into that notion of a mere emanation from some mysterious abyss of Divinity, which haunted the oriental mystics and the early heretics, or else into the notion of a mere principle indwelling in man. The Word becomes impersonal: the Will becomes impersonal: very soon the man forgets that he is a person himself, and becomes a mere dreamer or speculator. The blessed name of Son, which connects itself with all human sympathies and relationships, is the deliverance from this phantom region. While we cleave to it, we can never forget that only a Person can express the Will of the Absolute Being; that only in a Person He can see His own image. But the Son of God will soon be merged for us in the Son of man,—we shall refer His relationship to ours, not ours to His,—if we do not recur to that other name, if we do not, by meditating upon it, save ourselves from the unspeakable dangers into which those fall who think of the Son only as their Saviour, and not as the brightness of His Father’s glory. Both these perils are besetting us now as much as they beset any former age. I think they are besetting us more; often when we are not conscious of either as a theological tendency, it is affecting our moral and social feelings, and our ordinary acts, in innumerable ways.</w:t>
       </w:r>
     </w:p>
     <w:p>
@@ -14301,18 +14325,7 @@
         <w:rPr>
           <w:lang w:val="en-GB"/>
         </w:rPr>
-        <w:t xml:space="preserve">Such language is lofty; I would beseech every earnest Unitarian to consider whether it is wise. Does he mean by a discovery of philosophy, the discovery of a verbal formula? If he does, I must leave him to any advantage he may get from it, only reminding him that he has now become the worshipper of formulas; that he cannot henceforth cast that charge upon us.</w:t>
-      </w:r>
-    </w:p>
-    <w:p>
-      <w:pPr>
-        <w:pStyle w:val="BodyText"/>
-      </w:pPr>
-      <w:r>
-        <w:rPr>
-          <w:lang w:val="en-GB"/>
-        </w:rPr>
-        <w:t xml:space="preserve">But if it is a truth he discovers, may it not be a truth for mankind? And may not a living and true God have taken some way of making that truth known to the creatures whom He has made capable of knowing it? When we speak of a Creed which may be taught and believed, we say that He has done this. We say that in Christ the Trinity is revealed substantially. It is not a doctrine, unless it is more than a doctrine. Either real Persons are declared to us, or nothing is declared about those Persons. Either a real Unity is declared, or nothing is made known to us about a Unity. Supposing philosophy to have perceived a Trinity, or the shadow, or the hint of one, it cannot appropriate this perception to itself,—any more than Gravitation is a truth which Newton could appropriate to himself. The philosopher must ask to what reality the perception or intuition corresponds; of what substance that which he sees is the shadow. No one is bound to assume the position of a philosopher; few have any call to assume it; but supposing a man becomes one, this must be the condition of his work: he must seek for that which is human and universal; for Truth itself, not for some image of it, or some logical expression of it. And he must ask how truth in this sense,—truth as the equivalent of substance or being,—can be made known, so that all shall be partakers of it. I leave that thought to the modern Unitarian philosopher. I would not have him abandon his task, if he thinks that he is appointed to it. I would have him pursue it steadily. For I believe he will find that the philosopher must ascend to knowledge by the same steps as the man; that if he is to find truth, God must reveal Himself to him.</w:t>
+        <w:t xml:space="preserve">Such language is lofty; I would beseech every earnest Unitarian to consider whether it is wise. Does he mean by a discovery of philosophy, the discovery of a verbal formula? If he does, I must leave him to any advantage he may get from it, only reminding him that he has now become the worshipper of formulas; that he cannot henceforth cast that charge upon us. But if it is a truth he discovers, may it not be a truth for mankind? And may not a living and true God have taken some way of making that truth known to the creatures whom He has made capable of knowing it? When we speak of a Creed which may be taught and believed, we say that He has done this. We say that in Christ the Trinity is revealed substantially. It is not a doctrine, unless it is more than a doctrine. Either real Persons are declared to us, or nothing is declared about those Persons. Either a real Unity is declared, or nothing is made known to us about a Unity. Supposing philosophy to have perceived a Trinity, or the shadow, or the hint of one, it cannot appropriate this perception to itself,—any more than Gravitation is a truth which Newton could appropriate to himself. The philosopher must ask to what reality the perception or intuition corresponds; of what substance that which he sees is the shadow. No one is bound to assume the position of a philosopher; few have any call to assume it; but supposing a man becomes one, this must be the condition of his work: he must seek for that which is human and universal; for Truth itself, not for some image of it, or some logical expression of it. And he must ask how truth in this sense,—truth as the equivalent of substance or being,—can be made known, so that all shall be partakers of it. I leave that thought to the modern Unitarian philosopher. I would not have him abandon his task, if he thinks that he is appointed to it. I would have him pursue it steadily. For I believe he will find that the philosopher must ascend to knowledge by the same steps as the man; that if he is to find truth, God must reveal Himself to him.</w:t>
       </w:r>
     </w:p>
     <w:p>
@@ -14541,7 +14554,7 @@
         <w:rPr>
           <w:lang w:val="en-GB"/>
         </w:rPr>
-        <w:t xml:space="preserve">which you have talked of. Are not you conscious very often of utter powerlessness, of a mind anything but disposed to good, anything but disposed to love or aid your fellow-men as you think God is loving and aiding them? Would it not be a satisfaction——not to your feelings only, but to your sincerity,—to believe that there is a Spirit who is urging us to those higher impulses to which we are so indisposed, who is lifting us above ourselves, who is drawing us to the Father of our spirits? I ask you to ponder these thoughts. If you entered into them you would not at all be adopting the doctrines of this book. You might be leaving them and me far behind you. You might be entering into a knowledge of God which I have never attained; might be contemplating Christ’s sacrifice as I have been unable to contemplate it; might be seeing the future condition of the world and God’s judgment of it, under aspects altogether different from mine. But you would be realising all that I desire for myself, for you, for my brethren, because you would be committing us and yourselves to God.</w:t>
+        <w:t xml:space="preserve">which you have talked of. Are not you conscious very often of utter powerlessness, of a mind anything but disposed to good, anything but disposed to love or aid your fellow-men as you think God is loving and aiding them? Would it not be a satisfaction,—not to your feelings only, but to your sincerity,—to believe that there is a Spirit who is urging us to those higher impulses to which we are so indisposed, who is lifting us above ourselves, who is drawing us to the Father of our spirits? I ask you to ponder these thoughts. If you entered into them you would not at all be adopting the doctrines of this book. You might be leaving them and me far behind you. You might be entering into a knowledge of God which I have never attained; might be contemplating Christ’s sacrifice as I have been unable to contemplate it; might be seeing the future condition of the world and God’s judgment of it, under aspects altogether different from mine. But you would be realising all that I desire for myself, for you, for my brethren, because you would be committing us and yourselves to God.</w:t>
       </w:r>
     </w:p>
     <w:p>
@@ -17597,6 +17610,17 @@
       <w:jc w:val="center"/>
     </w:pPr>
   </w:style>
+  <w:style w:customStyle="1" w:styleId="MarginNote" w:type="character">
+    <w:name w:val="Margin Note"/>
+    <w:basedOn w:val="BodyTextChar"/>
+    <w:qFormat/>
+    <w:rPr>
+      <w:b/>
+      <w:bCs/>
+      <w:sz w:val="20"/>
+      <w:szCs w:val="20"/>
+    </w:rPr>
+  </w:style>
   <w:style w:type="paragraph" w:customStyle="1" w:styleId="SourceCode">
     <w:name w:val="Source Code"/>
     <w:basedOn w:val="Normal"/>
